--- a/Assignments.docx
+++ b/Assignments.docx
@@ -16,8 +16,7 @@
           <w:lang w:eastAsia="en-IN"/>
         </w:rPr>
       </w:pPr>
-      <w:bookmarkStart w:id="0" w:name="_GoBack"/>
-      <w:bookmarkEnd w:id="0"/>
+      <w:proofErr w:type="gramStart"/>
       <w:r>
         <w:rPr>
           <w:rFonts w:ascii="Times New Roman" w:eastAsia="Times New Roman" w:hAnsi="Times New Roman" w:cs="Times New Roman"/>
@@ -27,8 +26,9 @@
           <w:szCs w:val="32"/>
           <w:lang w:eastAsia="en-IN"/>
         </w:rPr>
-        <w:t>Question:</w:t>
-      </w:r>
+        <w:t>Question :</w:t>
+      </w:r>
+      <w:proofErr w:type="gramEnd"/>
       <w:r>
         <w:rPr>
           <w:rFonts w:ascii="Times New Roman" w:eastAsia="Times New Roman" w:hAnsi="Times New Roman" w:cs="Times New Roman"/>
@@ -179,7 +179,7 @@
           <w:lang w:eastAsia="en-IN"/>
         </w:rPr>
         <w:drawing>
-          <wp:inline distT="0" distB="0" distL="0" distR="0" wp14:anchorId="65F09458" wp14:editId="5977ED47">
+          <wp:inline distT="0" distB="0" distL="0" distR="0" wp14:anchorId="460F3E8B" wp14:editId="51DF3AA1">
             <wp:extent cx="4033838" cy="1785938"/>
             <wp:effectExtent l="0" t="0" r="5080" b="5080"/>
             <wp:docPr id="1" name="Picture 1"/>
@@ -241,7 +241,7 @@
           <w:lang w:eastAsia="en-IN"/>
         </w:rPr>
         <w:drawing>
-          <wp:inline distT="0" distB="0" distL="0" distR="0" wp14:anchorId="68D6998D" wp14:editId="0BCDB17C">
+          <wp:inline distT="0" distB="0" distL="0" distR="0" wp14:anchorId="7BD90E0C" wp14:editId="50FCE136">
             <wp:extent cx="4085745" cy="2252345"/>
             <wp:effectExtent l="0" t="0" r="0" b="0"/>
             <wp:docPr id="2" name="Picture 2"/>
@@ -408,7 +408,7 @@
         </w:rPr>
         <w:lastRenderedPageBreak/>
         <w:drawing>
-          <wp:inline distT="0" distB="0" distL="0" distR="0" wp14:anchorId="6D1E8DCD" wp14:editId="4832F4AC">
+          <wp:inline distT="0" distB="0" distL="0" distR="0" wp14:anchorId="1058C264" wp14:editId="38262DC7">
             <wp:extent cx="5731510" cy="5091430"/>
             <wp:effectExtent l="0" t="0" r="2540" b="0"/>
             <wp:docPr id="3" name="Picture 3"/>
@@ -463,7 +463,18 @@
           <w:szCs w:val="32"/>
           <w:lang w:eastAsia="en-IN"/>
         </w:rPr>
-        <w:t>Question 2: File Tracking</w:t>
+        <w:t>Question 3</w:t>
+      </w:r>
+      <w:r>
+        <w:rPr>
+          <w:rFonts w:ascii="Times New Roman" w:eastAsia="Times New Roman" w:hAnsi="Times New Roman" w:cs="Times New Roman"/>
+          <w:b/>
+          <w:bCs/>
+          <w:sz w:val="32"/>
+          <w:szCs w:val="32"/>
+          <w:lang w:eastAsia="en-IN"/>
+        </w:rPr>
+        <w:t>: File Tracking</w:t>
       </w:r>
     </w:p>
     <w:p>
@@ -606,7 +617,7 @@
         </w:rPr>
         <w:lastRenderedPageBreak/>
         <w:drawing>
-          <wp:inline distT="0" distB="0" distL="0" distR="0" wp14:anchorId="65E1466B" wp14:editId="0E577235">
+          <wp:inline distT="0" distB="0" distL="0" distR="0" wp14:anchorId="2BB6EEA8" wp14:editId="23EE61D3">
             <wp:extent cx="5453063" cy="6434138"/>
             <wp:effectExtent l="0" t="0" r="0" b="5080"/>
             <wp:docPr id="4" name="Picture 4"/>
@@ -648,6 +659,1860 @@
         </w:drawing>
       </w:r>
     </w:p>
+    <w:p>
+      <w:pPr>
+        <w:spacing w:before="100" w:beforeAutospacing="1" w:after="100" w:afterAutospacing="1"/>
+        <w:rPr>
+          <w:rFonts w:ascii="Times New Roman" w:eastAsia="Times New Roman" w:hAnsi="Times New Roman" w:cs="Times New Roman"/>
+          <w:b/>
+          <w:bCs/>
+          <w:sz w:val="32"/>
+          <w:szCs w:val="32"/>
+          <w:lang w:eastAsia="en-IN"/>
+        </w:rPr>
+      </w:pPr>
+    </w:p>
+    <w:p>
+      <w:pPr>
+        <w:spacing w:before="100" w:beforeAutospacing="1" w:after="100" w:afterAutospacing="1"/>
+        <w:rPr>
+          <w:rFonts w:ascii="Times New Roman" w:eastAsia="Times New Roman" w:hAnsi="Times New Roman" w:cs="Times New Roman"/>
+          <w:b/>
+          <w:bCs/>
+          <w:sz w:val="32"/>
+          <w:szCs w:val="32"/>
+          <w:lang w:eastAsia="en-IN"/>
+        </w:rPr>
+      </w:pPr>
+    </w:p>
+    <w:p>
+      <w:pPr>
+        <w:spacing w:before="100" w:beforeAutospacing="1" w:after="100" w:afterAutospacing="1"/>
+        <w:rPr>
+          <w:rFonts w:ascii="Times New Roman" w:eastAsia="Times New Roman" w:hAnsi="Times New Roman" w:cs="Times New Roman"/>
+          <w:b/>
+          <w:bCs/>
+          <w:sz w:val="32"/>
+          <w:szCs w:val="32"/>
+          <w:lang w:eastAsia="en-IN"/>
+        </w:rPr>
+      </w:pPr>
+    </w:p>
+    <w:p>
+      <w:pPr>
+        <w:spacing w:before="100" w:beforeAutospacing="1" w:after="100" w:afterAutospacing="1"/>
+        <w:rPr>
+          <w:rFonts w:ascii="Times New Roman" w:eastAsia="Times New Roman" w:hAnsi="Times New Roman" w:cs="Times New Roman"/>
+          <w:b/>
+          <w:bCs/>
+          <w:sz w:val="32"/>
+          <w:szCs w:val="32"/>
+          <w:lang w:eastAsia="en-IN"/>
+        </w:rPr>
+      </w:pPr>
+    </w:p>
+    <w:p>
+      <w:pPr>
+        <w:spacing w:before="100" w:beforeAutospacing="1" w:after="100" w:afterAutospacing="1"/>
+        <w:rPr>
+          <w:rFonts w:ascii="Times New Roman" w:eastAsia="Times New Roman" w:hAnsi="Times New Roman" w:cs="Times New Roman"/>
+          <w:b/>
+          <w:bCs/>
+          <w:sz w:val="32"/>
+          <w:szCs w:val="32"/>
+          <w:lang w:eastAsia="en-IN"/>
+        </w:rPr>
+      </w:pPr>
+    </w:p>
+    <w:p>
+      <w:pPr>
+        <w:spacing w:before="100" w:beforeAutospacing="1" w:after="100" w:afterAutospacing="1"/>
+        <w:rPr>
+          <w:rFonts w:ascii="Times New Roman" w:eastAsia="Times New Roman" w:hAnsi="Times New Roman" w:cs="Times New Roman"/>
+          <w:sz w:val="32"/>
+          <w:szCs w:val="32"/>
+          <w:lang w:eastAsia="en-IN"/>
+        </w:rPr>
+      </w:pPr>
+      <w:r>
+        <w:rPr>
+          <w:rFonts w:ascii="Times New Roman" w:eastAsia="Times New Roman" w:hAnsi="Times New Roman" w:cs="Times New Roman"/>
+          <w:b/>
+          <w:bCs/>
+          <w:sz w:val="32"/>
+          <w:szCs w:val="32"/>
+          <w:lang w:eastAsia="en-IN"/>
+        </w:rPr>
+        <w:lastRenderedPageBreak/>
+        <w:t>Question 4</w:t>
+      </w:r>
+      <w:r>
+        <w:rPr>
+          <w:rFonts w:ascii="Times New Roman" w:eastAsia="Times New Roman" w:hAnsi="Times New Roman" w:cs="Times New Roman"/>
+          <w:b/>
+          <w:bCs/>
+          <w:sz w:val="32"/>
+          <w:szCs w:val="32"/>
+          <w:lang w:eastAsia="en-IN"/>
+        </w:rPr>
+        <w:t>: Multiple Files &amp; Mistakes</w:t>
+      </w:r>
+    </w:p>
+    <w:p>
+      <w:pPr>
+        <w:numPr>
+          <w:ilvl w:val="0"/>
+          <w:numId w:val="4"/>
+        </w:numPr>
+        <w:spacing w:before="100" w:beforeAutospacing="1" w:after="100" w:afterAutospacing="1"/>
+        <w:rPr>
+          <w:rFonts w:ascii="Times New Roman" w:eastAsia="Times New Roman" w:hAnsi="Times New Roman" w:cs="Times New Roman"/>
+          <w:sz w:val="32"/>
+          <w:szCs w:val="32"/>
+          <w:lang w:eastAsia="en-IN"/>
+        </w:rPr>
+      </w:pPr>
+      <w:r>
+        <w:rPr>
+          <w:rFonts w:ascii="Times New Roman" w:eastAsia="Times New Roman" w:hAnsi="Times New Roman" w:cs="Times New Roman"/>
+          <w:sz w:val="32"/>
+          <w:szCs w:val="32"/>
+          <w:lang w:eastAsia="en-IN"/>
+        </w:rPr>
+        <w:t xml:space="preserve">Create two new files (file2.txt, file3.txt). </w:t>
+      </w:r>
+    </w:p>
+    <w:p>
+      <w:pPr>
+        <w:numPr>
+          <w:ilvl w:val="0"/>
+          <w:numId w:val="4"/>
+        </w:numPr>
+        <w:spacing w:before="100" w:beforeAutospacing="1" w:after="100" w:afterAutospacing="1"/>
+        <w:rPr>
+          <w:rFonts w:ascii="Times New Roman" w:eastAsia="Times New Roman" w:hAnsi="Times New Roman" w:cs="Times New Roman"/>
+          <w:sz w:val="32"/>
+          <w:szCs w:val="32"/>
+          <w:lang w:eastAsia="en-IN"/>
+        </w:rPr>
+      </w:pPr>
+      <w:r>
+        <w:rPr>
+          <w:rFonts w:ascii="Times New Roman" w:eastAsia="Times New Roman" w:hAnsi="Times New Roman" w:cs="Times New Roman"/>
+          <w:sz w:val="32"/>
+          <w:szCs w:val="32"/>
+          <w:lang w:eastAsia="en-IN"/>
+        </w:rPr>
+        <w:t xml:space="preserve">Try a wrong command like git add. </w:t>
+      </w:r>
+      <w:proofErr w:type="gramStart"/>
+      <w:r>
+        <w:rPr>
+          <w:rFonts w:ascii="Times New Roman" w:eastAsia="Times New Roman" w:hAnsi="Times New Roman" w:cs="Times New Roman"/>
+          <w:sz w:val="32"/>
+          <w:szCs w:val="32"/>
+          <w:lang w:eastAsia="en-IN"/>
+        </w:rPr>
+        <w:t>and</w:t>
+      </w:r>
+      <w:proofErr w:type="gramEnd"/>
+      <w:r>
+        <w:rPr>
+          <w:rFonts w:ascii="Times New Roman" w:eastAsia="Times New Roman" w:hAnsi="Times New Roman" w:cs="Times New Roman"/>
+          <w:sz w:val="32"/>
+          <w:szCs w:val="32"/>
+          <w:lang w:eastAsia="en-IN"/>
+        </w:rPr>
+        <w:t xml:space="preserve"> observe the error. </w:t>
+      </w:r>
+    </w:p>
+    <w:p>
+      <w:pPr>
+        <w:numPr>
+          <w:ilvl w:val="0"/>
+          <w:numId w:val="4"/>
+        </w:numPr>
+        <w:spacing w:before="100" w:beforeAutospacing="1" w:after="100" w:afterAutospacing="1"/>
+        <w:rPr>
+          <w:rFonts w:ascii="Times New Roman" w:eastAsia="Times New Roman" w:hAnsi="Times New Roman" w:cs="Times New Roman"/>
+          <w:sz w:val="32"/>
+          <w:szCs w:val="32"/>
+          <w:lang w:eastAsia="en-IN"/>
+        </w:rPr>
+      </w:pPr>
+      <w:r>
+        <w:rPr>
+          <w:rFonts w:ascii="Times New Roman" w:eastAsia="Times New Roman" w:hAnsi="Times New Roman" w:cs="Times New Roman"/>
+          <w:sz w:val="32"/>
+          <w:szCs w:val="32"/>
+          <w:lang w:eastAsia="en-IN"/>
+        </w:rPr>
+        <w:t xml:space="preserve">Correct it and stage files properly. </w:t>
+      </w:r>
+    </w:p>
+    <w:p>
+      <w:pPr>
+        <w:numPr>
+          <w:ilvl w:val="0"/>
+          <w:numId w:val="4"/>
+        </w:numPr>
+        <w:spacing w:before="100" w:beforeAutospacing="1" w:after="100" w:afterAutospacing="1"/>
+        <w:rPr>
+          <w:rFonts w:ascii="Times New Roman" w:eastAsia="Times New Roman" w:hAnsi="Times New Roman" w:cs="Times New Roman"/>
+          <w:sz w:val="32"/>
+          <w:szCs w:val="32"/>
+          <w:lang w:eastAsia="en-IN"/>
+        </w:rPr>
+      </w:pPr>
+      <w:r>
+        <w:rPr>
+          <w:rFonts w:ascii="Times New Roman" w:eastAsia="Times New Roman" w:hAnsi="Times New Roman" w:cs="Times New Roman"/>
+          <w:sz w:val="32"/>
+          <w:szCs w:val="32"/>
+          <w:lang w:eastAsia="en-IN"/>
+        </w:rPr>
+        <w:t xml:space="preserve">Commit with a meaningful message. </w:t>
+      </w:r>
+    </w:p>
+    <w:p>
+      <w:pPr>
+        <w:numPr>
+          <w:ilvl w:val="0"/>
+          <w:numId w:val="4"/>
+        </w:numPr>
+        <w:spacing w:before="100" w:beforeAutospacing="1" w:after="100" w:afterAutospacing="1"/>
+        <w:rPr>
+          <w:rFonts w:ascii="Times New Roman" w:eastAsia="Times New Roman" w:hAnsi="Times New Roman" w:cs="Times New Roman"/>
+          <w:sz w:val="32"/>
+          <w:szCs w:val="32"/>
+          <w:lang w:eastAsia="en-IN"/>
+        </w:rPr>
+      </w:pPr>
+      <w:r>
+        <w:rPr>
+          <w:rFonts w:ascii="Times New Roman" w:eastAsia="Times New Roman" w:hAnsi="Times New Roman" w:cs="Times New Roman"/>
+          <w:sz w:val="32"/>
+          <w:szCs w:val="32"/>
+          <w:lang w:eastAsia="en-IN"/>
+        </w:rPr>
+        <w:t xml:space="preserve">Verify using git status. </w:t>
+      </w:r>
+    </w:p>
+    <w:p>
+      <w:pPr>
+        <w:spacing w:before="0"/>
+        <w:rPr>
+          <w:rFonts w:ascii="Times New Roman" w:eastAsia="Times New Roman" w:hAnsi="Times New Roman" w:cs="Times New Roman"/>
+          <w:sz w:val="32"/>
+          <w:szCs w:val="32"/>
+          <w:lang w:eastAsia="en-IN"/>
+        </w:rPr>
+      </w:pPr>
+      <w:r>
+        <w:rPr>
+          <w:noProof/>
+          <w:lang w:eastAsia="en-IN"/>
+        </w:rPr>
+        <w:drawing>
+          <wp:inline distT="0" distB="0" distL="0" distR="0" wp14:anchorId="0B2B9760" wp14:editId="225AE870">
+            <wp:extent cx="5731510" cy="6105525"/>
+            <wp:effectExtent l="0" t="0" r="2540" b="9525"/>
+            <wp:docPr id="5" name="Picture 5"/>
+            <wp:cNvGraphicFramePr>
+              <a:graphicFrameLocks xmlns:a="http://schemas.openxmlformats.org/drawingml/2006/main" noChangeAspect="1"/>
+            </wp:cNvGraphicFramePr>
+            <a:graphic xmlns:a="http://schemas.openxmlformats.org/drawingml/2006/main">
+              <a:graphicData uri="http://schemas.openxmlformats.org/drawingml/2006/picture">
+                <pic:pic xmlns:pic="http://schemas.openxmlformats.org/drawingml/2006/picture">
+                  <pic:nvPicPr>
+                    <pic:cNvPr id="1" name=""/>
+                    <pic:cNvPicPr/>
+                  </pic:nvPicPr>
+                  <pic:blipFill>
+                    <a:blip r:embed="rId9"/>
+                    <a:stretch>
+                      <a:fillRect/>
+                    </a:stretch>
+                  </pic:blipFill>
+                  <pic:spPr>
+                    <a:xfrm>
+                      <a:off x="0" y="0"/>
+                      <a:ext cx="5731510" cy="6105525"/>
+                    </a:xfrm>
+                    <a:prstGeom prst="rect">
+                      <a:avLst/>
+                    </a:prstGeom>
+                  </pic:spPr>
+                </pic:pic>
+              </a:graphicData>
+            </a:graphic>
+          </wp:inline>
+        </w:drawing>
+      </w:r>
+    </w:p>
+    <w:p>
+      <w:pPr>
+        <w:spacing w:before="100" w:beforeAutospacing="1" w:after="100" w:afterAutospacing="1"/>
+        <w:rPr>
+          <w:rFonts w:ascii="Times New Roman" w:eastAsia="Times New Roman" w:hAnsi="Times New Roman" w:cs="Times New Roman"/>
+          <w:b/>
+          <w:bCs/>
+          <w:sz w:val="32"/>
+          <w:szCs w:val="32"/>
+          <w:lang w:eastAsia="en-IN"/>
+        </w:rPr>
+      </w:pPr>
+    </w:p>
+    <w:p>
+      <w:pPr>
+        <w:spacing w:before="100" w:beforeAutospacing="1" w:after="100" w:afterAutospacing="1"/>
+        <w:rPr>
+          <w:rFonts w:ascii="Times New Roman" w:eastAsia="Times New Roman" w:hAnsi="Times New Roman" w:cs="Times New Roman"/>
+          <w:b/>
+          <w:bCs/>
+          <w:sz w:val="32"/>
+          <w:szCs w:val="32"/>
+          <w:lang w:eastAsia="en-IN"/>
+        </w:rPr>
+      </w:pPr>
+    </w:p>
+    <w:p>
+      <w:pPr>
+        <w:spacing w:before="100" w:beforeAutospacing="1" w:after="100" w:afterAutospacing="1"/>
+        <w:rPr>
+          <w:rFonts w:ascii="Times New Roman" w:eastAsia="Times New Roman" w:hAnsi="Times New Roman" w:cs="Times New Roman"/>
+          <w:sz w:val="32"/>
+          <w:szCs w:val="32"/>
+          <w:lang w:eastAsia="en-IN"/>
+        </w:rPr>
+      </w:pPr>
+      <w:r>
+        <w:rPr>
+          <w:rFonts w:ascii="Times New Roman" w:eastAsia="Times New Roman" w:hAnsi="Times New Roman" w:cs="Times New Roman"/>
+          <w:b/>
+          <w:bCs/>
+          <w:sz w:val="32"/>
+          <w:szCs w:val="32"/>
+          <w:lang w:eastAsia="en-IN"/>
+        </w:rPr>
+        <w:lastRenderedPageBreak/>
+        <w:t>Question 5</w:t>
+      </w:r>
+      <w:r>
+        <w:rPr>
+          <w:rFonts w:ascii="Times New Roman" w:eastAsia="Times New Roman" w:hAnsi="Times New Roman" w:cs="Times New Roman"/>
+          <w:b/>
+          <w:bCs/>
+          <w:sz w:val="32"/>
+          <w:szCs w:val="32"/>
+          <w:lang w:eastAsia="en-IN"/>
+        </w:rPr>
+        <w:t>: Modifying Files</w:t>
+      </w:r>
+    </w:p>
+    <w:p>
+      <w:pPr>
+        <w:numPr>
+          <w:ilvl w:val="0"/>
+          <w:numId w:val="5"/>
+        </w:numPr>
+        <w:spacing w:before="100" w:beforeAutospacing="1" w:after="100" w:afterAutospacing="1"/>
+        <w:rPr>
+          <w:rFonts w:ascii="Times New Roman" w:eastAsia="Times New Roman" w:hAnsi="Times New Roman" w:cs="Times New Roman"/>
+          <w:sz w:val="32"/>
+          <w:szCs w:val="32"/>
+          <w:lang w:eastAsia="en-IN"/>
+        </w:rPr>
+      </w:pPr>
+      <w:r>
+        <w:rPr>
+          <w:rFonts w:ascii="Times New Roman" w:eastAsia="Times New Roman" w:hAnsi="Times New Roman" w:cs="Times New Roman"/>
+          <w:sz w:val="32"/>
+          <w:szCs w:val="32"/>
+          <w:lang w:eastAsia="en-IN"/>
+        </w:rPr>
+        <w:t xml:space="preserve">Edit an existing file. </w:t>
+      </w:r>
+    </w:p>
+    <w:p>
+      <w:pPr>
+        <w:numPr>
+          <w:ilvl w:val="0"/>
+          <w:numId w:val="5"/>
+        </w:numPr>
+        <w:spacing w:before="100" w:beforeAutospacing="1" w:after="100" w:afterAutospacing="1"/>
+        <w:rPr>
+          <w:rFonts w:ascii="Times New Roman" w:eastAsia="Times New Roman" w:hAnsi="Times New Roman" w:cs="Times New Roman"/>
+          <w:sz w:val="32"/>
+          <w:szCs w:val="32"/>
+          <w:lang w:eastAsia="en-IN"/>
+        </w:rPr>
+      </w:pPr>
+      <w:r>
+        <w:rPr>
+          <w:rFonts w:ascii="Times New Roman" w:eastAsia="Times New Roman" w:hAnsi="Times New Roman" w:cs="Times New Roman"/>
+          <w:sz w:val="32"/>
+          <w:szCs w:val="32"/>
+          <w:lang w:eastAsia="en-IN"/>
+        </w:rPr>
+        <w:t xml:space="preserve">Check the difference using git diff. </w:t>
+      </w:r>
+    </w:p>
+    <w:p>
+      <w:pPr>
+        <w:numPr>
+          <w:ilvl w:val="0"/>
+          <w:numId w:val="5"/>
+        </w:numPr>
+        <w:spacing w:before="100" w:beforeAutospacing="1" w:after="100" w:afterAutospacing="1"/>
+        <w:rPr>
+          <w:rFonts w:ascii="Times New Roman" w:eastAsia="Times New Roman" w:hAnsi="Times New Roman" w:cs="Times New Roman"/>
+          <w:sz w:val="32"/>
+          <w:szCs w:val="32"/>
+          <w:lang w:eastAsia="en-IN"/>
+        </w:rPr>
+      </w:pPr>
+      <w:r>
+        <w:rPr>
+          <w:rFonts w:ascii="Times New Roman" w:eastAsia="Times New Roman" w:hAnsi="Times New Roman" w:cs="Times New Roman"/>
+          <w:sz w:val="32"/>
+          <w:szCs w:val="32"/>
+          <w:lang w:eastAsia="en-IN"/>
+        </w:rPr>
+        <w:t xml:space="preserve">Stage and commit the changes. </w:t>
+      </w:r>
+    </w:p>
+    <w:p>
+      <w:pPr>
+        <w:numPr>
+          <w:ilvl w:val="0"/>
+          <w:numId w:val="5"/>
+        </w:numPr>
+        <w:spacing w:before="100" w:beforeAutospacing="1" w:after="100" w:afterAutospacing="1"/>
+        <w:rPr>
+          <w:rFonts w:ascii="Times New Roman" w:eastAsia="Times New Roman" w:hAnsi="Times New Roman" w:cs="Times New Roman"/>
+          <w:sz w:val="32"/>
+          <w:szCs w:val="32"/>
+          <w:lang w:eastAsia="en-IN"/>
+        </w:rPr>
+      </w:pPr>
+      <w:r>
+        <w:rPr>
+          <w:rFonts w:ascii="Times New Roman" w:eastAsia="Times New Roman" w:hAnsi="Times New Roman" w:cs="Times New Roman"/>
+          <w:sz w:val="32"/>
+          <w:szCs w:val="32"/>
+          <w:lang w:eastAsia="en-IN"/>
+        </w:rPr>
+        <w:t>View history using git log --</w:t>
+      </w:r>
+      <w:proofErr w:type="spellStart"/>
+      <w:r>
+        <w:rPr>
+          <w:rFonts w:ascii="Times New Roman" w:eastAsia="Times New Roman" w:hAnsi="Times New Roman" w:cs="Times New Roman"/>
+          <w:sz w:val="32"/>
+          <w:szCs w:val="32"/>
+          <w:lang w:eastAsia="en-IN"/>
+        </w:rPr>
+        <w:t>oneline</w:t>
+      </w:r>
+      <w:proofErr w:type="spellEnd"/>
+      <w:r>
+        <w:rPr>
+          <w:rFonts w:ascii="Times New Roman" w:eastAsia="Times New Roman" w:hAnsi="Times New Roman" w:cs="Times New Roman"/>
+          <w:sz w:val="32"/>
+          <w:szCs w:val="32"/>
+          <w:lang w:eastAsia="en-IN"/>
+        </w:rPr>
+        <w:t xml:space="preserve">. </w:t>
+      </w:r>
+    </w:p>
+    <w:p>
+      <w:pPr>
+        <w:spacing w:before="0"/>
+        <w:rPr>
+          <w:rFonts w:ascii="Times New Roman" w:eastAsia="Times New Roman" w:hAnsi="Times New Roman" w:cs="Times New Roman"/>
+          <w:sz w:val="32"/>
+          <w:szCs w:val="32"/>
+          <w:lang w:eastAsia="en-IN"/>
+        </w:rPr>
+      </w:pPr>
+      <w:r>
+        <w:rPr>
+          <w:noProof/>
+          <w:lang w:eastAsia="en-IN"/>
+        </w:rPr>
+        <w:drawing>
+          <wp:inline distT="0" distB="0" distL="0" distR="0" wp14:anchorId="1493CAC3" wp14:editId="04D6458E">
+            <wp:extent cx="5731510" cy="6129020"/>
+            <wp:effectExtent l="0" t="0" r="2540" b="5080"/>
+            <wp:docPr id="6" name="Picture 6"/>
+            <wp:cNvGraphicFramePr>
+              <a:graphicFrameLocks xmlns:a="http://schemas.openxmlformats.org/drawingml/2006/main" noChangeAspect="1"/>
+            </wp:cNvGraphicFramePr>
+            <a:graphic xmlns:a="http://schemas.openxmlformats.org/drawingml/2006/main">
+              <a:graphicData uri="http://schemas.openxmlformats.org/drawingml/2006/picture">
+                <pic:pic xmlns:pic="http://schemas.openxmlformats.org/drawingml/2006/picture">
+                  <pic:nvPicPr>
+                    <pic:cNvPr id="1" name=""/>
+                    <pic:cNvPicPr/>
+                  </pic:nvPicPr>
+                  <pic:blipFill>
+                    <a:blip r:embed="rId10"/>
+                    <a:stretch>
+                      <a:fillRect/>
+                    </a:stretch>
+                  </pic:blipFill>
+                  <pic:spPr>
+                    <a:xfrm>
+                      <a:off x="0" y="0"/>
+                      <a:ext cx="5731510" cy="6129020"/>
+                    </a:xfrm>
+                    <a:prstGeom prst="rect">
+                      <a:avLst/>
+                    </a:prstGeom>
+                  </pic:spPr>
+                </pic:pic>
+              </a:graphicData>
+            </a:graphic>
+          </wp:inline>
+        </w:drawing>
+      </w:r>
+    </w:p>
+    <w:p>
+      <w:pPr>
+        <w:spacing w:before="100" w:beforeAutospacing="1" w:after="100" w:afterAutospacing="1"/>
+        <w:rPr>
+          <w:rFonts w:ascii="Times New Roman" w:eastAsia="Times New Roman" w:hAnsi="Times New Roman" w:cs="Times New Roman"/>
+          <w:b/>
+          <w:bCs/>
+          <w:sz w:val="32"/>
+          <w:szCs w:val="32"/>
+          <w:lang w:eastAsia="en-IN"/>
+        </w:rPr>
+      </w:pPr>
+    </w:p>
+    <w:p>
+      <w:pPr>
+        <w:spacing w:before="100" w:beforeAutospacing="1" w:after="100" w:afterAutospacing="1"/>
+        <w:rPr>
+          <w:rFonts w:ascii="Times New Roman" w:eastAsia="Times New Roman" w:hAnsi="Times New Roman" w:cs="Times New Roman"/>
+          <w:b/>
+          <w:bCs/>
+          <w:sz w:val="32"/>
+          <w:szCs w:val="32"/>
+          <w:lang w:eastAsia="en-IN"/>
+        </w:rPr>
+      </w:pPr>
+    </w:p>
+    <w:p>
+      <w:pPr>
+        <w:rPr>
+          <w:rFonts w:ascii="Times New Roman" w:hAnsi="Times New Roman" w:cs="Times New Roman"/>
+          <w:sz w:val="32"/>
+          <w:szCs w:val="32"/>
+        </w:rPr>
+      </w:pPr>
+      <w:bookmarkStart w:id="0" w:name="_GoBack"/>
+      <w:bookmarkEnd w:id="0"/>
+    </w:p>
+    <w:p>
+      <w:pPr>
+        <w:pStyle w:val="Heading2"/>
+        <w:rPr>
+          <w:rFonts w:ascii="Times New Roman" w:hAnsi="Times New Roman" w:cs="Times New Roman"/>
+          <w:color w:val="000000" w:themeColor="text1"/>
+          <w:sz w:val="32"/>
+          <w:szCs w:val="32"/>
+        </w:rPr>
+      </w:pPr>
+      <w:r>
+        <w:rPr>
+          <w:rStyle w:val="Strong"/>
+          <w:rFonts w:ascii="Times New Roman" w:hAnsi="Times New Roman" w:cs="Times New Roman"/>
+          <w:color w:val="000000" w:themeColor="text1"/>
+          <w:sz w:val="32"/>
+          <w:szCs w:val="32"/>
+        </w:rPr>
+        <w:t>Question 6: Branching Practice</w:t>
+      </w:r>
+    </w:p>
+    <w:p>
+      <w:pPr>
+        <w:numPr>
+          <w:ilvl w:val="0"/>
+          <w:numId w:val="7"/>
+        </w:numPr>
+        <w:spacing w:before="100" w:beforeAutospacing="1" w:after="100" w:afterAutospacing="1"/>
+        <w:rPr>
+          <w:rFonts w:ascii="Times New Roman" w:hAnsi="Times New Roman" w:cs="Times New Roman"/>
+          <w:sz w:val="32"/>
+          <w:szCs w:val="32"/>
+        </w:rPr>
+      </w:pPr>
+      <w:r>
+        <w:rPr>
+          <w:rFonts w:ascii="Times New Roman" w:hAnsi="Times New Roman" w:cs="Times New Roman"/>
+          <w:sz w:val="32"/>
+          <w:szCs w:val="32"/>
+        </w:rPr>
+        <w:t xml:space="preserve">Create a new branch using </w:t>
+      </w:r>
+      <w:r>
+        <w:rPr>
+          <w:rStyle w:val="HTMLCode"/>
+          <w:rFonts w:ascii="Times New Roman" w:eastAsiaTheme="minorHAnsi" w:hAnsi="Times New Roman" w:cs="Times New Roman"/>
+          <w:sz w:val="32"/>
+          <w:szCs w:val="32"/>
+        </w:rPr>
+        <w:t>git branch feature1</w:t>
+      </w:r>
+      <w:r>
+        <w:rPr>
+          <w:rFonts w:ascii="Times New Roman" w:hAnsi="Times New Roman" w:cs="Times New Roman"/>
+          <w:sz w:val="32"/>
+          <w:szCs w:val="32"/>
+        </w:rPr>
+        <w:t xml:space="preserve">. </w:t>
+      </w:r>
+    </w:p>
+    <w:p>
+      <w:pPr>
+        <w:numPr>
+          <w:ilvl w:val="0"/>
+          <w:numId w:val="7"/>
+        </w:numPr>
+        <w:spacing w:before="100" w:beforeAutospacing="1" w:after="100" w:afterAutospacing="1"/>
+        <w:rPr>
+          <w:rFonts w:ascii="Times New Roman" w:hAnsi="Times New Roman" w:cs="Times New Roman"/>
+          <w:sz w:val="32"/>
+          <w:szCs w:val="32"/>
+        </w:rPr>
+      </w:pPr>
+      <w:r>
+        <w:rPr>
+          <w:rFonts w:ascii="Times New Roman" w:hAnsi="Times New Roman" w:cs="Times New Roman"/>
+          <w:sz w:val="32"/>
+          <w:szCs w:val="32"/>
+        </w:rPr>
+        <w:t xml:space="preserve">Switch to the branch using </w:t>
+      </w:r>
+      <w:r>
+        <w:rPr>
+          <w:rStyle w:val="HTMLCode"/>
+          <w:rFonts w:ascii="Times New Roman" w:eastAsiaTheme="minorHAnsi" w:hAnsi="Times New Roman" w:cs="Times New Roman"/>
+          <w:sz w:val="32"/>
+          <w:szCs w:val="32"/>
+        </w:rPr>
+        <w:t>git checkout feature1</w:t>
+      </w:r>
+      <w:r>
+        <w:rPr>
+          <w:rFonts w:ascii="Times New Roman" w:hAnsi="Times New Roman" w:cs="Times New Roman"/>
+          <w:sz w:val="32"/>
+          <w:szCs w:val="32"/>
+        </w:rPr>
+        <w:t xml:space="preserve">. </w:t>
+      </w:r>
+    </w:p>
+    <w:p>
+      <w:pPr>
+        <w:numPr>
+          <w:ilvl w:val="0"/>
+          <w:numId w:val="7"/>
+        </w:numPr>
+        <w:spacing w:before="100" w:beforeAutospacing="1" w:after="100" w:afterAutospacing="1"/>
+        <w:rPr>
+          <w:rFonts w:ascii="Times New Roman" w:hAnsi="Times New Roman" w:cs="Times New Roman"/>
+          <w:sz w:val="32"/>
+          <w:szCs w:val="32"/>
+        </w:rPr>
+      </w:pPr>
+      <w:r>
+        <w:rPr>
+          <w:rFonts w:ascii="Times New Roman" w:hAnsi="Times New Roman" w:cs="Times New Roman"/>
+          <w:sz w:val="32"/>
+          <w:szCs w:val="32"/>
+        </w:rPr>
+        <w:t xml:space="preserve">Create a new file and add some content. </w:t>
+      </w:r>
+    </w:p>
+    <w:p>
+      <w:pPr>
+        <w:numPr>
+          <w:ilvl w:val="0"/>
+          <w:numId w:val="7"/>
+        </w:numPr>
+        <w:spacing w:before="100" w:beforeAutospacing="1" w:after="100" w:afterAutospacing="1"/>
+        <w:rPr>
+          <w:rFonts w:ascii="Times New Roman" w:hAnsi="Times New Roman" w:cs="Times New Roman"/>
+          <w:sz w:val="32"/>
+          <w:szCs w:val="32"/>
+        </w:rPr>
+      </w:pPr>
+      <w:r>
+        <w:rPr>
+          <w:rFonts w:ascii="Times New Roman" w:hAnsi="Times New Roman" w:cs="Times New Roman"/>
+          <w:sz w:val="32"/>
+          <w:szCs w:val="32"/>
+        </w:rPr>
+        <w:t xml:space="preserve">Stage and commit the changes. </w:t>
+      </w:r>
+    </w:p>
+    <w:p>
+      <w:pPr>
+        <w:numPr>
+          <w:ilvl w:val="0"/>
+          <w:numId w:val="7"/>
+        </w:numPr>
+        <w:spacing w:before="100" w:beforeAutospacing="1" w:after="100" w:afterAutospacing="1"/>
+        <w:rPr>
+          <w:rFonts w:ascii="Times New Roman" w:hAnsi="Times New Roman" w:cs="Times New Roman"/>
+          <w:sz w:val="32"/>
+          <w:szCs w:val="32"/>
+        </w:rPr>
+      </w:pPr>
+      <w:r>
+        <w:rPr>
+          <w:rFonts w:ascii="Times New Roman" w:hAnsi="Times New Roman" w:cs="Times New Roman"/>
+          <w:sz w:val="32"/>
+          <w:szCs w:val="32"/>
+        </w:rPr>
+        <w:t xml:space="preserve">Switch back to the master branch. </w:t>
+      </w:r>
+    </w:p>
+    <w:p>
+      <w:pPr>
+        <w:numPr>
+          <w:ilvl w:val="0"/>
+          <w:numId w:val="7"/>
+        </w:numPr>
+        <w:spacing w:before="100" w:beforeAutospacing="1" w:after="100" w:afterAutospacing="1"/>
+        <w:rPr>
+          <w:rFonts w:ascii="Times New Roman" w:hAnsi="Times New Roman" w:cs="Times New Roman"/>
+          <w:sz w:val="32"/>
+          <w:szCs w:val="32"/>
+        </w:rPr>
+      </w:pPr>
+      <w:r>
+        <w:rPr>
+          <w:rFonts w:ascii="Times New Roman" w:hAnsi="Times New Roman" w:cs="Times New Roman"/>
+          <w:sz w:val="32"/>
+          <w:szCs w:val="32"/>
+        </w:rPr>
+        <w:t xml:space="preserve">Merge the feature branch into master. </w:t>
+      </w:r>
+    </w:p>
+    <w:p>
+      <w:pPr>
+        <w:numPr>
+          <w:ilvl w:val="0"/>
+          <w:numId w:val="7"/>
+        </w:numPr>
+        <w:spacing w:before="100" w:beforeAutospacing="1" w:after="100" w:afterAutospacing="1"/>
+        <w:rPr>
+          <w:rFonts w:ascii="Times New Roman" w:hAnsi="Times New Roman" w:cs="Times New Roman"/>
+          <w:sz w:val="32"/>
+          <w:szCs w:val="32"/>
+        </w:rPr>
+      </w:pPr>
+      <w:r>
+        <w:rPr>
+          <w:rFonts w:ascii="Times New Roman" w:hAnsi="Times New Roman" w:cs="Times New Roman"/>
+          <w:sz w:val="32"/>
+          <w:szCs w:val="32"/>
+        </w:rPr>
+        <w:t xml:space="preserve">Verify using </w:t>
+      </w:r>
+      <w:r>
+        <w:rPr>
+          <w:rStyle w:val="HTMLCode"/>
+          <w:rFonts w:ascii="Times New Roman" w:eastAsiaTheme="minorHAnsi" w:hAnsi="Times New Roman" w:cs="Times New Roman"/>
+          <w:sz w:val="32"/>
+          <w:szCs w:val="32"/>
+        </w:rPr>
+        <w:t>git log --</w:t>
+      </w:r>
+      <w:proofErr w:type="spellStart"/>
+      <w:r>
+        <w:rPr>
+          <w:rStyle w:val="HTMLCode"/>
+          <w:rFonts w:ascii="Times New Roman" w:eastAsiaTheme="minorHAnsi" w:hAnsi="Times New Roman" w:cs="Times New Roman"/>
+          <w:sz w:val="32"/>
+          <w:szCs w:val="32"/>
+        </w:rPr>
+        <w:t>oneline</w:t>
+      </w:r>
+      <w:proofErr w:type="spellEnd"/>
+      <w:r>
+        <w:rPr>
+          <w:rFonts w:ascii="Times New Roman" w:hAnsi="Times New Roman" w:cs="Times New Roman"/>
+          <w:sz w:val="32"/>
+          <w:szCs w:val="32"/>
+        </w:rPr>
+        <w:t xml:space="preserve">. </w:t>
+      </w:r>
+    </w:p>
+    <w:p>
+      <w:pPr>
+        <w:spacing w:before="0"/>
+        <w:rPr>
+          <w:rFonts w:ascii="Times New Roman" w:hAnsi="Times New Roman" w:cs="Times New Roman"/>
+          <w:sz w:val="32"/>
+          <w:szCs w:val="32"/>
+        </w:rPr>
+      </w:pPr>
+    </w:p>
+    <w:p>
+      <w:pPr>
+        <w:pStyle w:val="Heading2"/>
+        <w:rPr>
+          <w:rFonts w:ascii="Times New Roman" w:hAnsi="Times New Roman" w:cs="Times New Roman"/>
+          <w:sz w:val="32"/>
+          <w:szCs w:val="32"/>
+        </w:rPr>
+      </w:pPr>
+      <w:r>
+        <w:rPr>
+          <w:rFonts w:ascii="Times New Roman" w:hAnsi="Times New Roman" w:cs="Times New Roman"/>
+          <w:sz w:val="32"/>
+          <w:szCs w:val="32"/>
+        </w:rPr>
+        <w:t xml:space="preserve"> </w:t>
+      </w:r>
+      <w:r>
+        <w:rPr>
+          <w:rStyle w:val="Strong"/>
+          <w:rFonts w:ascii="Times New Roman" w:hAnsi="Times New Roman" w:cs="Times New Roman"/>
+          <w:color w:val="000000" w:themeColor="text1"/>
+          <w:sz w:val="32"/>
+          <w:szCs w:val="32"/>
+        </w:rPr>
+        <w:t>Question 7: Stash Practice</w:t>
+      </w:r>
+    </w:p>
+    <w:p>
+      <w:pPr>
+        <w:numPr>
+          <w:ilvl w:val="0"/>
+          <w:numId w:val="8"/>
+        </w:numPr>
+        <w:spacing w:before="100" w:beforeAutospacing="1" w:after="100" w:afterAutospacing="1"/>
+        <w:rPr>
+          <w:rFonts w:ascii="Times New Roman" w:hAnsi="Times New Roman" w:cs="Times New Roman"/>
+          <w:sz w:val="32"/>
+          <w:szCs w:val="32"/>
+        </w:rPr>
+      </w:pPr>
+      <w:r>
+        <w:rPr>
+          <w:rFonts w:ascii="Times New Roman" w:hAnsi="Times New Roman" w:cs="Times New Roman"/>
+          <w:sz w:val="32"/>
+          <w:szCs w:val="32"/>
+        </w:rPr>
+        <w:t xml:space="preserve">Modify an existing file but do not commit. </w:t>
+      </w:r>
+    </w:p>
+    <w:p>
+      <w:pPr>
+        <w:numPr>
+          <w:ilvl w:val="0"/>
+          <w:numId w:val="8"/>
+        </w:numPr>
+        <w:spacing w:before="100" w:beforeAutospacing="1" w:after="100" w:afterAutospacing="1"/>
+        <w:rPr>
+          <w:rFonts w:ascii="Times New Roman" w:hAnsi="Times New Roman" w:cs="Times New Roman"/>
+          <w:sz w:val="32"/>
+          <w:szCs w:val="32"/>
+        </w:rPr>
+      </w:pPr>
+      <w:r>
+        <w:rPr>
+          <w:rFonts w:ascii="Times New Roman" w:hAnsi="Times New Roman" w:cs="Times New Roman"/>
+          <w:sz w:val="32"/>
+          <w:szCs w:val="32"/>
+        </w:rPr>
+        <w:t xml:space="preserve">Check the status of the file. </w:t>
+      </w:r>
+    </w:p>
+    <w:p>
+      <w:pPr>
+        <w:numPr>
+          <w:ilvl w:val="0"/>
+          <w:numId w:val="8"/>
+        </w:numPr>
+        <w:spacing w:before="100" w:beforeAutospacing="1" w:after="100" w:afterAutospacing="1"/>
+        <w:rPr>
+          <w:rFonts w:ascii="Times New Roman" w:hAnsi="Times New Roman" w:cs="Times New Roman"/>
+          <w:sz w:val="32"/>
+          <w:szCs w:val="32"/>
+        </w:rPr>
+      </w:pPr>
+      <w:r>
+        <w:rPr>
+          <w:rFonts w:ascii="Times New Roman" w:hAnsi="Times New Roman" w:cs="Times New Roman"/>
+          <w:sz w:val="32"/>
+          <w:szCs w:val="32"/>
+        </w:rPr>
+        <w:t xml:space="preserve">Save the changes using </w:t>
+      </w:r>
+      <w:r>
+        <w:rPr>
+          <w:rStyle w:val="HTMLCode"/>
+          <w:rFonts w:ascii="Times New Roman" w:eastAsiaTheme="minorHAnsi" w:hAnsi="Times New Roman" w:cs="Times New Roman"/>
+          <w:sz w:val="32"/>
+          <w:szCs w:val="32"/>
+        </w:rPr>
+        <w:t>git stash</w:t>
+      </w:r>
+      <w:r>
+        <w:rPr>
+          <w:rFonts w:ascii="Times New Roman" w:hAnsi="Times New Roman" w:cs="Times New Roman"/>
+          <w:sz w:val="32"/>
+          <w:szCs w:val="32"/>
+        </w:rPr>
+        <w:t xml:space="preserve">. </w:t>
+      </w:r>
+    </w:p>
+    <w:p>
+      <w:pPr>
+        <w:numPr>
+          <w:ilvl w:val="0"/>
+          <w:numId w:val="8"/>
+        </w:numPr>
+        <w:spacing w:before="100" w:beforeAutospacing="1" w:after="100" w:afterAutospacing="1"/>
+        <w:rPr>
+          <w:rFonts w:ascii="Times New Roman" w:hAnsi="Times New Roman" w:cs="Times New Roman"/>
+          <w:sz w:val="32"/>
+          <w:szCs w:val="32"/>
+        </w:rPr>
+      </w:pPr>
+      <w:r>
+        <w:rPr>
+          <w:rFonts w:ascii="Times New Roman" w:hAnsi="Times New Roman" w:cs="Times New Roman"/>
+          <w:sz w:val="32"/>
+          <w:szCs w:val="32"/>
+        </w:rPr>
+        <w:t xml:space="preserve">Verify working directory is clean. </w:t>
+      </w:r>
+    </w:p>
+    <w:p>
+      <w:pPr>
+        <w:numPr>
+          <w:ilvl w:val="0"/>
+          <w:numId w:val="8"/>
+        </w:numPr>
+        <w:spacing w:before="100" w:beforeAutospacing="1" w:after="100" w:afterAutospacing="1"/>
+        <w:rPr>
+          <w:rFonts w:ascii="Times New Roman" w:hAnsi="Times New Roman" w:cs="Times New Roman"/>
+          <w:sz w:val="32"/>
+          <w:szCs w:val="32"/>
+        </w:rPr>
+      </w:pPr>
+      <w:r>
+        <w:rPr>
+          <w:rFonts w:ascii="Times New Roman" w:hAnsi="Times New Roman" w:cs="Times New Roman"/>
+          <w:sz w:val="32"/>
+          <w:szCs w:val="32"/>
+        </w:rPr>
+        <w:t xml:space="preserve">Apply the stashed changes using </w:t>
+      </w:r>
+      <w:r>
+        <w:rPr>
+          <w:rStyle w:val="HTMLCode"/>
+          <w:rFonts w:ascii="Times New Roman" w:eastAsiaTheme="minorHAnsi" w:hAnsi="Times New Roman" w:cs="Times New Roman"/>
+          <w:sz w:val="32"/>
+          <w:szCs w:val="32"/>
+        </w:rPr>
+        <w:t>git stash pop</w:t>
+      </w:r>
+      <w:r>
+        <w:rPr>
+          <w:rFonts w:ascii="Times New Roman" w:hAnsi="Times New Roman" w:cs="Times New Roman"/>
+          <w:sz w:val="32"/>
+          <w:szCs w:val="32"/>
+        </w:rPr>
+        <w:t xml:space="preserve">. </w:t>
+      </w:r>
+    </w:p>
+    <w:p>
+      <w:pPr>
+        <w:numPr>
+          <w:ilvl w:val="0"/>
+          <w:numId w:val="8"/>
+        </w:numPr>
+        <w:spacing w:before="100" w:beforeAutospacing="1" w:after="100" w:afterAutospacing="1"/>
+        <w:rPr>
+          <w:rFonts w:ascii="Times New Roman" w:hAnsi="Times New Roman" w:cs="Times New Roman"/>
+          <w:sz w:val="32"/>
+          <w:szCs w:val="32"/>
+        </w:rPr>
+      </w:pPr>
+      <w:r>
+        <w:rPr>
+          <w:rFonts w:ascii="Times New Roman" w:hAnsi="Times New Roman" w:cs="Times New Roman"/>
+          <w:sz w:val="32"/>
+          <w:szCs w:val="32"/>
+        </w:rPr>
+        <w:t xml:space="preserve">Stage and commit the changes. </w:t>
+      </w:r>
+    </w:p>
+    <w:p>
+      <w:pPr>
+        <w:numPr>
+          <w:ilvl w:val="0"/>
+          <w:numId w:val="8"/>
+        </w:numPr>
+        <w:spacing w:before="100" w:beforeAutospacing="1" w:after="100" w:afterAutospacing="1"/>
+        <w:rPr>
+          <w:rFonts w:ascii="Times New Roman" w:hAnsi="Times New Roman" w:cs="Times New Roman"/>
+          <w:sz w:val="32"/>
+          <w:szCs w:val="32"/>
+        </w:rPr>
+      </w:pPr>
+      <w:r>
+        <w:rPr>
+          <w:rFonts w:ascii="Times New Roman" w:hAnsi="Times New Roman" w:cs="Times New Roman"/>
+          <w:sz w:val="32"/>
+          <w:szCs w:val="32"/>
+        </w:rPr>
+        <w:t xml:space="preserve">Verify using </w:t>
+      </w:r>
+      <w:r>
+        <w:rPr>
+          <w:rStyle w:val="HTMLCode"/>
+          <w:rFonts w:ascii="Times New Roman" w:eastAsiaTheme="minorHAnsi" w:hAnsi="Times New Roman" w:cs="Times New Roman"/>
+          <w:sz w:val="32"/>
+          <w:szCs w:val="32"/>
+        </w:rPr>
+        <w:t>git status</w:t>
+      </w:r>
+      <w:r>
+        <w:rPr>
+          <w:rFonts w:ascii="Times New Roman" w:hAnsi="Times New Roman" w:cs="Times New Roman"/>
+          <w:sz w:val="32"/>
+          <w:szCs w:val="32"/>
+        </w:rPr>
+        <w:t>.</w:t>
+      </w:r>
+    </w:p>
+    <w:p>
+      <w:pPr>
+        <w:pStyle w:val="Heading2"/>
+        <w:rPr>
+          <w:rFonts w:ascii="Times New Roman" w:hAnsi="Times New Roman" w:cs="Times New Roman"/>
+          <w:color w:val="000000" w:themeColor="text1"/>
+          <w:sz w:val="32"/>
+          <w:szCs w:val="32"/>
+        </w:rPr>
+      </w:pPr>
+      <w:r>
+        <w:rPr>
+          <w:rStyle w:val="Strong"/>
+          <w:rFonts w:ascii="Times New Roman" w:hAnsi="Times New Roman" w:cs="Times New Roman"/>
+          <w:color w:val="000000" w:themeColor="text1"/>
+          <w:sz w:val="32"/>
+          <w:szCs w:val="32"/>
+        </w:rPr>
+        <w:t>Question 8: Tagging Practice</w:t>
+      </w:r>
+    </w:p>
+    <w:p>
+      <w:pPr>
+        <w:numPr>
+          <w:ilvl w:val="0"/>
+          <w:numId w:val="9"/>
+        </w:numPr>
+        <w:spacing w:before="100" w:beforeAutospacing="1" w:after="100" w:afterAutospacing="1"/>
+        <w:rPr>
+          <w:rFonts w:ascii="Times New Roman" w:hAnsi="Times New Roman" w:cs="Times New Roman"/>
+          <w:sz w:val="32"/>
+          <w:szCs w:val="32"/>
+        </w:rPr>
+      </w:pPr>
+      <w:r>
+        <w:rPr>
+          <w:rFonts w:ascii="Times New Roman" w:hAnsi="Times New Roman" w:cs="Times New Roman"/>
+          <w:sz w:val="32"/>
+          <w:szCs w:val="32"/>
+        </w:rPr>
+        <w:t xml:space="preserve">Create a tag for the current commit. </w:t>
+      </w:r>
+    </w:p>
+    <w:p>
+      <w:pPr>
+        <w:numPr>
+          <w:ilvl w:val="0"/>
+          <w:numId w:val="9"/>
+        </w:numPr>
+        <w:spacing w:before="100" w:beforeAutospacing="1" w:after="100" w:afterAutospacing="1"/>
+        <w:rPr>
+          <w:rFonts w:ascii="Times New Roman" w:hAnsi="Times New Roman" w:cs="Times New Roman"/>
+          <w:sz w:val="32"/>
+          <w:szCs w:val="32"/>
+        </w:rPr>
+      </w:pPr>
+      <w:r>
+        <w:rPr>
+          <w:rFonts w:ascii="Times New Roman" w:hAnsi="Times New Roman" w:cs="Times New Roman"/>
+          <w:sz w:val="32"/>
+          <w:szCs w:val="32"/>
+        </w:rPr>
+        <w:t xml:space="preserve">List all available tags in the repository. </w:t>
+      </w:r>
+    </w:p>
+    <w:p>
+      <w:pPr>
+        <w:numPr>
+          <w:ilvl w:val="0"/>
+          <w:numId w:val="9"/>
+        </w:numPr>
+        <w:spacing w:before="100" w:beforeAutospacing="1" w:after="100" w:afterAutospacing="1"/>
+        <w:rPr>
+          <w:rFonts w:ascii="Times New Roman" w:hAnsi="Times New Roman" w:cs="Times New Roman"/>
+          <w:sz w:val="32"/>
+          <w:szCs w:val="32"/>
+        </w:rPr>
+      </w:pPr>
+      <w:r>
+        <w:rPr>
+          <w:rFonts w:ascii="Times New Roman" w:hAnsi="Times New Roman" w:cs="Times New Roman"/>
+          <w:sz w:val="32"/>
+          <w:szCs w:val="32"/>
+        </w:rPr>
+        <w:t xml:space="preserve">View details of a specific tag. </w:t>
+      </w:r>
+    </w:p>
+    <w:p>
+      <w:pPr>
+        <w:numPr>
+          <w:ilvl w:val="0"/>
+          <w:numId w:val="9"/>
+        </w:numPr>
+        <w:spacing w:before="100" w:beforeAutospacing="1" w:after="100" w:afterAutospacing="1"/>
+        <w:rPr>
+          <w:rFonts w:ascii="Times New Roman" w:hAnsi="Times New Roman" w:cs="Times New Roman"/>
+          <w:sz w:val="32"/>
+          <w:szCs w:val="32"/>
+        </w:rPr>
+      </w:pPr>
+      <w:r>
+        <w:rPr>
+          <w:rFonts w:ascii="Times New Roman" w:hAnsi="Times New Roman" w:cs="Times New Roman"/>
+          <w:sz w:val="32"/>
+          <w:szCs w:val="32"/>
+        </w:rPr>
+        <w:t>Push the tag to the remote repository.</w:t>
+      </w:r>
+    </w:p>
+    <w:p>
+      <w:pPr>
+        <w:pStyle w:val="Heading2"/>
+        <w:rPr>
+          <w:rFonts w:ascii="Times New Roman" w:hAnsi="Times New Roman" w:cs="Times New Roman"/>
+          <w:color w:val="000000" w:themeColor="text1"/>
+          <w:sz w:val="32"/>
+          <w:szCs w:val="32"/>
+        </w:rPr>
+      </w:pPr>
+      <w:r>
+        <w:rPr>
+          <w:rStyle w:val="Strong"/>
+          <w:rFonts w:ascii="Times New Roman" w:hAnsi="Times New Roman" w:cs="Times New Roman"/>
+          <w:color w:val="000000" w:themeColor="text1"/>
+          <w:sz w:val="32"/>
+          <w:szCs w:val="32"/>
+        </w:rPr>
+        <w:t>Question 9: Reset Practice</w:t>
+      </w:r>
+    </w:p>
+    <w:p>
+      <w:pPr>
+        <w:numPr>
+          <w:ilvl w:val="0"/>
+          <w:numId w:val="10"/>
+        </w:numPr>
+        <w:spacing w:before="100" w:beforeAutospacing="1" w:after="100" w:afterAutospacing="1"/>
+        <w:rPr>
+          <w:rFonts w:ascii="Times New Roman" w:hAnsi="Times New Roman" w:cs="Times New Roman"/>
+          <w:sz w:val="32"/>
+          <w:szCs w:val="32"/>
+        </w:rPr>
+      </w:pPr>
+      <w:r>
+        <w:rPr>
+          <w:rFonts w:ascii="Times New Roman" w:hAnsi="Times New Roman" w:cs="Times New Roman"/>
+          <w:sz w:val="32"/>
+          <w:szCs w:val="32"/>
+        </w:rPr>
+        <w:t xml:space="preserve">View the commit history. </w:t>
+      </w:r>
+    </w:p>
+    <w:p>
+      <w:pPr>
+        <w:numPr>
+          <w:ilvl w:val="0"/>
+          <w:numId w:val="10"/>
+        </w:numPr>
+        <w:spacing w:before="100" w:beforeAutospacing="1" w:after="100" w:afterAutospacing="1"/>
+        <w:rPr>
+          <w:rFonts w:ascii="Times New Roman" w:hAnsi="Times New Roman" w:cs="Times New Roman"/>
+          <w:sz w:val="32"/>
+          <w:szCs w:val="32"/>
+        </w:rPr>
+      </w:pPr>
+      <w:r>
+        <w:rPr>
+          <w:rFonts w:ascii="Times New Roman" w:hAnsi="Times New Roman" w:cs="Times New Roman"/>
+          <w:sz w:val="32"/>
+          <w:szCs w:val="32"/>
+        </w:rPr>
+        <w:t xml:space="preserve">Undo the last commit but keep changes staged. </w:t>
+      </w:r>
+    </w:p>
+    <w:p>
+      <w:pPr>
+        <w:numPr>
+          <w:ilvl w:val="0"/>
+          <w:numId w:val="10"/>
+        </w:numPr>
+        <w:spacing w:before="100" w:beforeAutospacing="1" w:after="100" w:afterAutospacing="1"/>
+        <w:rPr>
+          <w:rFonts w:ascii="Times New Roman" w:hAnsi="Times New Roman" w:cs="Times New Roman"/>
+          <w:sz w:val="32"/>
+          <w:szCs w:val="32"/>
+        </w:rPr>
+      </w:pPr>
+      <w:r>
+        <w:rPr>
+          <w:rFonts w:ascii="Times New Roman" w:hAnsi="Times New Roman" w:cs="Times New Roman"/>
+          <w:sz w:val="32"/>
+          <w:szCs w:val="32"/>
+        </w:rPr>
+        <w:t xml:space="preserve">Undo another commit and </w:t>
+      </w:r>
+      <w:proofErr w:type="spellStart"/>
+      <w:r>
+        <w:rPr>
+          <w:rFonts w:ascii="Times New Roman" w:hAnsi="Times New Roman" w:cs="Times New Roman"/>
+          <w:sz w:val="32"/>
+          <w:szCs w:val="32"/>
+        </w:rPr>
+        <w:t>unstage</w:t>
+      </w:r>
+      <w:proofErr w:type="spellEnd"/>
+      <w:r>
+        <w:rPr>
+          <w:rFonts w:ascii="Times New Roman" w:hAnsi="Times New Roman" w:cs="Times New Roman"/>
+          <w:sz w:val="32"/>
+          <w:szCs w:val="32"/>
+        </w:rPr>
+        <w:t xml:space="preserve"> the changes. </w:t>
+      </w:r>
+    </w:p>
+    <w:p>
+      <w:pPr>
+        <w:numPr>
+          <w:ilvl w:val="0"/>
+          <w:numId w:val="10"/>
+        </w:numPr>
+        <w:spacing w:before="100" w:beforeAutospacing="1" w:after="100" w:afterAutospacing="1"/>
+        <w:rPr>
+          <w:rFonts w:ascii="Times New Roman" w:hAnsi="Times New Roman" w:cs="Times New Roman"/>
+          <w:sz w:val="32"/>
+          <w:szCs w:val="32"/>
+        </w:rPr>
+      </w:pPr>
+      <w:r>
+        <w:rPr>
+          <w:rFonts w:ascii="Times New Roman" w:hAnsi="Times New Roman" w:cs="Times New Roman"/>
+          <w:sz w:val="32"/>
+          <w:szCs w:val="32"/>
+        </w:rPr>
+        <w:t xml:space="preserve">Completely remove the last commit and its changes. </w:t>
+      </w:r>
+    </w:p>
+    <w:p>
+      <w:pPr>
+        <w:numPr>
+          <w:ilvl w:val="0"/>
+          <w:numId w:val="10"/>
+        </w:numPr>
+        <w:spacing w:before="100" w:beforeAutospacing="1" w:after="100" w:afterAutospacing="1"/>
+        <w:rPr>
+          <w:rFonts w:ascii="Times New Roman" w:hAnsi="Times New Roman" w:cs="Times New Roman"/>
+          <w:sz w:val="32"/>
+          <w:szCs w:val="32"/>
+        </w:rPr>
+      </w:pPr>
+      <w:r>
+        <w:rPr>
+          <w:rFonts w:ascii="Times New Roman" w:hAnsi="Times New Roman" w:cs="Times New Roman"/>
+          <w:sz w:val="32"/>
+          <w:szCs w:val="32"/>
+        </w:rPr>
+        <w:t>Verify the changes using commit history.</w:t>
+      </w:r>
+    </w:p>
+    <w:p>
+      <w:pPr>
+        <w:pStyle w:val="Heading2"/>
+        <w:rPr>
+          <w:rFonts w:ascii="Times New Roman" w:hAnsi="Times New Roman" w:cs="Times New Roman"/>
+          <w:color w:val="000000" w:themeColor="text1"/>
+          <w:sz w:val="32"/>
+          <w:szCs w:val="32"/>
+        </w:rPr>
+      </w:pPr>
+      <w:r>
+        <w:rPr>
+          <w:rStyle w:val="Strong"/>
+          <w:rFonts w:ascii="Times New Roman" w:hAnsi="Times New Roman" w:cs="Times New Roman"/>
+          <w:color w:val="000000" w:themeColor="text1"/>
+          <w:sz w:val="32"/>
+          <w:szCs w:val="32"/>
+        </w:rPr>
+        <w:lastRenderedPageBreak/>
+        <w:t>Question 10: Revert Practice</w:t>
+      </w:r>
+    </w:p>
+    <w:p>
+      <w:pPr>
+        <w:numPr>
+          <w:ilvl w:val="0"/>
+          <w:numId w:val="11"/>
+        </w:numPr>
+        <w:spacing w:before="100" w:beforeAutospacing="1" w:after="100" w:afterAutospacing="1"/>
+        <w:rPr>
+          <w:rFonts w:ascii="Times New Roman" w:hAnsi="Times New Roman" w:cs="Times New Roman"/>
+          <w:sz w:val="32"/>
+          <w:szCs w:val="32"/>
+        </w:rPr>
+      </w:pPr>
+      <w:r>
+        <w:rPr>
+          <w:rFonts w:ascii="Times New Roman" w:hAnsi="Times New Roman" w:cs="Times New Roman"/>
+          <w:sz w:val="32"/>
+          <w:szCs w:val="32"/>
+        </w:rPr>
+        <w:t xml:space="preserve">View the commit history. </w:t>
+      </w:r>
+    </w:p>
+    <w:p>
+      <w:pPr>
+        <w:numPr>
+          <w:ilvl w:val="0"/>
+          <w:numId w:val="11"/>
+        </w:numPr>
+        <w:spacing w:before="100" w:beforeAutospacing="1" w:after="100" w:afterAutospacing="1"/>
+        <w:rPr>
+          <w:rFonts w:ascii="Times New Roman" w:hAnsi="Times New Roman" w:cs="Times New Roman"/>
+          <w:sz w:val="32"/>
+          <w:szCs w:val="32"/>
+        </w:rPr>
+      </w:pPr>
+      <w:r>
+        <w:rPr>
+          <w:rFonts w:ascii="Times New Roman" w:hAnsi="Times New Roman" w:cs="Times New Roman"/>
+          <w:sz w:val="32"/>
+          <w:szCs w:val="32"/>
+        </w:rPr>
+        <w:t xml:space="preserve">Select a commit to revert. </w:t>
+      </w:r>
+    </w:p>
+    <w:p>
+      <w:pPr>
+        <w:numPr>
+          <w:ilvl w:val="0"/>
+          <w:numId w:val="11"/>
+        </w:numPr>
+        <w:spacing w:before="100" w:beforeAutospacing="1" w:after="100" w:afterAutospacing="1"/>
+        <w:rPr>
+          <w:rFonts w:ascii="Times New Roman" w:hAnsi="Times New Roman" w:cs="Times New Roman"/>
+          <w:sz w:val="32"/>
+          <w:szCs w:val="32"/>
+        </w:rPr>
+      </w:pPr>
+      <w:r>
+        <w:rPr>
+          <w:rFonts w:ascii="Times New Roman" w:hAnsi="Times New Roman" w:cs="Times New Roman"/>
+          <w:sz w:val="32"/>
+          <w:szCs w:val="32"/>
+        </w:rPr>
+        <w:t xml:space="preserve">Revert the selected commit safely. </w:t>
+      </w:r>
+    </w:p>
+    <w:p>
+      <w:pPr>
+        <w:numPr>
+          <w:ilvl w:val="0"/>
+          <w:numId w:val="11"/>
+        </w:numPr>
+        <w:spacing w:before="100" w:beforeAutospacing="1" w:after="100" w:afterAutospacing="1"/>
+        <w:rPr>
+          <w:rFonts w:ascii="Times New Roman" w:hAnsi="Times New Roman" w:cs="Times New Roman"/>
+          <w:sz w:val="32"/>
+          <w:szCs w:val="32"/>
+        </w:rPr>
+      </w:pPr>
+      <w:r>
+        <w:rPr>
+          <w:rFonts w:ascii="Times New Roman" w:hAnsi="Times New Roman" w:cs="Times New Roman"/>
+          <w:sz w:val="32"/>
+          <w:szCs w:val="32"/>
+        </w:rPr>
+        <w:t xml:space="preserve">Verify that a new commit </w:t>
+      </w:r>
+      <w:proofErr w:type="gramStart"/>
+      <w:r>
+        <w:rPr>
+          <w:rFonts w:ascii="Times New Roman" w:hAnsi="Times New Roman" w:cs="Times New Roman"/>
+          <w:sz w:val="32"/>
+          <w:szCs w:val="32"/>
+        </w:rPr>
+        <w:t>is created</w:t>
+      </w:r>
+      <w:proofErr w:type="gramEnd"/>
+      <w:r>
+        <w:rPr>
+          <w:rFonts w:ascii="Times New Roman" w:hAnsi="Times New Roman" w:cs="Times New Roman"/>
+          <w:sz w:val="32"/>
+          <w:szCs w:val="32"/>
+        </w:rPr>
+        <w:t xml:space="preserve">. </w:t>
+      </w:r>
+    </w:p>
+    <w:p>
+      <w:pPr>
+        <w:numPr>
+          <w:ilvl w:val="0"/>
+          <w:numId w:val="11"/>
+        </w:numPr>
+        <w:spacing w:before="100" w:beforeAutospacing="1" w:after="100" w:afterAutospacing="1"/>
+        <w:rPr>
+          <w:rFonts w:ascii="Times New Roman" w:hAnsi="Times New Roman" w:cs="Times New Roman"/>
+          <w:sz w:val="32"/>
+          <w:szCs w:val="32"/>
+        </w:rPr>
+      </w:pPr>
+      <w:r>
+        <w:rPr>
+          <w:rFonts w:ascii="Times New Roman" w:hAnsi="Times New Roman" w:cs="Times New Roman"/>
+          <w:sz w:val="32"/>
+          <w:szCs w:val="32"/>
+        </w:rPr>
+        <w:t>Check the updated commit history.</w:t>
+      </w:r>
+    </w:p>
+    <w:p>
+      <w:pPr>
+        <w:pStyle w:val="Heading2"/>
+        <w:rPr>
+          <w:rFonts w:ascii="Times New Roman" w:hAnsi="Times New Roman" w:cs="Times New Roman"/>
+          <w:color w:val="000000" w:themeColor="text1"/>
+          <w:sz w:val="32"/>
+          <w:szCs w:val="32"/>
+        </w:rPr>
+      </w:pPr>
+      <w:r>
+        <w:rPr>
+          <w:rStyle w:val="Strong"/>
+          <w:rFonts w:ascii="Times New Roman" w:hAnsi="Times New Roman" w:cs="Times New Roman"/>
+          <w:color w:val="000000" w:themeColor="text1"/>
+          <w:sz w:val="32"/>
+          <w:szCs w:val="32"/>
+        </w:rPr>
+        <w:t>Question 11: Git Log &amp; History Analysis</w:t>
+      </w:r>
+    </w:p>
+    <w:p>
+      <w:pPr>
+        <w:numPr>
+          <w:ilvl w:val="0"/>
+          <w:numId w:val="12"/>
+        </w:numPr>
+        <w:spacing w:before="100" w:beforeAutospacing="1" w:after="100" w:afterAutospacing="1"/>
+        <w:rPr>
+          <w:rFonts w:ascii="Times New Roman" w:hAnsi="Times New Roman" w:cs="Times New Roman"/>
+          <w:sz w:val="32"/>
+          <w:szCs w:val="32"/>
+        </w:rPr>
+      </w:pPr>
+      <w:r>
+        <w:rPr>
+          <w:rFonts w:ascii="Times New Roman" w:hAnsi="Times New Roman" w:cs="Times New Roman"/>
+          <w:sz w:val="32"/>
+          <w:szCs w:val="32"/>
+        </w:rPr>
+        <w:t xml:space="preserve">View the commit history in short format. </w:t>
+      </w:r>
+    </w:p>
+    <w:p>
+      <w:pPr>
+        <w:numPr>
+          <w:ilvl w:val="0"/>
+          <w:numId w:val="12"/>
+        </w:numPr>
+        <w:spacing w:before="100" w:beforeAutospacing="1" w:after="100" w:afterAutospacing="1"/>
+        <w:rPr>
+          <w:rFonts w:ascii="Times New Roman" w:hAnsi="Times New Roman" w:cs="Times New Roman"/>
+          <w:sz w:val="32"/>
+          <w:szCs w:val="32"/>
+        </w:rPr>
+      </w:pPr>
+      <w:r>
+        <w:rPr>
+          <w:rFonts w:ascii="Times New Roman" w:hAnsi="Times New Roman" w:cs="Times New Roman"/>
+          <w:sz w:val="32"/>
+          <w:szCs w:val="32"/>
+        </w:rPr>
+        <w:t xml:space="preserve">Display commit history with graph visualization. </w:t>
+      </w:r>
+    </w:p>
+    <w:p>
+      <w:pPr>
+        <w:numPr>
+          <w:ilvl w:val="0"/>
+          <w:numId w:val="12"/>
+        </w:numPr>
+        <w:spacing w:before="100" w:beforeAutospacing="1" w:after="100" w:afterAutospacing="1"/>
+        <w:rPr>
+          <w:rFonts w:ascii="Times New Roman" w:hAnsi="Times New Roman" w:cs="Times New Roman"/>
+          <w:sz w:val="32"/>
+          <w:szCs w:val="32"/>
+        </w:rPr>
+      </w:pPr>
+      <w:r>
+        <w:rPr>
+          <w:rFonts w:ascii="Times New Roman" w:hAnsi="Times New Roman" w:cs="Times New Roman"/>
+          <w:sz w:val="32"/>
+          <w:szCs w:val="32"/>
+        </w:rPr>
+        <w:t xml:space="preserve">Show details of a specific commit. </w:t>
+      </w:r>
+    </w:p>
+    <w:p>
+      <w:pPr>
+        <w:numPr>
+          <w:ilvl w:val="0"/>
+          <w:numId w:val="12"/>
+        </w:numPr>
+        <w:spacing w:before="100" w:beforeAutospacing="1" w:after="100" w:afterAutospacing="1"/>
+        <w:rPr>
+          <w:rFonts w:ascii="Times New Roman" w:hAnsi="Times New Roman" w:cs="Times New Roman"/>
+          <w:sz w:val="32"/>
+          <w:szCs w:val="32"/>
+        </w:rPr>
+      </w:pPr>
+      <w:r>
+        <w:rPr>
+          <w:rFonts w:ascii="Times New Roman" w:hAnsi="Times New Roman" w:cs="Times New Roman"/>
+          <w:sz w:val="32"/>
+          <w:szCs w:val="32"/>
+        </w:rPr>
+        <w:t xml:space="preserve">Filter commits by author name. </w:t>
+      </w:r>
+    </w:p>
+    <w:p>
+      <w:pPr>
+        <w:numPr>
+          <w:ilvl w:val="0"/>
+          <w:numId w:val="12"/>
+        </w:numPr>
+        <w:spacing w:before="100" w:beforeAutospacing="1" w:after="100" w:afterAutospacing="1"/>
+        <w:rPr>
+          <w:rFonts w:ascii="Times New Roman" w:hAnsi="Times New Roman" w:cs="Times New Roman"/>
+          <w:sz w:val="32"/>
+          <w:szCs w:val="32"/>
+        </w:rPr>
+      </w:pPr>
+      <w:r>
+        <w:rPr>
+          <w:rFonts w:ascii="Times New Roman" w:hAnsi="Times New Roman" w:cs="Times New Roman"/>
+          <w:sz w:val="32"/>
+          <w:szCs w:val="32"/>
+        </w:rPr>
+        <w:t>Check changes made in a particular commit.</w:t>
+      </w:r>
+    </w:p>
+    <w:p>
+      <w:pPr>
+        <w:pStyle w:val="Heading2"/>
+        <w:rPr>
+          <w:rFonts w:ascii="Times New Roman" w:hAnsi="Times New Roman" w:cs="Times New Roman"/>
+          <w:color w:val="000000" w:themeColor="text1"/>
+          <w:sz w:val="32"/>
+          <w:szCs w:val="32"/>
+        </w:rPr>
+      </w:pPr>
+      <w:r>
+        <w:rPr>
+          <w:rStyle w:val="Strong"/>
+          <w:rFonts w:ascii="Times New Roman" w:hAnsi="Times New Roman" w:cs="Times New Roman"/>
+          <w:color w:val="000000" w:themeColor="text1"/>
+          <w:sz w:val="32"/>
+          <w:szCs w:val="32"/>
+        </w:rPr>
+        <w:t>Question 12: .</w:t>
+      </w:r>
+      <w:proofErr w:type="spellStart"/>
+      <w:r>
+        <w:rPr>
+          <w:rStyle w:val="Strong"/>
+          <w:rFonts w:ascii="Times New Roman" w:hAnsi="Times New Roman" w:cs="Times New Roman"/>
+          <w:color w:val="000000" w:themeColor="text1"/>
+          <w:sz w:val="32"/>
+          <w:szCs w:val="32"/>
+        </w:rPr>
+        <w:t>gitignore</w:t>
+      </w:r>
+      <w:proofErr w:type="spellEnd"/>
+      <w:r>
+        <w:rPr>
+          <w:rStyle w:val="Strong"/>
+          <w:rFonts w:ascii="Times New Roman" w:hAnsi="Times New Roman" w:cs="Times New Roman"/>
+          <w:color w:val="000000" w:themeColor="text1"/>
+          <w:sz w:val="32"/>
+          <w:szCs w:val="32"/>
+        </w:rPr>
+        <w:t xml:space="preserve"> Practice</w:t>
+      </w:r>
+    </w:p>
+    <w:p>
+      <w:pPr>
+        <w:numPr>
+          <w:ilvl w:val="0"/>
+          <w:numId w:val="13"/>
+        </w:numPr>
+        <w:spacing w:before="100" w:beforeAutospacing="1" w:after="100" w:afterAutospacing="1"/>
+        <w:rPr>
+          <w:rFonts w:ascii="Times New Roman" w:hAnsi="Times New Roman" w:cs="Times New Roman"/>
+          <w:sz w:val="32"/>
+          <w:szCs w:val="32"/>
+        </w:rPr>
+      </w:pPr>
+      <w:r>
+        <w:rPr>
+          <w:rFonts w:ascii="Times New Roman" w:hAnsi="Times New Roman" w:cs="Times New Roman"/>
+          <w:sz w:val="32"/>
+          <w:szCs w:val="32"/>
+        </w:rPr>
+        <w:t xml:space="preserve">Create a </w:t>
+      </w:r>
+      <w:r>
+        <w:rPr>
+          <w:rStyle w:val="HTMLCode"/>
+          <w:rFonts w:ascii="Times New Roman" w:eastAsiaTheme="minorHAnsi" w:hAnsi="Times New Roman" w:cs="Times New Roman"/>
+          <w:sz w:val="32"/>
+          <w:szCs w:val="32"/>
+        </w:rPr>
+        <w:t>.</w:t>
+      </w:r>
+      <w:proofErr w:type="spellStart"/>
+      <w:r>
+        <w:rPr>
+          <w:rStyle w:val="HTMLCode"/>
+          <w:rFonts w:ascii="Times New Roman" w:eastAsiaTheme="minorHAnsi" w:hAnsi="Times New Roman" w:cs="Times New Roman"/>
+          <w:sz w:val="32"/>
+          <w:szCs w:val="32"/>
+        </w:rPr>
+        <w:t>gitignore</w:t>
+      </w:r>
+      <w:proofErr w:type="spellEnd"/>
+      <w:r>
+        <w:rPr>
+          <w:rFonts w:ascii="Times New Roman" w:hAnsi="Times New Roman" w:cs="Times New Roman"/>
+          <w:sz w:val="32"/>
+          <w:szCs w:val="32"/>
+        </w:rPr>
+        <w:t xml:space="preserve"> file in your repository. </w:t>
+      </w:r>
+    </w:p>
+    <w:p>
+      <w:pPr>
+        <w:numPr>
+          <w:ilvl w:val="0"/>
+          <w:numId w:val="13"/>
+        </w:numPr>
+        <w:spacing w:before="100" w:beforeAutospacing="1" w:after="100" w:afterAutospacing="1"/>
+        <w:rPr>
+          <w:rFonts w:ascii="Times New Roman" w:hAnsi="Times New Roman" w:cs="Times New Roman"/>
+          <w:sz w:val="32"/>
+          <w:szCs w:val="32"/>
+        </w:rPr>
+      </w:pPr>
+      <w:r>
+        <w:rPr>
+          <w:rFonts w:ascii="Times New Roman" w:hAnsi="Times New Roman" w:cs="Times New Roman"/>
+          <w:sz w:val="32"/>
+          <w:szCs w:val="32"/>
+        </w:rPr>
+        <w:t xml:space="preserve">Add rules to ignore </w:t>
+      </w:r>
+      <w:r>
+        <w:rPr>
+          <w:rStyle w:val="HTMLCode"/>
+          <w:rFonts w:ascii="Times New Roman" w:eastAsiaTheme="minorHAnsi" w:hAnsi="Times New Roman" w:cs="Times New Roman"/>
+          <w:sz w:val="32"/>
+          <w:szCs w:val="32"/>
+        </w:rPr>
+        <w:t>.log</w:t>
+      </w:r>
+      <w:r>
+        <w:rPr>
+          <w:rFonts w:ascii="Times New Roman" w:hAnsi="Times New Roman" w:cs="Times New Roman"/>
+          <w:sz w:val="32"/>
+          <w:szCs w:val="32"/>
+        </w:rPr>
+        <w:t xml:space="preserve"> and </w:t>
+      </w:r>
+      <w:r>
+        <w:rPr>
+          <w:rStyle w:val="HTMLCode"/>
+          <w:rFonts w:ascii="Times New Roman" w:eastAsiaTheme="minorHAnsi" w:hAnsi="Times New Roman" w:cs="Times New Roman"/>
+          <w:sz w:val="32"/>
+          <w:szCs w:val="32"/>
+        </w:rPr>
+        <w:t>.txt</w:t>
+      </w:r>
+      <w:r>
+        <w:rPr>
+          <w:rFonts w:ascii="Times New Roman" w:hAnsi="Times New Roman" w:cs="Times New Roman"/>
+          <w:sz w:val="32"/>
+          <w:szCs w:val="32"/>
+        </w:rPr>
+        <w:t xml:space="preserve"> files. </w:t>
+      </w:r>
+    </w:p>
+    <w:p>
+      <w:pPr>
+        <w:numPr>
+          <w:ilvl w:val="0"/>
+          <w:numId w:val="13"/>
+        </w:numPr>
+        <w:spacing w:before="100" w:beforeAutospacing="1" w:after="100" w:afterAutospacing="1"/>
+        <w:rPr>
+          <w:rFonts w:ascii="Times New Roman" w:hAnsi="Times New Roman" w:cs="Times New Roman"/>
+          <w:sz w:val="32"/>
+          <w:szCs w:val="32"/>
+        </w:rPr>
+      </w:pPr>
+      <w:r>
+        <w:rPr>
+          <w:rFonts w:ascii="Times New Roman" w:hAnsi="Times New Roman" w:cs="Times New Roman"/>
+          <w:sz w:val="32"/>
+          <w:szCs w:val="32"/>
+        </w:rPr>
+        <w:t xml:space="preserve">Verify ignored files using Git status. </w:t>
+      </w:r>
+    </w:p>
+    <w:p>
+      <w:pPr>
+        <w:numPr>
+          <w:ilvl w:val="0"/>
+          <w:numId w:val="13"/>
+        </w:numPr>
+        <w:spacing w:before="100" w:beforeAutospacing="1" w:after="100" w:afterAutospacing="1"/>
+        <w:rPr>
+          <w:rFonts w:ascii="Times New Roman" w:hAnsi="Times New Roman" w:cs="Times New Roman"/>
+          <w:sz w:val="32"/>
+          <w:szCs w:val="32"/>
+        </w:rPr>
+      </w:pPr>
+      <w:r>
+        <w:rPr>
+          <w:rFonts w:ascii="Times New Roman" w:hAnsi="Times New Roman" w:cs="Times New Roman"/>
+          <w:sz w:val="32"/>
+          <w:szCs w:val="32"/>
+        </w:rPr>
+        <w:t xml:space="preserve">Add and commit the </w:t>
+      </w:r>
+      <w:r>
+        <w:rPr>
+          <w:rStyle w:val="HTMLCode"/>
+          <w:rFonts w:ascii="Times New Roman" w:eastAsiaTheme="minorHAnsi" w:hAnsi="Times New Roman" w:cs="Times New Roman"/>
+          <w:sz w:val="32"/>
+          <w:szCs w:val="32"/>
+        </w:rPr>
+        <w:t>.</w:t>
+      </w:r>
+      <w:proofErr w:type="spellStart"/>
+      <w:r>
+        <w:rPr>
+          <w:rStyle w:val="HTMLCode"/>
+          <w:rFonts w:ascii="Times New Roman" w:eastAsiaTheme="minorHAnsi" w:hAnsi="Times New Roman" w:cs="Times New Roman"/>
+          <w:sz w:val="32"/>
+          <w:szCs w:val="32"/>
+        </w:rPr>
+        <w:t>gitignore</w:t>
+      </w:r>
+      <w:proofErr w:type="spellEnd"/>
+      <w:r>
+        <w:rPr>
+          <w:rFonts w:ascii="Times New Roman" w:hAnsi="Times New Roman" w:cs="Times New Roman"/>
+          <w:sz w:val="32"/>
+          <w:szCs w:val="32"/>
+        </w:rPr>
+        <w:t xml:space="preserve"> file. </w:t>
+      </w:r>
+    </w:p>
+    <w:p>
+      <w:pPr>
+        <w:numPr>
+          <w:ilvl w:val="0"/>
+          <w:numId w:val="13"/>
+        </w:numPr>
+        <w:spacing w:before="100" w:beforeAutospacing="1" w:after="100" w:afterAutospacing="1"/>
+        <w:rPr>
+          <w:rFonts w:ascii="Times New Roman" w:hAnsi="Times New Roman" w:cs="Times New Roman"/>
+          <w:sz w:val="32"/>
+          <w:szCs w:val="32"/>
+        </w:rPr>
+      </w:pPr>
+      <w:r>
+        <w:rPr>
+          <w:rFonts w:ascii="Times New Roman" w:hAnsi="Times New Roman" w:cs="Times New Roman"/>
+          <w:sz w:val="32"/>
+          <w:szCs w:val="32"/>
+        </w:rPr>
+        <w:t xml:space="preserve">Ensure </w:t>
+      </w:r>
+      <w:proofErr w:type="gramStart"/>
+      <w:r>
+        <w:rPr>
+          <w:rFonts w:ascii="Times New Roman" w:hAnsi="Times New Roman" w:cs="Times New Roman"/>
+          <w:sz w:val="32"/>
+          <w:szCs w:val="32"/>
+        </w:rPr>
+        <w:t>ignored files are not tracked by Gi</w:t>
+      </w:r>
+      <w:r>
+        <w:rPr>
+          <w:rFonts w:ascii="Times New Roman" w:hAnsi="Times New Roman" w:cs="Times New Roman"/>
+          <w:sz w:val="32"/>
+          <w:szCs w:val="32"/>
+        </w:rPr>
+        <w:t>t</w:t>
+      </w:r>
+      <w:proofErr w:type="gramEnd"/>
+      <w:r>
+        <w:rPr>
+          <w:rFonts w:ascii="Times New Roman" w:hAnsi="Times New Roman" w:cs="Times New Roman"/>
+          <w:sz w:val="32"/>
+          <w:szCs w:val="32"/>
+        </w:rPr>
+        <w:t>.</w:t>
+      </w:r>
+    </w:p>
+    <w:p>
+      <w:pPr>
+        <w:spacing w:beforeAutospacing="1" w:afterAutospacing="1"/>
+        <w:rPr>
+          <w:rFonts w:ascii="Times New Roman" w:hAnsi="Times New Roman" w:cs="Times New Roman"/>
+          <w:sz w:val="32"/>
+          <w:szCs w:val="32"/>
+        </w:rPr>
+      </w:pPr>
+    </w:p>
     <w:p/>
     <w:sectPr>
       <w:pgSz w:w="11906" w:h="16838"/>
@@ -662,6 +2527,119 @@
 <file path=word/numbering.xml><?xml version="1.0" encoding="utf-8"?>
 <w:numbering xmlns:wpc="http://schemas.microsoft.com/office/word/2010/wordprocessingCanvas" xmlns:cx="http://schemas.microsoft.com/office/drawing/2014/chartex" xmlns:cx1="http://schemas.microsoft.com/office/drawing/2015/9/8/chartex" xmlns:mc="http://schemas.openxmlformats.org/markup-compatibility/2006" xmlns:o="urn:schemas-microsoft-com:office:office" xmlns:r="http://schemas.openxmlformats.org/officeDocument/2006/relationships" xmlns:m="http://schemas.openxmlformats.org/officeDocument/2006/math" xmlns:v="urn:schemas-microsoft-com:vml" xmlns:wp14="http://schemas.microsoft.com/office/word/2010/wordprocessingDrawing" xmlns:wp="http://schemas.openxmlformats.org/drawingml/2006/wordprocessingDrawing" xmlns:w10="urn:schemas-microsoft-com:office:word" xmlns:w="http://schemas.openxmlformats.org/wordprocessingml/2006/main" xmlns:w14="http://schemas.microsoft.com/office/word/2010/wordml" xmlns:w15="http://schemas.microsoft.com/office/word/2012/wordml" xmlns:w16se="http://schemas.microsoft.com/office/word/2015/wordml/symex" xmlns:wpg="http://schemas.microsoft.com/office/word/2010/wordprocessingGroup" xmlns:wpi="http://schemas.microsoft.com/office/word/2010/wordprocessingInk" xmlns:wne="http://schemas.microsoft.com/office/word/2006/wordml" xmlns:wps="http://schemas.microsoft.com/office/word/2010/wordprocessingShape" mc:Ignorable="w14 w15 w16se wp14">
   <w:abstractNum w:abstractNumId="0" w15:restartNumberingAfterBreak="0">
+    <w:nsid w:val="06D72833"/>
+    <w:multiLevelType w:val="multilevel"/>
+    <w:tmpl w:val="F274F998"/>
+    <w:lvl w:ilvl="0">
+      <w:start w:val="1"/>
+      <w:numFmt w:val="decimal"/>
+      <w:lvlText w:val="%1."/>
+      <w:lvlJc w:val="left"/>
+      <w:pPr>
+        <w:tabs>
+          <w:tab w:val="num" w:pos="720"/>
+        </w:tabs>
+        <w:ind w:left="720" w:hanging="360"/>
+      </w:pPr>
+    </w:lvl>
+    <w:lvl w:ilvl="1" w:tentative="1">
+      <w:start w:val="1"/>
+      <w:numFmt w:val="decimal"/>
+      <w:lvlText w:val="%2."/>
+      <w:lvlJc w:val="left"/>
+      <w:pPr>
+        <w:tabs>
+          <w:tab w:val="num" w:pos="1440"/>
+        </w:tabs>
+        <w:ind w:left="1440" w:hanging="360"/>
+      </w:pPr>
+    </w:lvl>
+    <w:lvl w:ilvl="2" w:tentative="1">
+      <w:start w:val="1"/>
+      <w:numFmt w:val="decimal"/>
+      <w:lvlText w:val="%3."/>
+      <w:lvlJc w:val="left"/>
+      <w:pPr>
+        <w:tabs>
+          <w:tab w:val="num" w:pos="2160"/>
+        </w:tabs>
+        <w:ind w:left="2160" w:hanging="360"/>
+      </w:pPr>
+    </w:lvl>
+    <w:lvl w:ilvl="3" w:tentative="1">
+      <w:start w:val="1"/>
+      <w:numFmt w:val="decimal"/>
+      <w:lvlText w:val="%4."/>
+      <w:lvlJc w:val="left"/>
+      <w:pPr>
+        <w:tabs>
+          <w:tab w:val="num" w:pos="2880"/>
+        </w:tabs>
+        <w:ind w:left="2880" w:hanging="360"/>
+      </w:pPr>
+    </w:lvl>
+    <w:lvl w:ilvl="4" w:tentative="1">
+      <w:start w:val="1"/>
+      <w:numFmt w:val="decimal"/>
+      <w:lvlText w:val="%5."/>
+      <w:lvlJc w:val="left"/>
+      <w:pPr>
+        <w:tabs>
+          <w:tab w:val="num" w:pos="3600"/>
+        </w:tabs>
+        <w:ind w:left="3600" w:hanging="360"/>
+      </w:pPr>
+    </w:lvl>
+    <w:lvl w:ilvl="5" w:tentative="1">
+      <w:start w:val="1"/>
+      <w:numFmt w:val="decimal"/>
+      <w:lvlText w:val="%6."/>
+      <w:lvlJc w:val="left"/>
+      <w:pPr>
+        <w:tabs>
+          <w:tab w:val="num" w:pos="4320"/>
+        </w:tabs>
+        <w:ind w:left="4320" w:hanging="360"/>
+      </w:pPr>
+    </w:lvl>
+    <w:lvl w:ilvl="6" w:tentative="1">
+      <w:start w:val="1"/>
+      <w:numFmt w:val="decimal"/>
+      <w:lvlText w:val="%7."/>
+      <w:lvlJc w:val="left"/>
+      <w:pPr>
+        <w:tabs>
+          <w:tab w:val="num" w:pos="5040"/>
+        </w:tabs>
+        <w:ind w:left="5040" w:hanging="360"/>
+      </w:pPr>
+    </w:lvl>
+    <w:lvl w:ilvl="7" w:tentative="1">
+      <w:start w:val="1"/>
+      <w:numFmt w:val="decimal"/>
+      <w:lvlText w:val="%8."/>
+      <w:lvlJc w:val="left"/>
+      <w:pPr>
+        <w:tabs>
+          <w:tab w:val="num" w:pos="5760"/>
+        </w:tabs>
+        <w:ind w:left="5760" w:hanging="360"/>
+      </w:pPr>
+    </w:lvl>
+    <w:lvl w:ilvl="8" w:tentative="1">
+      <w:start w:val="1"/>
+      <w:numFmt w:val="decimal"/>
+      <w:lvlText w:val="%9."/>
+      <w:lvlJc w:val="left"/>
+      <w:pPr>
+        <w:tabs>
+          <w:tab w:val="num" w:pos="6480"/>
+        </w:tabs>
+        <w:ind w:left="6480" w:hanging="360"/>
+      </w:pPr>
+    </w:lvl>
+  </w:abstractNum>
+  <w:abstractNum w:abstractNumId="1" w15:restartNumberingAfterBreak="0">
     <w:nsid w:val="17DE5FCD"/>
     <w:multiLevelType w:val="hybridMultilevel"/>
     <w:tmpl w:val="B4023D88"/>
@@ -750,7 +2728,233 @@
       </w:pPr>
     </w:lvl>
   </w:abstractNum>
-  <w:abstractNum w:abstractNumId="1" w15:restartNumberingAfterBreak="0">
+  <w:abstractNum w:abstractNumId="2" w15:restartNumberingAfterBreak="0">
+    <w:nsid w:val="1DA745DB"/>
+    <w:multiLevelType w:val="multilevel"/>
+    <w:tmpl w:val="2A729BC8"/>
+    <w:lvl w:ilvl="0">
+      <w:start w:val="1"/>
+      <w:numFmt w:val="decimal"/>
+      <w:lvlText w:val="%1."/>
+      <w:lvlJc w:val="left"/>
+      <w:pPr>
+        <w:tabs>
+          <w:tab w:val="num" w:pos="720"/>
+        </w:tabs>
+        <w:ind w:left="720" w:hanging="360"/>
+      </w:pPr>
+    </w:lvl>
+    <w:lvl w:ilvl="1" w:tentative="1">
+      <w:start w:val="1"/>
+      <w:numFmt w:val="decimal"/>
+      <w:lvlText w:val="%2."/>
+      <w:lvlJc w:val="left"/>
+      <w:pPr>
+        <w:tabs>
+          <w:tab w:val="num" w:pos="1440"/>
+        </w:tabs>
+        <w:ind w:left="1440" w:hanging="360"/>
+      </w:pPr>
+    </w:lvl>
+    <w:lvl w:ilvl="2" w:tentative="1">
+      <w:start w:val="1"/>
+      <w:numFmt w:val="decimal"/>
+      <w:lvlText w:val="%3."/>
+      <w:lvlJc w:val="left"/>
+      <w:pPr>
+        <w:tabs>
+          <w:tab w:val="num" w:pos="2160"/>
+        </w:tabs>
+        <w:ind w:left="2160" w:hanging="360"/>
+      </w:pPr>
+    </w:lvl>
+    <w:lvl w:ilvl="3" w:tentative="1">
+      <w:start w:val="1"/>
+      <w:numFmt w:val="decimal"/>
+      <w:lvlText w:val="%4."/>
+      <w:lvlJc w:val="left"/>
+      <w:pPr>
+        <w:tabs>
+          <w:tab w:val="num" w:pos="2880"/>
+        </w:tabs>
+        <w:ind w:left="2880" w:hanging="360"/>
+      </w:pPr>
+    </w:lvl>
+    <w:lvl w:ilvl="4" w:tentative="1">
+      <w:start w:val="1"/>
+      <w:numFmt w:val="decimal"/>
+      <w:lvlText w:val="%5."/>
+      <w:lvlJc w:val="left"/>
+      <w:pPr>
+        <w:tabs>
+          <w:tab w:val="num" w:pos="3600"/>
+        </w:tabs>
+        <w:ind w:left="3600" w:hanging="360"/>
+      </w:pPr>
+    </w:lvl>
+    <w:lvl w:ilvl="5" w:tentative="1">
+      <w:start w:val="1"/>
+      <w:numFmt w:val="decimal"/>
+      <w:lvlText w:val="%6."/>
+      <w:lvlJc w:val="left"/>
+      <w:pPr>
+        <w:tabs>
+          <w:tab w:val="num" w:pos="4320"/>
+        </w:tabs>
+        <w:ind w:left="4320" w:hanging="360"/>
+      </w:pPr>
+    </w:lvl>
+    <w:lvl w:ilvl="6" w:tentative="1">
+      <w:start w:val="1"/>
+      <w:numFmt w:val="decimal"/>
+      <w:lvlText w:val="%7."/>
+      <w:lvlJc w:val="left"/>
+      <w:pPr>
+        <w:tabs>
+          <w:tab w:val="num" w:pos="5040"/>
+        </w:tabs>
+        <w:ind w:left="5040" w:hanging="360"/>
+      </w:pPr>
+    </w:lvl>
+    <w:lvl w:ilvl="7" w:tentative="1">
+      <w:start w:val="1"/>
+      <w:numFmt w:val="decimal"/>
+      <w:lvlText w:val="%8."/>
+      <w:lvlJc w:val="left"/>
+      <w:pPr>
+        <w:tabs>
+          <w:tab w:val="num" w:pos="5760"/>
+        </w:tabs>
+        <w:ind w:left="5760" w:hanging="360"/>
+      </w:pPr>
+    </w:lvl>
+    <w:lvl w:ilvl="8" w:tentative="1">
+      <w:start w:val="1"/>
+      <w:numFmt w:val="decimal"/>
+      <w:lvlText w:val="%9."/>
+      <w:lvlJc w:val="left"/>
+      <w:pPr>
+        <w:tabs>
+          <w:tab w:val="num" w:pos="6480"/>
+        </w:tabs>
+        <w:ind w:left="6480" w:hanging="360"/>
+      </w:pPr>
+    </w:lvl>
+  </w:abstractNum>
+  <w:abstractNum w:abstractNumId="3" w15:restartNumberingAfterBreak="0">
+    <w:nsid w:val="270A6503"/>
+    <w:multiLevelType w:val="multilevel"/>
+    <w:tmpl w:val="88F80AF4"/>
+    <w:lvl w:ilvl="0">
+      <w:start w:val="1"/>
+      <w:numFmt w:val="decimal"/>
+      <w:lvlText w:val="%1."/>
+      <w:lvlJc w:val="left"/>
+      <w:pPr>
+        <w:tabs>
+          <w:tab w:val="num" w:pos="720"/>
+        </w:tabs>
+        <w:ind w:left="720" w:hanging="360"/>
+      </w:pPr>
+    </w:lvl>
+    <w:lvl w:ilvl="1" w:tentative="1">
+      <w:start w:val="1"/>
+      <w:numFmt w:val="decimal"/>
+      <w:lvlText w:val="%2."/>
+      <w:lvlJc w:val="left"/>
+      <w:pPr>
+        <w:tabs>
+          <w:tab w:val="num" w:pos="1440"/>
+        </w:tabs>
+        <w:ind w:left="1440" w:hanging="360"/>
+      </w:pPr>
+    </w:lvl>
+    <w:lvl w:ilvl="2" w:tentative="1">
+      <w:start w:val="1"/>
+      <w:numFmt w:val="decimal"/>
+      <w:lvlText w:val="%3."/>
+      <w:lvlJc w:val="left"/>
+      <w:pPr>
+        <w:tabs>
+          <w:tab w:val="num" w:pos="2160"/>
+        </w:tabs>
+        <w:ind w:left="2160" w:hanging="360"/>
+      </w:pPr>
+    </w:lvl>
+    <w:lvl w:ilvl="3" w:tentative="1">
+      <w:start w:val="1"/>
+      <w:numFmt w:val="decimal"/>
+      <w:lvlText w:val="%4."/>
+      <w:lvlJc w:val="left"/>
+      <w:pPr>
+        <w:tabs>
+          <w:tab w:val="num" w:pos="2880"/>
+        </w:tabs>
+        <w:ind w:left="2880" w:hanging="360"/>
+      </w:pPr>
+    </w:lvl>
+    <w:lvl w:ilvl="4" w:tentative="1">
+      <w:start w:val="1"/>
+      <w:numFmt w:val="decimal"/>
+      <w:lvlText w:val="%5."/>
+      <w:lvlJc w:val="left"/>
+      <w:pPr>
+        <w:tabs>
+          <w:tab w:val="num" w:pos="3600"/>
+        </w:tabs>
+        <w:ind w:left="3600" w:hanging="360"/>
+      </w:pPr>
+    </w:lvl>
+    <w:lvl w:ilvl="5" w:tentative="1">
+      <w:start w:val="1"/>
+      <w:numFmt w:val="decimal"/>
+      <w:lvlText w:val="%6."/>
+      <w:lvlJc w:val="left"/>
+      <w:pPr>
+        <w:tabs>
+          <w:tab w:val="num" w:pos="4320"/>
+        </w:tabs>
+        <w:ind w:left="4320" w:hanging="360"/>
+      </w:pPr>
+    </w:lvl>
+    <w:lvl w:ilvl="6" w:tentative="1">
+      <w:start w:val="1"/>
+      <w:numFmt w:val="decimal"/>
+      <w:lvlText w:val="%7."/>
+      <w:lvlJc w:val="left"/>
+      <w:pPr>
+        <w:tabs>
+          <w:tab w:val="num" w:pos="5040"/>
+        </w:tabs>
+        <w:ind w:left="5040" w:hanging="360"/>
+      </w:pPr>
+    </w:lvl>
+    <w:lvl w:ilvl="7" w:tentative="1">
+      <w:start w:val="1"/>
+      <w:numFmt w:val="decimal"/>
+      <w:lvlText w:val="%8."/>
+      <w:lvlJc w:val="left"/>
+      <w:pPr>
+        <w:tabs>
+          <w:tab w:val="num" w:pos="5760"/>
+        </w:tabs>
+        <w:ind w:left="5760" w:hanging="360"/>
+      </w:pPr>
+    </w:lvl>
+    <w:lvl w:ilvl="8" w:tentative="1">
+      <w:start w:val="1"/>
+      <w:numFmt w:val="decimal"/>
+      <w:lvlText w:val="%9."/>
+      <w:lvlJc w:val="left"/>
+      <w:pPr>
+        <w:tabs>
+          <w:tab w:val="num" w:pos="6480"/>
+        </w:tabs>
+        <w:ind w:left="6480" w:hanging="360"/>
+      </w:pPr>
+    </w:lvl>
+  </w:abstractNum>
+  <w:abstractNum w:abstractNumId="4" w15:restartNumberingAfterBreak="0">
     <w:nsid w:val="31B826C6"/>
     <w:multiLevelType w:val="multilevel"/>
     <w:tmpl w:val="88F80AF4"/>
@@ -863,7 +3067,120 @@
       </w:pPr>
     </w:lvl>
   </w:abstractNum>
-  <w:abstractNum w:abstractNumId="2" w15:restartNumberingAfterBreak="0">
+  <w:abstractNum w:abstractNumId="5" w15:restartNumberingAfterBreak="0">
+    <w:nsid w:val="35DF58C8"/>
+    <w:multiLevelType w:val="multilevel"/>
+    <w:tmpl w:val="88F80AF4"/>
+    <w:lvl w:ilvl="0">
+      <w:start w:val="1"/>
+      <w:numFmt w:val="decimal"/>
+      <w:lvlText w:val="%1."/>
+      <w:lvlJc w:val="left"/>
+      <w:pPr>
+        <w:tabs>
+          <w:tab w:val="num" w:pos="720"/>
+        </w:tabs>
+        <w:ind w:left="720" w:hanging="360"/>
+      </w:pPr>
+    </w:lvl>
+    <w:lvl w:ilvl="1" w:tentative="1">
+      <w:start w:val="1"/>
+      <w:numFmt w:val="decimal"/>
+      <w:lvlText w:val="%2."/>
+      <w:lvlJc w:val="left"/>
+      <w:pPr>
+        <w:tabs>
+          <w:tab w:val="num" w:pos="1440"/>
+        </w:tabs>
+        <w:ind w:left="1440" w:hanging="360"/>
+      </w:pPr>
+    </w:lvl>
+    <w:lvl w:ilvl="2" w:tentative="1">
+      <w:start w:val="1"/>
+      <w:numFmt w:val="decimal"/>
+      <w:lvlText w:val="%3."/>
+      <w:lvlJc w:val="left"/>
+      <w:pPr>
+        <w:tabs>
+          <w:tab w:val="num" w:pos="2160"/>
+        </w:tabs>
+        <w:ind w:left="2160" w:hanging="360"/>
+      </w:pPr>
+    </w:lvl>
+    <w:lvl w:ilvl="3" w:tentative="1">
+      <w:start w:val="1"/>
+      <w:numFmt w:val="decimal"/>
+      <w:lvlText w:val="%4."/>
+      <w:lvlJc w:val="left"/>
+      <w:pPr>
+        <w:tabs>
+          <w:tab w:val="num" w:pos="2880"/>
+        </w:tabs>
+        <w:ind w:left="2880" w:hanging="360"/>
+      </w:pPr>
+    </w:lvl>
+    <w:lvl w:ilvl="4" w:tentative="1">
+      <w:start w:val="1"/>
+      <w:numFmt w:val="decimal"/>
+      <w:lvlText w:val="%5."/>
+      <w:lvlJc w:val="left"/>
+      <w:pPr>
+        <w:tabs>
+          <w:tab w:val="num" w:pos="3600"/>
+        </w:tabs>
+        <w:ind w:left="3600" w:hanging="360"/>
+      </w:pPr>
+    </w:lvl>
+    <w:lvl w:ilvl="5" w:tentative="1">
+      <w:start w:val="1"/>
+      <w:numFmt w:val="decimal"/>
+      <w:lvlText w:val="%6."/>
+      <w:lvlJc w:val="left"/>
+      <w:pPr>
+        <w:tabs>
+          <w:tab w:val="num" w:pos="4320"/>
+        </w:tabs>
+        <w:ind w:left="4320" w:hanging="360"/>
+      </w:pPr>
+    </w:lvl>
+    <w:lvl w:ilvl="6" w:tentative="1">
+      <w:start w:val="1"/>
+      <w:numFmt w:val="decimal"/>
+      <w:lvlText w:val="%7."/>
+      <w:lvlJc w:val="left"/>
+      <w:pPr>
+        <w:tabs>
+          <w:tab w:val="num" w:pos="5040"/>
+        </w:tabs>
+        <w:ind w:left="5040" w:hanging="360"/>
+      </w:pPr>
+    </w:lvl>
+    <w:lvl w:ilvl="7" w:tentative="1">
+      <w:start w:val="1"/>
+      <w:numFmt w:val="decimal"/>
+      <w:lvlText w:val="%8."/>
+      <w:lvlJc w:val="left"/>
+      <w:pPr>
+        <w:tabs>
+          <w:tab w:val="num" w:pos="5760"/>
+        </w:tabs>
+        <w:ind w:left="5760" w:hanging="360"/>
+      </w:pPr>
+    </w:lvl>
+    <w:lvl w:ilvl="8" w:tentative="1">
+      <w:start w:val="1"/>
+      <w:numFmt w:val="decimal"/>
+      <w:lvlText w:val="%9."/>
+      <w:lvlJc w:val="left"/>
+      <w:pPr>
+        <w:tabs>
+          <w:tab w:val="num" w:pos="6480"/>
+        </w:tabs>
+        <w:ind w:left="6480" w:hanging="360"/>
+      </w:pPr>
+    </w:lvl>
+  </w:abstractNum>
+  <w:abstractNum w:abstractNumId="6" w15:restartNumberingAfterBreak="0">
     <w:nsid w:val="43FB49F1"/>
     <w:multiLevelType w:val="multilevel"/>
     <w:tmpl w:val="B636CF94"/>
@@ -976,14 +3293,722 @@
       </w:pPr>
     </w:lvl>
   </w:abstractNum>
+  <w:abstractNum w:abstractNumId="7" w15:restartNumberingAfterBreak="0">
+    <w:nsid w:val="536A57E4"/>
+    <w:multiLevelType w:val="multilevel"/>
+    <w:tmpl w:val="88F80AF4"/>
+    <w:lvl w:ilvl="0">
+      <w:start w:val="1"/>
+      <w:numFmt w:val="decimal"/>
+      <w:lvlText w:val="%1."/>
+      <w:lvlJc w:val="left"/>
+      <w:pPr>
+        <w:tabs>
+          <w:tab w:val="num" w:pos="720"/>
+        </w:tabs>
+        <w:ind w:left="720" w:hanging="360"/>
+      </w:pPr>
+    </w:lvl>
+    <w:lvl w:ilvl="1" w:tentative="1">
+      <w:start w:val="1"/>
+      <w:numFmt w:val="decimal"/>
+      <w:lvlText w:val="%2."/>
+      <w:lvlJc w:val="left"/>
+      <w:pPr>
+        <w:tabs>
+          <w:tab w:val="num" w:pos="1440"/>
+        </w:tabs>
+        <w:ind w:left="1440" w:hanging="360"/>
+      </w:pPr>
+    </w:lvl>
+    <w:lvl w:ilvl="2" w:tentative="1">
+      <w:start w:val="1"/>
+      <w:numFmt w:val="decimal"/>
+      <w:lvlText w:val="%3."/>
+      <w:lvlJc w:val="left"/>
+      <w:pPr>
+        <w:tabs>
+          <w:tab w:val="num" w:pos="2160"/>
+        </w:tabs>
+        <w:ind w:left="2160" w:hanging="360"/>
+      </w:pPr>
+    </w:lvl>
+    <w:lvl w:ilvl="3" w:tentative="1">
+      <w:start w:val="1"/>
+      <w:numFmt w:val="decimal"/>
+      <w:lvlText w:val="%4."/>
+      <w:lvlJc w:val="left"/>
+      <w:pPr>
+        <w:tabs>
+          <w:tab w:val="num" w:pos="2880"/>
+        </w:tabs>
+        <w:ind w:left="2880" w:hanging="360"/>
+      </w:pPr>
+    </w:lvl>
+    <w:lvl w:ilvl="4" w:tentative="1">
+      <w:start w:val="1"/>
+      <w:numFmt w:val="decimal"/>
+      <w:lvlText w:val="%5."/>
+      <w:lvlJc w:val="left"/>
+      <w:pPr>
+        <w:tabs>
+          <w:tab w:val="num" w:pos="3600"/>
+        </w:tabs>
+        <w:ind w:left="3600" w:hanging="360"/>
+      </w:pPr>
+    </w:lvl>
+    <w:lvl w:ilvl="5" w:tentative="1">
+      <w:start w:val="1"/>
+      <w:numFmt w:val="decimal"/>
+      <w:lvlText w:val="%6."/>
+      <w:lvlJc w:val="left"/>
+      <w:pPr>
+        <w:tabs>
+          <w:tab w:val="num" w:pos="4320"/>
+        </w:tabs>
+        <w:ind w:left="4320" w:hanging="360"/>
+      </w:pPr>
+    </w:lvl>
+    <w:lvl w:ilvl="6" w:tentative="1">
+      <w:start w:val="1"/>
+      <w:numFmt w:val="decimal"/>
+      <w:lvlText w:val="%7."/>
+      <w:lvlJc w:val="left"/>
+      <w:pPr>
+        <w:tabs>
+          <w:tab w:val="num" w:pos="5040"/>
+        </w:tabs>
+        <w:ind w:left="5040" w:hanging="360"/>
+      </w:pPr>
+    </w:lvl>
+    <w:lvl w:ilvl="7" w:tentative="1">
+      <w:start w:val="1"/>
+      <w:numFmt w:val="decimal"/>
+      <w:lvlText w:val="%8."/>
+      <w:lvlJc w:val="left"/>
+      <w:pPr>
+        <w:tabs>
+          <w:tab w:val="num" w:pos="5760"/>
+        </w:tabs>
+        <w:ind w:left="5760" w:hanging="360"/>
+      </w:pPr>
+    </w:lvl>
+    <w:lvl w:ilvl="8" w:tentative="1">
+      <w:start w:val="1"/>
+      <w:numFmt w:val="decimal"/>
+      <w:lvlText w:val="%9."/>
+      <w:lvlJc w:val="left"/>
+      <w:pPr>
+        <w:tabs>
+          <w:tab w:val="num" w:pos="6480"/>
+        </w:tabs>
+        <w:ind w:left="6480" w:hanging="360"/>
+      </w:pPr>
+    </w:lvl>
+  </w:abstractNum>
+  <w:abstractNum w:abstractNumId="8" w15:restartNumberingAfterBreak="0">
+    <w:nsid w:val="64A55ABC"/>
+    <w:multiLevelType w:val="multilevel"/>
+    <w:tmpl w:val="6EBCB824"/>
+    <w:lvl w:ilvl="0">
+      <w:start w:val="1"/>
+      <w:numFmt w:val="decimal"/>
+      <w:lvlText w:val="%1."/>
+      <w:lvlJc w:val="left"/>
+      <w:pPr>
+        <w:tabs>
+          <w:tab w:val="num" w:pos="720"/>
+        </w:tabs>
+        <w:ind w:left="720" w:hanging="360"/>
+      </w:pPr>
+    </w:lvl>
+    <w:lvl w:ilvl="1" w:tentative="1">
+      <w:start w:val="1"/>
+      <w:numFmt w:val="decimal"/>
+      <w:lvlText w:val="%2."/>
+      <w:lvlJc w:val="left"/>
+      <w:pPr>
+        <w:tabs>
+          <w:tab w:val="num" w:pos="1440"/>
+        </w:tabs>
+        <w:ind w:left="1440" w:hanging="360"/>
+      </w:pPr>
+    </w:lvl>
+    <w:lvl w:ilvl="2" w:tentative="1">
+      <w:start w:val="1"/>
+      <w:numFmt w:val="decimal"/>
+      <w:lvlText w:val="%3."/>
+      <w:lvlJc w:val="left"/>
+      <w:pPr>
+        <w:tabs>
+          <w:tab w:val="num" w:pos="2160"/>
+        </w:tabs>
+        <w:ind w:left="2160" w:hanging="360"/>
+      </w:pPr>
+    </w:lvl>
+    <w:lvl w:ilvl="3" w:tentative="1">
+      <w:start w:val="1"/>
+      <w:numFmt w:val="decimal"/>
+      <w:lvlText w:val="%4."/>
+      <w:lvlJc w:val="left"/>
+      <w:pPr>
+        <w:tabs>
+          <w:tab w:val="num" w:pos="2880"/>
+        </w:tabs>
+        <w:ind w:left="2880" w:hanging="360"/>
+      </w:pPr>
+    </w:lvl>
+    <w:lvl w:ilvl="4" w:tentative="1">
+      <w:start w:val="1"/>
+      <w:numFmt w:val="decimal"/>
+      <w:lvlText w:val="%5."/>
+      <w:lvlJc w:val="left"/>
+      <w:pPr>
+        <w:tabs>
+          <w:tab w:val="num" w:pos="3600"/>
+        </w:tabs>
+        <w:ind w:left="3600" w:hanging="360"/>
+      </w:pPr>
+    </w:lvl>
+    <w:lvl w:ilvl="5" w:tentative="1">
+      <w:start w:val="1"/>
+      <w:numFmt w:val="decimal"/>
+      <w:lvlText w:val="%6."/>
+      <w:lvlJc w:val="left"/>
+      <w:pPr>
+        <w:tabs>
+          <w:tab w:val="num" w:pos="4320"/>
+        </w:tabs>
+        <w:ind w:left="4320" w:hanging="360"/>
+      </w:pPr>
+    </w:lvl>
+    <w:lvl w:ilvl="6" w:tentative="1">
+      <w:start w:val="1"/>
+      <w:numFmt w:val="decimal"/>
+      <w:lvlText w:val="%7."/>
+      <w:lvlJc w:val="left"/>
+      <w:pPr>
+        <w:tabs>
+          <w:tab w:val="num" w:pos="5040"/>
+        </w:tabs>
+        <w:ind w:left="5040" w:hanging="360"/>
+      </w:pPr>
+    </w:lvl>
+    <w:lvl w:ilvl="7" w:tentative="1">
+      <w:start w:val="1"/>
+      <w:numFmt w:val="decimal"/>
+      <w:lvlText w:val="%8."/>
+      <w:lvlJc w:val="left"/>
+      <w:pPr>
+        <w:tabs>
+          <w:tab w:val="num" w:pos="5760"/>
+        </w:tabs>
+        <w:ind w:left="5760" w:hanging="360"/>
+      </w:pPr>
+    </w:lvl>
+    <w:lvl w:ilvl="8" w:tentative="1">
+      <w:start w:val="1"/>
+      <w:numFmt w:val="decimal"/>
+      <w:lvlText w:val="%9."/>
+      <w:lvlJc w:val="left"/>
+      <w:pPr>
+        <w:tabs>
+          <w:tab w:val="num" w:pos="6480"/>
+        </w:tabs>
+        <w:ind w:left="6480" w:hanging="360"/>
+      </w:pPr>
+    </w:lvl>
+  </w:abstractNum>
+  <w:abstractNum w:abstractNumId="9" w15:restartNumberingAfterBreak="0">
+    <w:nsid w:val="72DF1AF4"/>
+    <w:multiLevelType w:val="multilevel"/>
+    <w:tmpl w:val="88F80AF4"/>
+    <w:lvl w:ilvl="0">
+      <w:start w:val="1"/>
+      <w:numFmt w:val="decimal"/>
+      <w:lvlText w:val="%1."/>
+      <w:lvlJc w:val="left"/>
+      <w:pPr>
+        <w:tabs>
+          <w:tab w:val="num" w:pos="720"/>
+        </w:tabs>
+        <w:ind w:left="720" w:hanging="360"/>
+      </w:pPr>
+    </w:lvl>
+    <w:lvl w:ilvl="1" w:tentative="1">
+      <w:start w:val="1"/>
+      <w:numFmt w:val="decimal"/>
+      <w:lvlText w:val="%2."/>
+      <w:lvlJc w:val="left"/>
+      <w:pPr>
+        <w:tabs>
+          <w:tab w:val="num" w:pos="1440"/>
+        </w:tabs>
+        <w:ind w:left="1440" w:hanging="360"/>
+      </w:pPr>
+    </w:lvl>
+    <w:lvl w:ilvl="2" w:tentative="1">
+      <w:start w:val="1"/>
+      <w:numFmt w:val="decimal"/>
+      <w:lvlText w:val="%3."/>
+      <w:lvlJc w:val="left"/>
+      <w:pPr>
+        <w:tabs>
+          <w:tab w:val="num" w:pos="2160"/>
+        </w:tabs>
+        <w:ind w:left="2160" w:hanging="360"/>
+      </w:pPr>
+    </w:lvl>
+    <w:lvl w:ilvl="3" w:tentative="1">
+      <w:start w:val="1"/>
+      <w:numFmt w:val="decimal"/>
+      <w:lvlText w:val="%4."/>
+      <w:lvlJc w:val="left"/>
+      <w:pPr>
+        <w:tabs>
+          <w:tab w:val="num" w:pos="2880"/>
+        </w:tabs>
+        <w:ind w:left="2880" w:hanging="360"/>
+      </w:pPr>
+    </w:lvl>
+    <w:lvl w:ilvl="4" w:tentative="1">
+      <w:start w:val="1"/>
+      <w:numFmt w:val="decimal"/>
+      <w:lvlText w:val="%5."/>
+      <w:lvlJc w:val="left"/>
+      <w:pPr>
+        <w:tabs>
+          <w:tab w:val="num" w:pos="3600"/>
+        </w:tabs>
+        <w:ind w:left="3600" w:hanging="360"/>
+      </w:pPr>
+    </w:lvl>
+    <w:lvl w:ilvl="5" w:tentative="1">
+      <w:start w:val="1"/>
+      <w:numFmt w:val="decimal"/>
+      <w:lvlText w:val="%6."/>
+      <w:lvlJc w:val="left"/>
+      <w:pPr>
+        <w:tabs>
+          <w:tab w:val="num" w:pos="4320"/>
+        </w:tabs>
+        <w:ind w:left="4320" w:hanging="360"/>
+      </w:pPr>
+    </w:lvl>
+    <w:lvl w:ilvl="6" w:tentative="1">
+      <w:start w:val="1"/>
+      <w:numFmt w:val="decimal"/>
+      <w:lvlText w:val="%7."/>
+      <w:lvlJc w:val="left"/>
+      <w:pPr>
+        <w:tabs>
+          <w:tab w:val="num" w:pos="5040"/>
+        </w:tabs>
+        <w:ind w:left="5040" w:hanging="360"/>
+      </w:pPr>
+    </w:lvl>
+    <w:lvl w:ilvl="7" w:tentative="1">
+      <w:start w:val="1"/>
+      <w:numFmt w:val="decimal"/>
+      <w:lvlText w:val="%8."/>
+      <w:lvlJc w:val="left"/>
+      <w:pPr>
+        <w:tabs>
+          <w:tab w:val="num" w:pos="5760"/>
+        </w:tabs>
+        <w:ind w:left="5760" w:hanging="360"/>
+      </w:pPr>
+    </w:lvl>
+    <w:lvl w:ilvl="8" w:tentative="1">
+      <w:start w:val="1"/>
+      <w:numFmt w:val="decimal"/>
+      <w:lvlText w:val="%9."/>
+      <w:lvlJc w:val="left"/>
+      <w:pPr>
+        <w:tabs>
+          <w:tab w:val="num" w:pos="6480"/>
+        </w:tabs>
+        <w:ind w:left="6480" w:hanging="360"/>
+      </w:pPr>
+    </w:lvl>
+  </w:abstractNum>
+  <w:abstractNum w:abstractNumId="10" w15:restartNumberingAfterBreak="0">
+    <w:nsid w:val="788B2D2D"/>
+    <w:multiLevelType w:val="multilevel"/>
+    <w:tmpl w:val="98349492"/>
+    <w:lvl w:ilvl="0">
+      <w:start w:val="1"/>
+      <w:numFmt w:val="decimal"/>
+      <w:lvlText w:val="%1."/>
+      <w:lvlJc w:val="left"/>
+      <w:pPr>
+        <w:tabs>
+          <w:tab w:val="num" w:pos="720"/>
+        </w:tabs>
+        <w:ind w:left="720" w:hanging="360"/>
+      </w:pPr>
+    </w:lvl>
+    <w:lvl w:ilvl="1" w:tentative="1">
+      <w:start w:val="1"/>
+      <w:numFmt w:val="decimal"/>
+      <w:lvlText w:val="%2."/>
+      <w:lvlJc w:val="left"/>
+      <w:pPr>
+        <w:tabs>
+          <w:tab w:val="num" w:pos="1440"/>
+        </w:tabs>
+        <w:ind w:left="1440" w:hanging="360"/>
+      </w:pPr>
+    </w:lvl>
+    <w:lvl w:ilvl="2" w:tentative="1">
+      <w:start w:val="1"/>
+      <w:numFmt w:val="decimal"/>
+      <w:lvlText w:val="%3."/>
+      <w:lvlJc w:val="left"/>
+      <w:pPr>
+        <w:tabs>
+          <w:tab w:val="num" w:pos="2160"/>
+        </w:tabs>
+        <w:ind w:left="2160" w:hanging="360"/>
+      </w:pPr>
+    </w:lvl>
+    <w:lvl w:ilvl="3" w:tentative="1">
+      <w:start w:val="1"/>
+      <w:numFmt w:val="decimal"/>
+      <w:lvlText w:val="%4."/>
+      <w:lvlJc w:val="left"/>
+      <w:pPr>
+        <w:tabs>
+          <w:tab w:val="num" w:pos="2880"/>
+        </w:tabs>
+        <w:ind w:left="2880" w:hanging="360"/>
+      </w:pPr>
+    </w:lvl>
+    <w:lvl w:ilvl="4" w:tentative="1">
+      <w:start w:val="1"/>
+      <w:numFmt w:val="decimal"/>
+      <w:lvlText w:val="%5."/>
+      <w:lvlJc w:val="left"/>
+      <w:pPr>
+        <w:tabs>
+          <w:tab w:val="num" w:pos="3600"/>
+        </w:tabs>
+        <w:ind w:left="3600" w:hanging="360"/>
+      </w:pPr>
+    </w:lvl>
+    <w:lvl w:ilvl="5" w:tentative="1">
+      <w:start w:val="1"/>
+      <w:numFmt w:val="decimal"/>
+      <w:lvlText w:val="%6."/>
+      <w:lvlJc w:val="left"/>
+      <w:pPr>
+        <w:tabs>
+          <w:tab w:val="num" w:pos="4320"/>
+        </w:tabs>
+        <w:ind w:left="4320" w:hanging="360"/>
+      </w:pPr>
+    </w:lvl>
+    <w:lvl w:ilvl="6" w:tentative="1">
+      <w:start w:val="1"/>
+      <w:numFmt w:val="decimal"/>
+      <w:lvlText w:val="%7."/>
+      <w:lvlJc w:val="left"/>
+      <w:pPr>
+        <w:tabs>
+          <w:tab w:val="num" w:pos="5040"/>
+        </w:tabs>
+        <w:ind w:left="5040" w:hanging="360"/>
+      </w:pPr>
+    </w:lvl>
+    <w:lvl w:ilvl="7" w:tentative="1">
+      <w:start w:val="1"/>
+      <w:numFmt w:val="decimal"/>
+      <w:lvlText w:val="%8."/>
+      <w:lvlJc w:val="left"/>
+      <w:pPr>
+        <w:tabs>
+          <w:tab w:val="num" w:pos="5760"/>
+        </w:tabs>
+        <w:ind w:left="5760" w:hanging="360"/>
+      </w:pPr>
+    </w:lvl>
+    <w:lvl w:ilvl="8" w:tentative="1">
+      <w:start w:val="1"/>
+      <w:numFmt w:val="decimal"/>
+      <w:lvlText w:val="%9."/>
+      <w:lvlJc w:val="left"/>
+      <w:pPr>
+        <w:tabs>
+          <w:tab w:val="num" w:pos="6480"/>
+        </w:tabs>
+        <w:ind w:left="6480" w:hanging="360"/>
+      </w:pPr>
+    </w:lvl>
+  </w:abstractNum>
+  <w:abstractNum w:abstractNumId="11" w15:restartNumberingAfterBreak="0">
+    <w:nsid w:val="7B0A06E3"/>
+    <w:multiLevelType w:val="multilevel"/>
+    <w:tmpl w:val="BC386A8A"/>
+    <w:lvl w:ilvl="0">
+      <w:start w:val="1"/>
+      <w:numFmt w:val="decimal"/>
+      <w:lvlText w:val="%1."/>
+      <w:lvlJc w:val="left"/>
+      <w:pPr>
+        <w:tabs>
+          <w:tab w:val="num" w:pos="720"/>
+        </w:tabs>
+        <w:ind w:left="720" w:hanging="360"/>
+      </w:pPr>
+    </w:lvl>
+    <w:lvl w:ilvl="1" w:tentative="1">
+      <w:start w:val="1"/>
+      <w:numFmt w:val="decimal"/>
+      <w:lvlText w:val="%2."/>
+      <w:lvlJc w:val="left"/>
+      <w:pPr>
+        <w:tabs>
+          <w:tab w:val="num" w:pos="1440"/>
+        </w:tabs>
+        <w:ind w:left="1440" w:hanging="360"/>
+      </w:pPr>
+    </w:lvl>
+    <w:lvl w:ilvl="2" w:tentative="1">
+      <w:start w:val="1"/>
+      <w:numFmt w:val="decimal"/>
+      <w:lvlText w:val="%3."/>
+      <w:lvlJc w:val="left"/>
+      <w:pPr>
+        <w:tabs>
+          <w:tab w:val="num" w:pos="2160"/>
+        </w:tabs>
+        <w:ind w:left="2160" w:hanging="360"/>
+      </w:pPr>
+    </w:lvl>
+    <w:lvl w:ilvl="3" w:tentative="1">
+      <w:start w:val="1"/>
+      <w:numFmt w:val="decimal"/>
+      <w:lvlText w:val="%4."/>
+      <w:lvlJc w:val="left"/>
+      <w:pPr>
+        <w:tabs>
+          <w:tab w:val="num" w:pos="2880"/>
+        </w:tabs>
+        <w:ind w:left="2880" w:hanging="360"/>
+      </w:pPr>
+    </w:lvl>
+    <w:lvl w:ilvl="4" w:tentative="1">
+      <w:start w:val="1"/>
+      <w:numFmt w:val="decimal"/>
+      <w:lvlText w:val="%5."/>
+      <w:lvlJc w:val="left"/>
+      <w:pPr>
+        <w:tabs>
+          <w:tab w:val="num" w:pos="3600"/>
+        </w:tabs>
+        <w:ind w:left="3600" w:hanging="360"/>
+      </w:pPr>
+    </w:lvl>
+    <w:lvl w:ilvl="5" w:tentative="1">
+      <w:start w:val="1"/>
+      <w:numFmt w:val="decimal"/>
+      <w:lvlText w:val="%6."/>
+      <w:lvlJc w:val="left"/>
+      <w:pPr>
+        <w:tabs>
+          <w:tab w:val="num" w:pos="4320"/>
+        </w:tabs>
+        <w:ind w:left="4320" w:hanging="360"/>
+      </w:pPr>
+    </w:lvl>
+    <w:lvl w:ilvl="6" w:tentative="1">
+      <w:start w:val="1"/>
+      <w:numFmt w:val="decimal"/>
+      <w:lvlText w:val="%7."/>
+      <w:lvlJc w:val="left"/>
+      <w:pPr>
+        <w:tabs>
+          <w:tab w:val="num" w:pos="5040"/>
+        </w:tabs>
+        <w:ind w:left="5040" w:hanging="360"/>
+      </w:pPr>
+    </w:lvl>
+    <w:lvl w:ilvl="7" w:tentative="1">
+      <w:start w:val="1"/>
+      <w:numFmt w:val="decimal"/>
+      <w:lvlText w:val="%8."/>
+      <w:lvlJc w:val="left"/>
+      <w:pPr>
+        <w:tabs>
+          <w:tab w:val="num" w:pos="5760"/>
+        </w:tabs>
+        <w:ind w:left="5760" w:hanging="360"/>
+      </w:pPr>
+    </w:lvl>
+    <w:lvl w:ilvl="8" w:tentative="1">
+      <w:start w:val="1"/>
+      <w:numFmt w:val="decimal"/>
+      <w:lvlText w:val="%9."/>
+      <w:lvlJc w:val="left"/>
+      <w:pPr>
+        <w:tabs>
+          <w:tab w:val="num" w:pos="6480"/>
+        </w:tabs>
+        <w:ind w:left="6480" w:hanging="360"/>
+      </w:pPr>
+    </w:lvl>
+  </w:abstractNum>
+  <w:abstractNum w:abstractNumId="12" w15:restartNumberingAfterBreak="0">
+    <w:nsid w:val="7D550338"/>
+    <w:multiLevelType w:val="multilevel"/>
+    <w:tmpl w:val="88F80AF4"/>
+    <w:lvl w:ilvl="0">
+      <w:start w:val="1"/>
+      <w:numFmt w:val="decimal"/>
+      <w:lvlText w:val="%1."/>
+      <w:lvlJc w:val="left"/>
+      <w:pPr>
+        <w:tabs>
+          <w:tab w:val="num" w:pos="720"/>
+        </w:tabs>
+        <w:ind w:left="720" w:hanging="360"/>
+      </w:pPr>
+    </w:lvl>
+    <w:lvl w:ilvl="1" w:tentative="1">
+      <w:start w:val="1"/>
+      <w:numFmt w:val="decimal"/>
+      <w:lvlText w:val="%2."/>
+      <w:lvlJc w:val="left"/>
+      <w:pPr>
+        <w:tabs>
+          <w:tab w:val="num" w:pos="1440"/>
+        </w:tabs>
+        <w:ind w:left="1440" w:hanging="360"/>
+      </w:pPr>
+    </w:lvl>
+    <w:lvl w:ilvl="2" w:tentative="1">
+      <w:start w:val="1"/>
+      <w:numFmt w:val="decimal"/>
+      <w:lvlText w:val="%3."/>
+      <w:lvlJc w:val="left"/>
+      <w:pPr>
+        <w:tabs>
+          <w:tab w:val="num" w:pos="2160"/>
+        </w:tabs>
+        <w:ind w:left="2160" w:hanging="360"/>
+      </w:pPr>
+    </w:lvl>
+    <w:lvl w:ilvl="3" w:tentative="1">
+      <w:start w:val="1"/>
+      <w:numFmt w:val="decimal"/>
+      <w:lvlText w:val="%4."/>
+      <w:lvlJc w:val="left"/>
+      <w:pPr>
+        <w:tabs>
+          <w:tab w:val="num" w:pos="2880"/>
+        </w:tabs>
+        <w:ind w:left="2880" w:hanging="360"/>
+      </w:pPr>
+    </w:lvl>
+    <w:lvl w:ilvl="4" w:tentative="1">
+      <w:start w:val="1"/>
+      <w:numFmt w:val="decimal"/>
+      <w:lvlText w:val="%5."/>
+      <w:lvlJc w:val="left"/>
+      <w:pPr>
+        <w:tabs>
+          <w:tab w:val="num" w:pos="3600"/>
+        </w:tabs>
+        <w:ind w:left="3600" w:hanging="360"/>
+      </w:pPr>
+    </w:lvl>
+    <w:lvl w:ilvl="5" w:tentative="1">
+      <w:start w:val="1"/>
+      <w:numFmt w:val="decimal"/>
+      <w:lvlText w:val="%6."/>
+      <w:lvlJc w:val="left"/>
+      <w:pPr>
+        <w:tabs>
+          <w:tab w:val="num" w:pos="4320"/>
+        </w:tabs>
+        <w:ind w:left="4320" w:hanging="360"/>
+      </w:pPr>
+    </w:lvl>
+    <w:lvl w:ilvl="6" w:tentative="1">
+      <w:start w:val="1"/>
+      <w:numFmt w:val="decimal"/>
+      <w:lvlText w:val="%7."/>
+      <w:lvlJc w:val="left"/>
+      <w:pPr>
+        <w:tabs>
+          <w:tab w:val="num" w:pos="5040"/>
+        </w:tabs>
+        <w:ind w:left="5040" w:hanging="360"/>
+      </w:pPr>
+    </w:lvl>
+    <w:lvl w:ilvl="7" w:tentative="1">
+      <w:start w:val="1"/>
+      <w:numFmt w:val="decimal"/>
+      <w:lvlText w:val="%8."/>
+      <w:lvlJc w:val="left"/>
+      <w:pPr>
+        <w:tabs>
+          <w:tab w:val="num" w:pos="5760"/>
+        </w:tabs>
+        <w:ind w:left="5760" w:hanging="360"/>
+      </w:pPr>
+    </w:lvl>
+    <w:lvl w:ilvl="8" w:tentative="1">
+      <w:start w:val="1"/>
+      <w:numFmt w:val="decimal"/>
+      <w:lvlText w:val="%9."/>
+      <w:lvlJc w:val="left"/>
+      <w:pPr>
+        <w:tabs>
+          <w:tab w:val="num" w:pos="6480"/>
+        </w:tabs>
+        <w:ind w:left="6480" w:hanging="360"/>
+      </w:pPr>
+    </w:lvl>
+  </w:abstractNum>
   <w:num w:numId="1">
+    <w:abstractNumId w:val="4"/>
+  </w:num>
+  <w:num w:numId="2">
+    <w:abstractNumId w:val="6"/>
+  </w:num>
+  <w:num w:numId="3">
     <w:abstractNumId w:val="1"/>
   </w:num>
-  <w:num w:numId="2">
+  <w:num w:numId="4">
+    <w:abstractNumId w:val="0"/>
+  </w:num>
+  <w:num w:numId="5">
+    <w:abstractNumId w:val="10"/>
+  </w:num>
+  <w:num w:numId="6">
     <w:abstractNumId w:val="2"/>
   </w:num>
-  <w:num w:numId="3">
-    <w:abstractNumId w:val="0"/>
+  <w:num w:numId="7">
+    <w:abstractNumId w:val="8"/>
+  </w:num>
+  <w:num w:numId="8">
+    <w:abstractNumId w:val="11"/>
+  </w:num>
+  <w:num w:numId="9">
+    <w:abstractNumId w:val="5"/>
+  </w:num>
+  <w:num w:numId="10">
+    <w:abstractNumId w:val="9"/>
+  </w:num>
+  <w:num w:numId="11">
+    <w:abstractNumId w:val="12"/>
+  </w:num>
+  <w:num w:numId="12">
+    <w:abstractNumId w:val="7"/>
+  </w:num>
+  <w:num w:numId="13">
+    <w:abstractNumId w:val="3"/>
   </w:num>
 </w:numbering>
 </file>
@@ -1386,6 +4411,29 @@
       <w:spacing w:before="240" w:after="0" w:line="240" w:lineRule="auto"/>
     </w:pPr>
   </w:style>
+  <w:style w:type="paragraph" w:styleId="Heading2">
+    <w:name w:val="heading 2"/>
+    <w:basedOn w:val="Normal"/>
+    <w:next w:val="Normal"/>
+    <w:link w:val="Heading2Char"/>
+    <w:uiPriority w:val="9"/>
+    <w:semiHidden/>
+    <w:unhideWhenUsed/>
+    <w:qFormat/>
+    <w:rsid w:val="00EA5C5F"/>
+    <w:pPr>
+      <w:keepNext/>
+      <w:keepLines/>
+      <w:spacing w:before="40"/>
+      <w:outlineLvl w:val="1"/>
+    </w:pPr>
+    <w:rPr>
+      <w:rFonts w:asciiTheme="majorHAnsi" w:eastAsiaTheme="majorEastAsia" w:hAnsiTheme="majorHAnsi" w:cstheme="majorBidi"/>
+      <w:color w:val="365F91" w:themeColor="accent1" w:themeShade="BF"/>
+      <w:sz w:val="26"/>
+      <w:szCs w:val="26"/>
+    </w:rPr>
+  </w:style>
   <w:style w:type="character" w:default="1" w:styleId="DefaultParagraphFont">
     <w:name w:val="Default Paragraph Font"/>
     <w:uiPriority w:val="1"/>
@@ -1423,6 +4471,44 @@
       <w:ind w:left="720"/>
       <w:contextualSpacing/>
     </w:pPr>
+  </w:style>
+  <w:style w:type="character" w:customStyle="1" w:styleId="Heading2Char">
+    <w:name w:val="Heading 2 Char"/>
+    <w:basedOn w:val="DefaultParagraphFont"/>
+    <w:link w:val="Heading2"/>
+    <w:uiPriority w:val="9"/>
+    <w:semiHidden/>
+    <w:rsid w:val="00EA5C5F"/>
+    <w:rPr>
+      <w:rFonts w:asciiTheme="majorHAnsi" w:eastAsiaTheme="majorEastAsia" w:hAnsiTheme="majorHAnsi" w:cstheme="majorBidi"/>
+      <w:color w:val="365F91" w:themeColor="accent1" w:themeShade="BF"/>
+      <w:sz w:val="26"/>
+      <w:szCs w:val="26"/>
+    </w:rPr>
+  </w:style>
+  <w:style w:type="character" w:styleId="Strong">
+    <w:name w:val="Strong"/>
+    <w:basedOn w:val="DefaultParagraphFont"/>
+    <w:uiPriority w:val="22"/>
+    <w:qFormat/>
+    <w:rsid w:val="00EA5C5F"/>
+    <w:rPr>
+      <w:b/>
+      <w:bCs/>
+    </w:rPr>
+  </w:style>
+  <w:style w:type="character" w:styleId="HTMLCode">
+    <w:name w:val="HTML Code"/>
+    <w:basedOn w:val="DefaultParagraphFont"/>
+    <w:uiPriority w:val="99"/>
+    <w:semiHidden/>
+    <w:unhideWhenUsed/>
+    <w:rsid w:val="00EA5C5F"/>
+    <w:rPr>
+      <w:rFonts w:ascii="Courier New" w:eastAsia="Times New Roman" w:hAnsi="Courier New" w:cs="Courier New"/>
+      <w:sz w:val="20"/>
+      <w:szCs w:val="20"/>
+    </w:rPr>
   </w:style>
 </w:styles>
 </file>

--- a/Assignments.docx
+++ b/Assignments.docx
@@ -1212,6 +1212,313 @@
           <w:szCs w:val="32"/>
         </w:rPr>
       </w:pPr>
+    </w:p>
+    <w:p>
+      <w:pPr>
+        <w:pStyle w:val="Heading2"/>
+        <w:rPr>
+          <w:rFonts w:ascii="Times New Roman" w:hAnsi="Times New Roman" w:cs="Times New Roman"/>
+          <w:color w:val="000000" w:themeColor="text1"/>
+          <w:sz w:val="32"/>
+          <w:szCs w:val="32"/>
+        </w:rPr>
+      </w:pPr>
+      <w:r>
+        <w:rPr>
+          <w:rStyle w:val="Strong"/>
+          <w:rFonts w:ascii="Times New Roman" w:hAnsi="Times New Roman" w:cs="Times New Roman"/>
+          <w:color w:val="000000" w:themeColor="text1"/>
+          <w:sz w:val="32"/>
+          <w:szCs w:val="32"/>
+        </w:rPr>
+        <w:t>Question 6: Branching Practice</w:t>
+      </w:r>
+    </w:p>
+    <w:p>
+      <w:pPr>
+        <w:numPr>
+          <w:ilvl w:val="0"/>
+          <w:numId w:val="7"/>
+        </w:numPr>
+        <w:spacing w:before="100" w:beforeAutospacing="1" w:after="100" w:afterAutospacing="1"/>
+        <w:rPr>
+          <w:rFonts w:ascii="Times New Roman" w:hAnsi="Times New Roman" w:cs="Times New Roman"/>
+          <w:sz w:val="32"/>
+          <w:szCs w:val="32"/>
+        </w:rPr>
+      </w:pPr>
+      <w:r>
+        <w:rPr>
+          <w:rFonts w:ascii="Times New Roman" w:hAnsi="Times New Roman" w:cs="Times New Roman"/>
+          <w:sz w:val="32"/>
+          <w:szCs w:val="32"/>
+        </w:rPr>
+        <w:t xml:space="preserve">Create a new branch using </w:t>
+      </w:r>
+      <w:r>
+        <w:rPr>
+          <w:rStyle w:val="HTMLCode"/>
+          <w:rFonts w:ascii="Times New Roman" w:eastAsiaTheme="minorHAnsi" w:hAnsi="Times New Roman" w:cs="Times New Roman"/>
+          <w:sz w:val="32"/>
+          <w:szCs w:val="32"/>
+        </w:rPr>
+        <w:t>git branch</w:t>
+      </w:r>
+      <w:r>
+        <w:rPr>
+          <w:rStyle w:val="HTMLCode"/>
+          <w:rFonts w:ascii="Times New Roman" w:eastAsiaTheme="minorHAnsi" w:hAnsi="Times New Roman" w:cs="Times New Roman"/>
+          <w:sz w:val="32"/>
+          <w:szCs w:val="32"/>
+        </w:rPr>
+        <w:t xml:space="preserve"> first_branch</w:t>
+      </w:r>
+      <w:r>
+        <w:rPr>
+          <w:rFonts w:ascii="Times New Roman" w:hAnsi="Times New Roman" w:cs="Times New Roman"/>
+          <w:sz w:val="32"/>
+          <w:szCs w:val="32"/>
+        </w:rPr>
+        <w:t xml:space="preserve">. </w:t>
+      </w:r>
+    </w:p>
+    <w:p>
+      <w:pPr>
+        <w:numPr>
+          <w:ilvl w:val="0"/>
+          <w:numId w:val="7"/>
+        </w:numPr>
+        <w:spacing w:before="100" w:beforeAutospacing="1" w:after="100" w:afterAutospacing="1"/>
+        <w:rPr>
+          <w:rFonts w:ascii="Times New Roman" w:hAnsi="Times New Roman" w:cs="Times New Roman"/>
+          <w:sz w:val="32"/>
+          <w:szCs w:val="32"/>
+        </w:rPr>
+      </w:pPr>
+      <w:r>
+        <w:rPr>
+          <w:rFonts w:ascii="Times New Roman" w:hAnsi="Times New Roman" w:cs="Times New Roman"/>
+          <w:sz w:val="32"/>
+          <w:szCs w:val="32"/>
+        </w:rPr>
+        <w:t xml:space="preserve">Switch to the branch using </w:t>
+      </w:r>
+      <w:r>
+        <w:rPr>
+          <w:rStyle w:val="HTMLCode"/>
+          <w:rFonts w:ascii="Times New Roman" w:eastAsiaTheme="minorHAnsi" w:hAnsi="Times New Roman" w:cs="Times New Roman"/>
+          <w:sz w:val="32"/>
+          <w:szCs w:val="32"/>
+        </w:rPr>
+        <w:t xml:space="preserve">git checkout </w:t>
+      </w:r>
+      <w:r>
+        <w:rPr>
+          <w:rStyle w:val="HTMLCode"/>
+          <w:rFonts w:ascii="Times New Roman" w:eastAsiaTheme="minorHAnsi" w:hAnsi="Times New Roman" w:cs="Times New Roman"/>
+          <w:sz w:val="32"/>
+          <w:szCs w:val="32"/>
+        </w:rPr>
+        <w:t>first_branch</w:t>
+      </w:r>
+      <w:r>
+        <w:rPr>
+          <w:rFonts w:ascii="Times New Roman" w:hAnsi="Times New Roman" w:cs="Times New Roman"/>
+          <w:sz w:val="32"/>
+          <w:szCs w:val="32"/>
+        </w:rPr>
+        <w:t xml:space="preserve">. </w:t>
+      </w:r>
+    </w:p>
+    <w:p>
+      <w:pPr>
+        <w:numPr>
+          <w:ilvl w:val="0"/>
+          <w:numId w:val="7"/>
+        </w:numPr>
+        <w:spacing w:before="100" w:beforeAutospacing="1" w:after="100" w:afterAutospacing="1"/>
+        <w:rPr>
+          <w:rFonts w:ascii="Times New Roman" w:hAnsi="Times New Roman" w:cs="Times New Roman"/>
+          <w:sz w:val="32"/>
+          <w:szCs w:val="32"/>
+        </w:rPr>
+      </w:pPr>
+      <w:r>
+        <w:rPr>
+          <w:rFonts w:ascii="Times New Roman" w:hAnsi="Times New Roman" w:cs="Times New Roman"/>
+          <w:sz w:val="32"/>
+          <w:szCs w:val="32"/>
+        </w:rPr>
+        <w:t xml:space="preserve">Create a new file and add some content. </w:t>
+      </w:r>
+    </w:p>
+    <w:p>
+      <w:pPr>
+        <w:numPr>
+          <w:ilvl w:val="0"/>
+          <w:numId w:val="7"/>
+        </w:numPr>
+        <w:spacing w:before="100" w:beforeAutospacing="1" w:after="100" w:afterAutospacing="1"/>
+        <w:rPr>
+          <w:rFonts w:ascii="Times New Roman" w:hAnsi="Times New Roman" w:cs="Times New Roman"/>
+          <w:sz w:val="32"/>
+          <w:szCs w:val="32"/>
+        </w:rPr>
+      </w:pPr>
+      <w:r>
+        <w:rPr>
+          <w:rFonts w:ascii="Times New Roman" w:hAnsi="Times New Roman" w:cs="Times New Roman"/>
+          <w:sz w:val="32"/>
+          <w:szCs w:val="32"/>
+        </w:rPr>
+        <w:t xml:space="preserve">Stage and commit the changes. </w:t>
+      </w:r>
+    </w:p>
+    <w:p>
+      <w:pPr>
+        <w:numPr>
+          <w:ilvl w:val="0"/>
+          <w:numId w:val="7"/>
+        </w:numPr>
+        <w:spacing w:before="100" w:beforeAutospacing="1" w:after="100" w:afterAutospacing="1"/>
+        <w:rPr>
+          <w:rFonts w:ascii="Times New Roman" w:hAnsi="Times New Roman" w:cs="Times New Roman"/>
+          <w:sz w:val="32"/>
+          <w:szCs w:val="32"/>
+        </w:rPr>
+      </w:pPr>
+      <w:r>
+        <w:rPr>
+          <w:rFonts w:ascii="Times New Roman" w:hAnsi="Times New Roman" w:cs="Times New Roman"/>
+          <w:sz w:val="32"/>
+          <w:szCs w:val="32"/>
+        </w:rPr>
+        <w:t xml:space="preserve">Switch back to the master branch. </w:t>
+      </w:r>
+    </w:p>
+    <w:p>
+      <w:pPr>
+        <w:numPr>
+          <w:ilvl w:val="0"/>
+          <w:numId w:val="7"/>
+        </w:numPr>
+        <w:spacing w:before="100" w:beforeAutospacing="1" w:after="100" w:afterAutospacing="1"/>
+        <w:rPr>
+          <w:rFonts w:ascii="Times New Roman" w:hAnsi="Times New Roman" w:cs="Times New Roman"/>
+          <w:sz w:val="32"/>
+          <w:szCs w:val="32"/>
+        </w:rPr>
+      </w:pPr>
+      <w:r>
+        <w:rPr>
+          <w:rFonts w:ascii="Times New Roman" w:hAnsi="Times New Roman" w:cs="Times New Roman"/>
+          <w:sz w:val="32"/>
+          <w:szCs w:val="32"/>
+        </w:rPr>
+        <w:t xml:space="preserve">Merge the feature branch into master. </w:t>
+      </w:r>
+    </w:p>
+    <w:p>
+      <w:pPr>
+        <w:numPr>
+          <w:ilvl w:val="0"/>
+          <w:numId w:val="7"/>
+        </w:numPr>
+        <w:spacing w:before="100" w:beforeAutospacing="1" w:after="100" w:afterAutospacing="1"/>
+        <w:rPr>
+          <w:rFonts w:ascii="Times New Roman" w:hAnsi="Times New Roman" w:cs="Times New Roman"/>
+          <w:sz w:val="32"/>
+          <w:szCs w:val="32"/>
+        </w:rPr>
+      </w:pPr>
+      <w:r>
+        <w:rPr>
+          <w:rFonts w:ascii="Times New Roman" w:hAnsi="Times New Roman" w:cs="Times New Roman"/>
+          <w:sz w:val="32"/>
+          <w:szCs w:val="32"/>
+        </w:rPr>
+        <w:t xml:space="preserve">Verify using </w:t>
+      </w:r>
+      <w:r>
+        <w:rPr>
+          <w:rStyle w:val="HTMLCode"/>
+          <w:rFonts w:ascii="Times New Roman" w:eastAsiaTheme="minorHAnsi" w:hAnsi="Times New Roman" w:cs="Times New Roman"/>
+          <w:sz w:val="32"/>
+          <w:szCs w:val="32"/>
+        </w:rPr>
+        <w:t>git log --</w:t>
+      </w:r>
+      <w:proofErr w:type="spellStart"/>
+      <w:r>
+        <w:rPr>
+          <w:rStyle w:val="HTMLCode"/>
+          <w:rFonts w:ascii="Times New Roman" w:eastAsiaTheme="minorHAnsi" w:hAnsi="Times New Roman" w:cs="Times New Roman"/>
+          <w:sz w:val="32"/>
+          <w:szCs w:val="32"/>
+        </w:rPr>
+        <w:t>oneline</w:t>
+      </w:r>
+      <w:proofErr w:type="spellEnd"/>
+      <w:r>
+        <w:rPr>
+          <w:rFonts w:ascii="Times New Roman" w:hAnsi="Times New Roman" w:cs="Times New Roman"/>
+          <w:sz w:val="32"/>
+          <w:szCs w:val="32"/>
+        </w:rPr>
+        <w:t xml:space="preserve">. </w:t>
+      </w:r>
+    </w:p>
+    <w:p>
+      <w:pPr>
+        <w:spacing w:before="0"/>
+        <w:rPr>
+          <w:rFonts w:ascii="Times New Roman" w:hAnsi="Times New Roman" w:cs="Times New Roman"/>
+          <w:sz w:val="32"/>
+          <w:szCs w:val="32"/>
+        </w:rPr>
+      </w:pPr>
+      <w:r>
+        <w:rPr>
+          <w:noProof/>
+          <w:lang w:eastAsia="en-IN"/>
+        </w:rPr>
+        <w:lastRenderedPageBreak/>
+        <w:drawing>
+          <wp:inline distT="0" distB="0" distL="0" distR="0" wp14:anchorId="60435E24" wp14:editId="42502FEF">
+            <wp:extent cx="5369560" cy="8863330"/>
+            <wp:effectExtent l="0" t="0" r="2540" b="0"/>
+            <wp:docPr id="7" name="Picture 7"/>
+            <wp:cNvGraphicFramePr>
+              <a:graphicFrameLocks xmlns:a="http://schemas.openxmlformats.org/drawingml/2006/main" noChangeAspect="1"/>
+            </wp:cNvGraphicFramePr>
+            <a:graphic xmlns:a="http://schemas.openxmlformats.org/drawingml/2006/main">
+              <a:graphicData uri="http://schemas.openxmlformats.org/drawingml/2006/picture">
+                <pic:pic xmlns:pic="http://schemas.openxmlformats.org/drawingml/2006/picture">
+                  <pic:nvPicPr>
+                    <pic:cNvPr id="1" name=""/>
+                    <pic:cNvPicPr/>
+                  </pic:nvPicPr>
+                  <pic:blipFill>
+                    <a:blip r:embed="rId11"/>
+                    <a:stretch>
+                      <a:fillRect/>
+                    </a:stretch>
+                  </pic:blipFill>
+                  <pic:spPr>
+                    <a:xfrm>
+                      <a:off x="0" y="0"/>
+                      <a:ext cx="5369560" cy="8863330"/>
+                    </a:xfrm>
+                    <a:prstGeom prst="rect">
+                      <a:avLst/>
+                    </a:prstGeom>
+                  </pic:spPr>
+                </pic:pic>
+              </a:graphicData>
+            </a:graphic>
+          </wp:inline>
+        </w:drawing>
+      </w:r>
       <w:bookmarkStart w:id="0" w:name="_GoBack"/>
       <w:bookmarkEnd w:id="0"/>
     </w:p>
@@ -1220,42 +1527,94 @@
         <w:pStyle w:val="Heading2"/>
         <w:rPr>
           <w:rFonts w:ascii="Times New Roman" w:hAnsi="Times New Roman" w:cs="Times New Roman"/>
+          <w:sz w:val="32"/>
+          <w:szCs w:val="32"/>
+        </w:rPr>
+      </w:pPr>
+      <w:r>
+        <w:rPr>
+          <w:rFonts w:ascii="Times New Roman" w:hAnsi="Times New Roman" w:cs="Times New Roman"/>
+          <w:sz w:val="32"/>
+          <w:szCs w:val="32"/>
+        </w:rPr>
+        <w:lastRenderedPageBreak/>
+        <w:t xml:space="preserve"> </w:t>
+      </w:r>
+      <w:r>
+        <w:rPr>
+          <w:rStyle w:val="Strong"/>
+          <w:rFonts w:ascii="Times New Roman" w:hAnsi="Times New Roman" w:cs="Times New Roman"/>
           <w:color w:val="000000" w:themeColor="text1"/>
           <w:sz w:val="32"/>
           <w:szCs w:val="32"/>
         </w:rPr>
-      </w:pPr>
-      <w:r>
-        <w:rPr>
-          <w:rStyle w:val="Strong"/>
-          <w:rFonts w:ascii="Times New Roman" w:hAnsi="Times New Roman" w:cs="Times New Roman"/>
-          <w:color w:val="000000" w:themeColor="text1"/>
-          <w:sz w:val="32"/>
-          <w:szCs w:val="32"/>
-        </w:rPr>
-        <w:t>Question 6: Branching Practice</w:t>
-      </w:r>
-    </w:p>
-    <w:p>
-      <w:pPr>
-        <w:numPr>
-          <w:ilvl w:val="0"/>
-          <w:numId w:val="7"/>
-        </w:numPr>
-        <w:spacing w:before="100" w:beforeAutospacing="1" w:after="100" w:afterAutospacing="1"/>
-        <w:rPr>
-          <w:rFonts w:ascii="Times New Roman" w:hAnsi="Times New Roman" w:cs="Times New Roman"/>
-          <w:sz w:val="32"/>
-          <w:szCs w:val="32"/>
-        </w:rPr>
-      </w:pPr>
-      <w:r>
-        <w:rPr>
-          <w:rFonts w:ascii="Times New Roman" w:hAnsi="Times New Roman" w:cs="Times New Roman"/>
-          <w:sz w:val="32"/>
-          <w:szCs w:val="32"/>
-        </w:rPr>
-        <w:t xml:space="preserve">Create a new branch using </w:t>
+        <w:t>Question 7: Stash Practice</w:t>
+      </w:r>
+    </w:p>
+    <w:p>
+      <w:pPr>
+        <w:numPr>
+          <w:ilvl w:val="0"/>
+          <w:numId w:val="8"/>
+        </w:numPr>
+        <w:spacing w:before="100" w:beforeAutospacing="1" w:after="100" w:afterAutospacing="1"/>
+        <w:rPr>
+          <w:rFonts w:ascii="Times New Roman" w:hAnsi="Times New Roman" w:cs="Times New Roman"/>
+          <w:sz w:val="32"/>
+          <w:szCs w:val="32"/>
+        </w:rPr>
+      </w:pPr>
+      <w:r>
+        <w:rPr>
+          <w:rFonts w:ascii="Times New Roman" w:hAnsi="Times New Roman" w:cs="Times New Roman"/>
+          <w:sz w:val="32"/>
+          <w:szCs w:val="32"/>
+        </w:rPr>
+        <w:t xml:space="preserve">Modify an existing file but do not commit. </w:t>
+      </w:r>
+    </w:p>
+    <w:p>
+      <w:pPr>
+        <w:numPr>
+          <w:ilvl w:val="0"/>
+          <w:numId w:val="8"/>
+        </w:numPr>
+        <w:spacing w:before="100" w:beforeAutospacing="1" w:after="100" w:afterAutospacing="1"/>
+        <w:rPr>
+          <w:rFonts w:ascii="Times New Roman" w:hAnsi="Times New Roman" w:cs="Times New Roman"/>
+          <w:sz w:val="32"/>
+          <w:szCs w:val="32"/>
+        </w:rPr>
+      </w:pPr>
+      <w:r>
+        <w:rPr>
+          <w:rFonts w:ascii="Times New Roman" w:hAnsi="Times New Roman" w:cs="Times New Roman"/>
+          <w:sz w:val="32"/>
+          <w:szCs w:val="32"/>
+        </w:rPr>
+        <w:t xml:space="preserve">Check the status of the file. </w:t>
+      </w:r>
+    </w:p>
+    <w:p>
+      <w:pPr>
+        <w:numPr>
+          <w:ilvl w:val="0"/>
+          <w:numId w:val="8"/>
+        </w:numPr>
+        <w:spacing w:before="100" w:beforeAutospacing="1" w:after="100" w:afterAutospacing="1"/>
+        <w:rPr>
+          <w:rFonts w:ascii="Times New Roman" w:hAnsi="Times New Roman" w:cs="Times New Roman"/>
+          <w:sz w:val="32"/>
+          <w:szCs w:val="32"/>
+        </w:rPr>
+      </w:pPr>
+      <w:r>
+        <w:rPr>
+          <w:rFonts w:ascii="Times New Roman" w:hAnsi="Times New Roman" w:cs="Times New Roman"/>
+          <w:sz w:val="32"/>
+          <w:szCs w:val="32"/>
+        </w:rPr>
+        <w:t xml:space="preserve">Save the changes using </w:t>
       </w:r>
       <w:r>
         <w:rPr>
@@ -1264,7 +1623,7 @@
           <w:sz w:val="32"/>
           <w:szCs w:val="32"/>
         </w:rPr>
-        <w:t>git branch feature1</w:t>
+        <w:t>git stash</w:t>
       </w:r>
       <w:r>
         <w:rPr>
@@ -1279,22 +1638,44 @@
       <w:pPr>
         <w:numPr>
           <w:ilvl w:val="0"/>
-          <w:numId w:val="7"/>
-        </w:numPr>
-        <w:spacing w:before="100" w:beforeAutospacing="1" w:after="100" w:afterAutospacing="1"/>
-        <w:rPr>
-          <w:rFonts w:ascii="Times New Roman" w:hAnsi="Times New Roman" w:cs="Times New Roman"/>
-          <w:sz w:val="32"/>
-          <w:szCs w:val="32"/>
-        </w:rPr>
-      </w:pPr>
-      <w:r>
-        <w:rPr>
-          <w:rFonts w:ascii="Times New Roman" w:hAnsi="Times New Roman" w:cs="Times New Roman"/>
-          <w:sz w:val="32"/>
-          <w:szCs w:val="32"/>
-        </w:rPr>
-        <w:t xml:space="preserve">Switch to the branch using </w:t>
+          <w:numId w:val="8"/>
+        </w:numPr>
+        <w:spacing w:before="100" w:beforeAutospacing="1" w:after="100" w:afterAutospacing="1"/>
+        <w:rPr>
+          <w:rFonts w:ascii="Times New Roman" w:hAnsi="Times New Roman" w:cs="Times New Roman"/>
+          <w:sz w:val="32"/>
+          <w:szCs w:val="32"/>
+        </w:rPr>
+      </w:pPr>
+      <w:r>
+        <w:rPr>
+          <w:rFonts w:ascii="Times New Roman" w:hAnsi="Times New Roman" w:cs="Times New Roman"/>
+          <w:sz w:val="32"/>
+          <w:szCs w:val="32"/>
+        </w:rPr>
+        <w:t xml:space="preserve">Verify working directory is clean. </w:t>
+      </w:r>
+    </w:p>
+    <w:p>
+      <w:pPr>
+        <w:numPr>
+          <w:ilvl w:val="0"/>
+          <w:numId w:val="8"/>
+        </w:numPr>
+        <w:spacing w:before="100" w:beforeAutospacing="1" w:after="100" w:afterAutospacing="1"/>
+        <w:rPr>
+          <w:rFonts w:ascii="Times New Roman" w:hAnsi="Times New Roman" w:cs="Times New Roman"/>
+          <w:sz w:val="32"/>
+          <w:szCs w:val="32"/>
+        </w:rPr>
+      </w:pPr>
+      <w:r>
+        <w:rPr>
+          <w:rFonts w:ascii="Times New Roman" w:hAnsi="Times New Roman" w:cs="Times New Roman"/>
+          <w:sz w:val="32"/>
+          <w:szCs w:val="32"/>
+        </w:rPr>
+        <w:t xml:space="preserve">Apply the stashed changes using </w:t>
       </w:r>
       <w:r>
         <w:rPr>
@@ -1303,7 +1684,7 @@
           <w:sz w:val="32"/>
           <w:szCs w:val="32"/>
         </w:rPr>
-        <w:t>git checkout feature1</w:t>
+        <w:t>git stash pop</w:t>
       </w:r>
       <w:r>
         <w:rPr>
@@ -1318,29 +1699,7 @@
       <w:pPr>
         <w:numPr>
           <w:ilvl w:val="0"/>
-          <w:numId w:val="7"/>
-        </w:numPr>
-        <w:spacing w:before="100" w:beforeAutospacing="1" w:after="100" w:afterAutospacing="1"/>
-        <w:rPr>
-          <w:rFonts w:ascii="Times New Roman" w:hAnsi="Times New Roman" w:cs="Times New Roman"/>
-          <w:sz w:val="32"/>
-          <w:szCs w:val="32"/>
-        </w:rPr>
-      </w:pPr>
-      <w:r>
-        <w:rPr>
-          <w:rFonts w:ascii="Times New Roman" w:hAnsi="Times New Roman" w:cs="Times New Roman"/>
-          <w:sz w:val="32"/>
-          <w:szCs w:val="32"/>
-        </w:rPr>
-        <w:t xml:space="preserve">Create a new file and add some content. </w:t>
-      </w:r>
-    </w:p>
-    <w:p>
-      <w:pPr>
-        <w:numPr>
-          <w:ilvl w:val="0"/>
-          <w:numId w:val="7"/>
+          <w:numId w:val="8"/>
         </w:numPr>
         <w:spacing w:before="100" w:beforeAutospacing="1" w:after="100" w:afterAutospacing="1"/>
         <w:rPr>
@@ -1362,51 +1721,7 @@
       <w:pPr>
         <w:numPr>
           <w:ilvl w:val="0"/>
-          <w:numId w:val="7"/>
-        </w:numPr>
-        <w:spacing w:before="100" w:beforeAutospacing="1" w:after="100" w:afterAutospacing="1"/>
-        <w:rPr>
-          <w:rFonts w:ascii="Times New Roman" w:hAnsi="Times New Roman" w:cs="Times New Roman"/>
-          <w:sz w:val="32"/>
-          <w:szCs w:val="32"/>
-        </w:rPr>
-      </w:pPr>
-      <w:r>
-        <w:rPr>
-          <w:rFonts w:ascii="Times New Roman" w:hAnsi="Times New Roman" w:cs="Times New Roman"/>
-          <w:sz w:val="32"/>
-          <w:szCs w:val="32"/>
-        </w:rPr>
-        <w:t xml:space="preserve">Switch back to the master branch. </w:t>
-      </w:r>
-    </w:p>
-    <w:p>
-      <w:pPr>
-        <w:numPr>
-          <w:ilvl w:val="0"/>
-          <w:numId w:val="7"/>
-        </w:numPr>
-        <w:spacing w:before="100" w:beforeAutospacing="1" w:after="100" w:afterAutospacing="1"/>
-        <w:rPr>
-          <w:rFonts w:ascii="Times New Roman" w:hAnsi="Times New Roman" w:cs="Times New Roman"/>
-          <w:sz w:val="32"/>
-          <w:szCs w:val="32"/>
-        </w:rPr>
-      </w:pPr>
-      <w:r>
-        <w:rPr>
-          <w:rFonts w:ascii="Times New Roman" w:hAnsi="Times New Roman" w:cs="Times New Roman"/>
-          <w:sz w:val="32"/>
-          <w:szCs w:val="32"/>
-        </w:rPr>
-        <w:t xml:space="preserve">Merge the feature branch into master. </w:t>
-      </w:r>
-    </w:p>
-    <w:p>
-      <w:pPr>
-        <w:numPr>
-          <w:ilvl w:val="0"/>
-          <w:numId w:val="7"/>
+          <w:numId w:val="8"/>
         </w:numPr>
         <w:spacing w:before="100" w:beforeAutospacing="1" w:after="100" w:afterAutospacing="1"/>
         <w:rPr>
@@ -1430,17 +1745,220 @@
           <w:sz w:val="32"/>
           <w:szCs w:val="32"/>
         </w:rPr>
-        <w:t>git log --</w:t>
+        <w:t>git status</w:t>
+      </w:r>
+      <w:r>
+        <w:rPr>
+          <w:rFonts w:ascii="Times New Roman" w:hAnsi="Times New Roman" w:cs="Times New Roman"/>
+          <w:sz w:val="32"/>
+          <w:szCs w:val="32"/>
+        </w:rPr>
+        <w:t>.</w:t>
+      </w:r>
+    </w:p>
+    <w:p>
+      <w:pPr>
+        <w:pStyle w:val="Heading2"/>
+        <w:rPr>
+          <w:rFonts w:ascii="Times New Roman" w:hAnsi="Times New Roman" w:cs="Times New Roman"/>
+          <w:color w:val="000000" w:themeColor="text1"/>
+          <w:sz w:val="32"/>
+          <w:szCs w:val="32"/>
+        </w:rPr>
+      </w:pPr>
+      <w:r>
+        <w:rPr>
+          <w:rStyle w:val="Strong"/>
+          <w:rFonts w:ascii="Times New Roman" w:hAnsi="Times New Roman" w:cs="Times New Roman"/>
+          <w:color w:val="000000" w:themeColor="text1"/>
+          <w:sz w:val="32"/>
+          <w:szCs w:val="32"/>
+        </w:rPr>
+        <w:t>Question 8: Tagging Practice</w:t>
+      </w:r>
+    </w:p>
+    <w:p>
+      <w:pPr>
+        <w:numPr>
+          <w:ilvl w:val="0"/>
+          <w:numId w:val="9"/>
+        </w:numPr>
+        <w:spacing w:before="100" w:beforeAutospacing="1" w:after="100" w:afterAutospacing="1"/>
+        <w:rPr>
+          <w:rFonts w:ascii="Times New Roman" w:hAnsi="Times New Roman" w:cs="Times New Roman"/>
+          <w:sz w:val="32"/>
+          <w:szCs w:val="32"/>
+        </w:rPr>
+      </w:pPr>
+      <w:r>
+        <w:rPr>
+          <w:rFonts w:ascii="Times New Roman" w:hAnsi="Times New Roman" w:cs="Times New Roman"/>
+          <w:sz w:val="32"/>
+          <w:szCs w:val="32"/>
+        </w:rPr>
+        <w:t xml:space="preserve">Create a tag for the current commit. </w:t>
+      </w:r>
+    </w:p>
+    <w:p>
+      <w:pPr>
+        <w:numPr>
+          <w:ilvl w:val="0"/>
+          <w:numId w:val="9"/>
+        </w:numPr>
+        <w:spacing w:before="100" w:beforeAutospacing="1" w:after="100" w:afterAutospacing="1"/>
+        <w:rPr>
+          <w:rFonts w:ascii="Times New Roman" w:hAnsi="Times New Roman" w:cs="Times New Roman"/>
+          <w:sz w:val="32"/>
+          <w:szCs w:val="32"/>
+        </w:rPr>
+      </w:pPr>
+      <w:r>
+        <w:rPr>
+          <w:rFonts w:ascii="Times New Roman" w:hAnsi="Times New Roman" w:cs="Times New Roman"/>
+          <w:sz w:val="32"/>
+          <w:szCs w:val="32"/>
+        </w:rPr>
+        <w:t xml:space="preserve">List all available tags in the repository. </w:t>
+      </w:r>
+    </w:p>
+    <w:p>
+      <w:pPr>
+        <w:numPr>
+          <w:ilvl w:val="0"/>
+          <w:numId w:val="9"/>
+        </w:numPr>
+        <w:spacing w:before="100" w:beforeAutospacing="1" w:after="100" w:afterAutospacing="1"/>
+        <w:rPr>
+          <w:rFonts w:ascii="Times New Roman" w:hAnsi="Times New Roman" w:cs="Times New Roman"/>
+          <w:sz w:val="32"/>
+          <w:szCs w:val="32"/>
+        </w:rPr>
+      </w:pPr>
+      <w:r>
+        <w:rPr>
+          <w:rFonts w:ascii="Times New Roman" w:hAnsi="Times New Roman" w:cs="Times New Roman"/>
+          <w:sz w:val="32"/>
+          <w:szCs w:val="32"/>
+        </w:rPr>
+        <w:t xml:space="preserve">View details of a specific tag. </w:t>
+      </w:r>
+    </w:p>
+    <w:p>
+      <w:pPr>
+        <w:numPr>
+          <w:ilvl w:val="0"/>
+          <w:numId w:val="9"/>
+        </w:numPr>
+        <w:spacing w:before="100" w:beforeAutospacing="1" w:after="100" w:afterAutospacing="1"/>
+        <w:rPr>
+          <w:rFonts w:ascii="Times New Roman" w:hAnsi="Times New Roman" w:cs="Times New Roman"/>
+          <w:sz w:val="32"/>
+          <w:szCs w:val="32"/>
+        </w:rPr>
+      </w:pPr>
+      <w:r>
+        <w:rPr>
+          <w:rFonts w:ascii="Times New Roman" w:hAnsi="Times New Roman" w:cs="Times New Roman"/>
+          <w:sz w:val="32"/>
+          <w:szCs w:val="32"/>
+        </w:rPr>
+        <w:t>Push the tag to the remote repository.</w:t>
+      </w:r>
+    </w:p>
+    <w:p>
+      <w:pPr>
+        <w:pStyle w:val="Heading2"/>
+        <w:rPr>
+          <w:rFonts w:ascii="Times New Roman" w:hAnsi="Times New Roman" w:cs="Times New Roman"/>
+          <w:color w:val="000000" w:themeColor="text1"/>
+          <w:sz w:val="32"/>
+          <w:szCs w:val="32"/>
+        </w:rPr>
+      </w:pPr>
+      <w:r>
+        <w:rPr>
+          <w:rStyle w:val="Strong"/>
+          <w:rFonts w:ascii="Times New Roman" w:hAnsi="Times New Roman" w:cs="Times New Roman"/>
+          <w:color w:val="000000" w:themeColor="text1"/>
+          <w:sz w:val="32"/>
+          <w:szCs w:val="32"/>
+        </w:rPr>
+        <w:t>Question 9: Reset Practice</w:t>
+      </w:r>
+    </w:p>
+    <w:p>
+      <w:pPr>
+        <w:numPr>
+          <w:ilvl w:val="0"/>
+          <w:numId w:val="10"/>
+        </w:numPr>
+        <w:spacing w:before="100" w:beforeAutospacing="1" w:after="100" w:afterAutospacing="1"/>
+        <w:rPr>
+          <w:rFonts w:ascii="Times New Roman" w:hAnsi="Times New Roman" w:cs="Times New Roman"/>
+          <w:sz w:val="32"/>
+          <w:szCs w:val="32"/>
+        </w:rPr>
+      </w:pPr>
+      <w:r>
+        <w:rPr>
+          <w:rFonts w:ascii="Times New Roman" w:hAnsi="Times New Roman" w:cs="Times New Roman"/>
+          <w:sz w:val="32"/>
+          <w:szCs w:val="32"/>
+        </w:rPr>
+        <w:t xml:space="preserve">View the commit history. </w:t>
+      </w:r>
+    </w:p>
+    <w:p>
+      <w:pPr>
+        <w:numPr>
+          <w:ilvl w:val="0"/>
+          <w:numId w:val="10"/>
+        </w:numPr>
+        <w:spacing w:before="100" w:beforeAutospacing="1" w:after="100" w:afterAutospacing="1"/>
+        <w:rPr>
+          <w:rFonts w:ascii="Times New Roman" w:hAnsi="Times New Roman" w:cs="Times New Roman"/>
+          <w:sz w:val="32"/>
+          <w:szCs w:val="32"/>
+        </w:rPr>
+      </w:pPr>
+      <w:r>
+        <w:rPr>
+          <w:rFonts w:ascii="Times New Roman" w:hAnsi="Times New Roman" w:cs="Times New Roman"/>
+          <w:sz w:val="32"/>
+          <w:szCs w:val="32"/>
+        </w:rPr>
+        <w:t xml:space="preserve">Undo the last commit but keep changes staged. </w:t>
+      </w:r>
+    </w:p>
+    <w:p>
+      <w:pPr>
+        <w:numPr>
+          <w:ilvl w:val="0"/>
+          <w:numId w:val="10"/>
+        </w:numPr>
+        <w:spacing w:before="100" w:beforeAutospacing="1" w:after="100" w:afterAutospacing="1"/>
+        <w:rPr>
+          <w:rFonts w:ascii="Times New Roman" w:hAnsi="Times New Roman" w:cs="Times New Roman"/>
+          <w:sz w:val="32"/>
+          <w:szCs w:val="32"/>
+        </w:rPr>
+      </w:pPr>
+      <w:r>
+        <w:rPr>
+          <w:rFonts w:ascii="Times New Roman" w:hAnsi="Times New Roman" w:cs="Times New Roman"/>
+          <w:sz w:val="32"/>
+          <w:szCs w:val="32"/>
+        </w:rPr>
+        <w:t xml:space="preserve">Undo another commit and </w:t>
       </w:r>
       <w:proofErr w:type="spellStart"/>
       <w:r>
         <w:rPr>
-          <w:rStyle w:val="HTMLCode"/>
-          <w:rFonts w:ascii="Times New Roman" w:eastAsiaTheme="minorHAnsi" w:hAnsi="Times New Roman" w:cs="Times New Roman"/>
-          <w:sz w:val="32"/>
-          <w:szCs w:val="32"/>
-        </w:rPr>
-        <w:t>oneline</w:t>
+          <w:rFonts w:ascii="Times New Roman" w:hAnsi="Times New Roman" w:cs="Times New Roman"/>
+          <w:sz w:val="32"/>
+          <w:szCs w:val="32"/>
+        </w:rPr>
+        <w:t>unstage</w:t>
       </w:r>
       <w:proofErr w:type="spellEnd"/>
       <w:r>
@@ -1449,36 +1967,212 @@
           <w:sz w:val="32"/>
           <w:szCs w:val="32"/>
         </w:rPr>
+        <w:t xml:space="preserve"> the changes. </w:t>
+      </w:r>
+    </w:p>
+    <w:p>
+      <w:pPr>
+        <w:numPr>
+          <w:ilvl w:val="0"/>
+          <w:numId w:val="10"/>
+        </w:numPr>
+        <w:spacing w:before="100" w:beforeAutospacing="1" w:after="100" w:afterAutospacing="1"/>
+        <w:rPr>
+          <w:rFonts w:ascii="Times New Roman" w:hAnsi="Times New Roman" w:cs="Times New Roman"/>
+          <w:sz w:val="32"/>
+          <w:szCs w:val="32"/>
+        </w:rPr>
+      </w:pPr>
+      <w:r>
+        <w:rPr>
+          <w:rFonts w:ascii="Times New Roman" w:hAnsi="Times New Roman" w:cs="Times New Roman"/>
+          <w:sz w:val="32"/>
+          <w:szCs w:val="32"/>
+        </w:rPr>
+        <w:t xml:space="preserve">Completely remove the last commit and its changes. </w:t>
+      </w:r>
+    </w:p>
+    <w:p>
+      <w:pPr>
+        <w:numPr>
+          <w:ilvl w:val="0"/>
+          <w:numId w:val="10"/>
+        </w:numPr>
+        <w:spacing w:before="100" w:beforeAutospacing="1" w:after="100" w:afterAutospacing="1"/>
+        <w:rPr>
+          <w:rFonts w:ascii="Times New Roman" w:hAnsi="Times New Roman" w:cs="Times New Roman"/>
+          <w:sz w:val="32"/>
+          <w:szCs w:val="32"/>
+        </w:rPr>
+      </w:pPr>
+      <w:r>
+        <w:rPr>
+          <w:rFonts w:ascii="Times New Roman" w:hAnsi="Times New Roman" w:cs="Times New Roman"/>
+          <w:sz w:val="32"/>
+          <w:szCs w:val="32"/>
+        </w:rPr>
+        <w:t>Verify the changes using commit history.</w:t>
+      </w:r>
+    </w:p>
+    <w:p>
+      <w:pPr>
+        <w:pStyle w:val="Heading2"/>
+        <w:rPr>
+          <w:rFonts w:ascii="Times New Roman" w:hAnsi="Times New Roman" w:cs="Times New Roman"/>
+          <w:color w:val="000000" w:themeColor="text1"/>
+          <w:sz w:val="32"/>
+          <w:szCs w:val="32"/>
+        </w:rPr>
+      </w:pPr>
+      <w:r>
+        <w:rPr>
+          <w:rStyle w:val="Strong"/>
+          <w:rFonts w:ascii="Times New Roman" w:hAnsi="Times New Roman" w:cs="Times New Roman"/>
+          <w:color w:val="000000" w:themeColor="text1"/>
+          <w:sz w:val="32"/>
+          <w:szCs w:val="32"/>
+        </w:rPr>
+        <w:t>Question 10: Revert Practice</w:t>
+      </w:r>
+    </w:p>
+    <w:p>
+      <w:pPr>
+        <w:numPr>
+          <w:ilvl w:val="0"/>
+          <w:numId w:val="11"/>
+        </w:numPr>
+        <w:spacing w:before="100" w:beforeAutospacing="1" w:after="100" w:afterAutospacing="1"/>
+        <w:rPr>
+          <w:rFonts w:ascii="Times New Roman" w:hAnsi="Times New Roman" w:cs="Times New Roman"/>
+          <w:sz w:val="32"/>
+          <w:szCs w:val="32"/>
+        </w:rPr>
+      </w:pPr>
+      <w:r>
+        <w:rPr>
+          <w:rFonts w:ascii="Times New Roman" w:hAnsi="Times New Roman" w:cs="Times New Roman"/>
+          <w:sz w:val="32"/>
+          <w:szCs w:val="32"/>
+        </w:rPr>
+        <w:t xml:space="preserve">View the commit history. </w:t>
+      </w:r>
+    </w:p>
+    <w:p>
+      <w:pPr>
+        <w:numPr>
+          <w:ilvl w:val="0"/>
+          <w:numId w:val="11"/>
+        </w:numPr>
+        <w:spacing w:before="100" w:beforeAutospacing="1" w:after="100" w:afterAutospacing="1"/>
+        <w:rPr>
+          <w:rFonts w:ascii="Times New Roman" w:hAnsi="Times New Roman" w:cs="Times New Roman"/>
+          <w:sz w:val="32"/>
+          <w:szCs w:val="32"/>
+        </w:rPr>
+      </w:pPr>
+      <w:r>
+        <w:rPr>
+          <w:rFonts w:ascii="Times New Roman" w:hAnsi="Times New Roman" w:cs="Times New Roman"/>
+          <w:sz w:val="32"/>
+          <w:szCs w:val="32"/>
+        </w:rPr>
+        <w:t xml:space="preserve">Select a commit to revert. </w:t>
+      </w:r>
+    </w:p>
+    <w:p>
+      <w:pPr>
+        <w:numPr>
+          <w:ilvl w:val="0"/>
+          <w:numId w:val="11"/>
+        </w:numPr>
+        <w:spacing w:before="100" w:beforeAutospacing="1" w:after="100" w:afterAutospacing="1"/>
+        <w:rPr>
+          <w:rFonts w:ascii="Times New Roman" w:hAnsi="Times New Roman" w:cs="Times New Roman"/>
+          <w:sz w:val="32"/>
+          <w:szCs w:val="32"/>
+        </w:rPr>
+      </w:pPr>
+      <w:r>
+        <w:rPr>
+          <w:rFonts w:ascii="Times New Roman" w:hAnsi="Times New Roman" w:cs="Times New Roman"/>
+          <w:sz w:val="32"/>
+          <w:szCs w:val="32"/>
+        </w:rPr>
+        <w:t xml:space="preserve">Revert the selected commit safely. </w:t>
+      </w:r>
+    </w:p>
+    <w:p>
+      <w:pPr>
+        <w:numPr>
+          <w:ilvl w:val="0"/>
+          <w:numId w:val="11"/>
+        </w:numPr>
+        <w:spacing w:before="100" w:beforeAutospacing="1" w:after="100" w:afterAutospacing="1"/>
+        <w:rPr>
+          <w:rFonts w:ascii="Times New Roman" w:hAnsi="Times New Roman" w:cs="Times New Roman"/>
+          <w:sz w:val="32"/>
+          <w:szCs w:val="32"/>
+        </w:rPr>
+      </w:pPr>
+      <w:r>
+        <w:rPr>
+          <w:rFonts w:ascii="Times New Roman" w:hAnsi="Times New Roman" w:cs="Times New Roman"/>
+          <w:sz w:val="32"/>
+          <w:szCs w:val="32"/>
+        </w:rPr>
+        <w:t xml:space="preserve">Verify that a new commit </w:t>
+      </w:r>
+      <w:proofErr w:type="gramStart"/>
+      <w:r>
+        <w:rPr>
+          <w:rFonts w:ascii="Times New Roman" w:hAnsi="Times New Roman" w:cs="Times New Roman"/>
+          <w:sz w:val="32"/>
+          <w:szCs w:val="32"/>
+        </w:rPr>
+        <w:t>is created</w:t>
+      </w:r>
+      <w:proofErr w:type="gramEnd"/>
+      <w:r>
+        <w:rPr>
+          <w:rFonts w:ascii="Times New Roman" w:hAnsi="Times New Roman" w:cs="Times New Roman"/>
+          <w:sz w:val="32"/>
+          <w:szCs w:val="32"/>
+        </w:rPr>
         <w:t xml:space="preserve">. </w:t>
       </w:r>
     </w:p>
     <w:p>
       <w:pPr>
-        <w:spacing w:before="0"/>
-        <w:rPr>
-          <w:rFonts w:ascii="Times New Roman" w:hAnsi="Times New Roman" w:cs="Times New Roman"/>
-          <w:sz w:val="32"/>
-          <w:szCs w:val="32"/>
-        </w:rPr>
-      </w:pPr>
+        <w:numPr>
+          <w:ilvl w:val="0"/>
+          <w:numId w:val="11"/>
+        </w:numPr>
+        <w:spacing w:before="100" w:beforeAutospacing="1" w:after="100" w:afterAutospacing="1"/>
+        <w:rPr>
+          <w:rFonts w:ascii="Times New Roman" w:hAnsi="Times New Roman" w:cs="Times New Roman"/>
+          <w:sz w:val="32"/>
+          <w:szCs w:val="32"/>
+        </w:rPr>
+      </w:pPr>
+      <w:r>
+        <w:rPr>
+          <w:rFonts w:ascii="Times New Roman" w:hAnsi="Times New Roman" w:cs="Times New Roman"/>
+          <w:sz w:val="32"/>
+          <w:szCs w:val="32"/>
+        </w:rPr>
+        <w:t>Check the updated commit history.</w:t>
+      </w:r>
     </w:p>
     <w:p>
       <w:pPr>
         <w:pStyle w:val="Heading2"/>
         <w:rPr>
           <w:rFonts w:ascii="Times New Roman" w:hAnsi="Times New Roman" w:cs="Times New Roman"/>
-          <w:sz w:val="32"/>
-          <w:szCs w:val="32"/>
-        </w:rPr>
-      </w:pPr>
-      <w:r>
-        <w:rPr>
-          <w:rFonts w:ascii="Times New Roman" w:hAnsi="Times New Roman" w:cs="Times New Roman"/>
-          <w:sz w:val="32"/>
-          <w:szCs w:val="32"/>
-        </w:rPr>
-        <w:t xml:space="preserve"> </w:t>
-      </w:r>
+          <w:color w:val="000000" w:themeColor="text1"/>
+          <w:sz w:val="32"/>
+          <w:szCs w:val="32"/>
+        </w:rPr>
+      </w:pPr>
       <w:r>
         <w:rPr>
           <w:rStyle w:val="Strong"/>
@@ -1487,212 +2181,117 @@
           <w:sz w:val="32"/>
           <w:szCs w:val="32"/>
         </w:rPr>
-        <w:t>Question 7: Stash Practice</w:t>
-      </w:r>
-    </w:p>
-    <w:p>
-      <w:pPr>
-        <w:numPr>
-          <w:ilvl w:val="0"/>
-          <w:numId w:val="8"/>
-        </w:numPr>
-        <w:spacing w:before="100" w:beforeAutospacing="1" w:after="100" w:afterAutospacing="1"/>
-        <w:rPr>
-          <w:rFonts w:ascii="Times New Roman" w:hAnsi="Times New Roman" w:cs="Times New Roman"/>
-          <w:sz w:val="32"/>
-          <w:szCs w:val="32"/>
-        </w:rPr>
-      </w:pPr>
-      <w:r>
-        <w:rPr>
-          <w:rFonts w:ascii="Times New Roman" w:hAnsi="Times New Roman" w:cs="Times New Roman"/>
-          <w:sz w:val="32"/>
-          <w:szCs w:val="32"/>
-        </w:rPr>
-        <w:t xml:space="preserve">Modify an existing file but do not commit. </w:t>
-      </w:r>
-    </w:p>
-    <w:p>
-      <w:pPr>
-        <w:numPr>
-          <w:ilvl w:val="0"/>
-          <w:numId w:val="8"/>
-        </w:numPr>
-        <w:spacing w:before="100" w:beforeAutospacing="1" w:after="100" w:afterAutospacing="1"/>
-        <w:rPr>
-          <w:rFonts w:ascii="Times New Roman" w:hAnsi="Times New Roman" w:cs="Times New Roman"/>
-          <w:sz w:val="32"/>
-          <w:szCs w:val="32"/>
-        </w:rPr>
-      </w:pPr>
-      <w:r>
-        <w:rPr>
-          <w:rFonts w:ascii="Times New Roman" w:hAnsi="Times New Roman" w:cs="Times New Roman"/>
-          <w:sz w:val="32"/>
-          <w:szCs w:val="32"/>
-        </w:rPr>
-        <w:t xml:space="preserve">Check the status of the file. </w:t>
-      </w:r>
-    </w:p>
-    <w:p>
-      <w:pPr>
-        <w:numPr>
-          <w:ilvl w:val="0"/>
-          <w:numId w:val="8"/>
-        </w:numPr>
-        <w:spacing w:before="100" w:beforeAutospacing="1" w:after="100" w:afterAutospacing="1"/>
-        <w:rPr>
-          <w:rFonts w:ascii="Times New Roman" w:hAnsi="Times New Roman" w:cs="Times New Roman"/>
-          <w:sz w:val="32"/>
-          <w:szCs w:val="32"/>
-        </w:rPr>
-      </w:pPr>
-      <w:r>
-        <w:rPr>
-          <w:rFonts w:ascii="Times New Roman" w:hAnsi="Times New Roman" w:cs="Times New Roman"/>
-          <w:sz w:val="32"/>
-          <w:szCs w:val="32"/>
-        </w:rPr>
-        <w:t xml:space="preserve">Save the changes using </w:t>
-      </w:r>
-      <w:r>
-        <w:rPr>
-          <w:rStyle w:val="HTMLCode"/>
-          <w:rFonts w:ascii="Times New Roman" w:eastAsiaTheme="minorHAnsi" w:hAnsi="Times New Roman" w:cs="Times New Roman"/>
-          <w:sz w:val="32"/>
-          <w:szCs w:val="32"/>
-        </w:rPr>
-        <w:t>git stash</w:t>
-      </w:r>
-      <w:r>
-        <w:rPr>
-          <w:rFonts w:ascii="Times New Roman" w:hAnsi="Times New Roman" w:cs="Times New Roman"/>
-          <w:sz w:val="32"/>
-          <w:szCs w:val="32"/>
-        </w:rPr>
-        <w:t xml:space="preserve">. </w:t>
-      </w:r>
-    </w:p>
-    <w:p>
-      <w:pPr>
-        <w:numPr>
-          <w:ilvl w:val="0"/>
-          <w:numId w:val="8"/>
-        </w:numPr>
-        <w:spacing w:before="100" w:beforeAutospacing="1" w:after="100" w:afterAutospacing="1"/>
-        <w:rPr>
-          <w:rFonts w:ascii="Times New Roman" w:hAnsi="Times New Roman" w:cs="Times New Roman"/>
-          <w:sz w:val="32"/>
-          <w:szCs w:val="32"/>
-        </w:rPr>
-      </w:pPr>
-      <w:r>
-        <w:rPr>
-          <w:rFonts w:ascii="Times New Roman" w:hAnsi="Times New Roman" w:cs="Times New Roman"/>
-          <w:sz w:val="32"/>
-          <w:szCs w:val="32"/>
-        </w:rPr>
-        <w:t xml:space="preserve">Verify working directory is clean. </w:t>
-      </w:r>
-    </w:p>
-    <w:p>
-      <w:pPr>
-        <w:numPr>
-          <w:ilvl w:val="0"/>
-          <w:numId w:val="8"/>
-        </w:numPr>
-        <w:spacing w:before="100" w:beforeAutospacing="1" w:after="100" w:afterAutospacing="1"/>
-        <w:rPr>
-          <w:rFonts w:ascii="Times New Roman" w:hAnsi="Times New Roman" w:cs="Times New Roman"/>
-          <w:sz w:val="32"/>
-          <w:szCs w:val="32"/>
-        </w:rPr>
-      </w:pPr>
-      <w:r>
-        <w:rPr>
-          <w:rFonts w:ascii="Times New Roman" w:hAnsi="Times New Roman" w:cs="Times New Roman"/>
-          <w:sz w:val="32"/>
-          <w:szCs w:val="32"/>
-        </w:rPr>
-        <w:t xml:space="preserve">Apply the stashed changes using </w:t>
-      </w:r>
-      <w:r>
-        <w:rPr>
-          <w:rStyle w:val="HTMLCode"/>
-          <w:rFonts w:ascii="Times New Roman" w:eastAsiaTheme="minorHAnsi" w:hAnsi="Times New Roman" w:cs="Times New Roman"/>
-          <w:sz w:val="32"/>
-          <w:szCs w:val="32"/>
-        </w:rPr>
-        <w:t>git stash pop</w:t>
-      </w:r>
-      <w:r>
-        <w:rPr>
-          <w:rFonts w:ascii="Times New Roman" w:hAnsi="Times New Roman" w:cs="Times New Roman"/>
-          <w:sz w:val="32"/>
-          <w:szCs w:val="32"/>
-        </w:rPr>
-        <w:t xml:space="preserve">. </w:t>
-      </w:r>
-    </w:p>
-    <w:p>
-      <w:pPr>
-        <w:numPr>
-          <w:ilvl w:val="0"/>
-          <w:numId w:val="8"/>
-        </w:numPr>
-        <w:spacing w:before="100" w:beforeAutospacing="1" w:after="100" w:afterAutospacing="1"/>
-        <w:rPr>
-          <w:rFonts w:ascii="Times New Roman" w:hAnsi="Times New Roman" w:cs="Times New Roman"/>
-          <w:sz w:val="32"/>
-          <w:szCs w:val="32"/>
-        </w:rPr>
-      </w:pPr>
-      <w:r>
-        <w:rPr>
-          <w:rFonts w:ascii="Times New Roman" w:hAnsi="Times New Roman" w:cs="Times New Roman"/>
-          <w:sz w:val="32"/>
-          <w:szCs w:val="32"/>
-        </w:rPr>
-        <w:t xml:space="preserve">Stage and commit the changes. </w:t>
-      </w:r>
-    </w:p>
-    <w:p>
-      <w:pPr>
-        <w:numPr>
-          <w:ilvl w:val="0"/>
-          <w:numId w:val="8"/>
-        </w:numPr>
-        <w:spacing w:before="100" w:beforeAutospacing="1" w:after="100" w:afterAutospacing="1"/>
-        <w:rPr>
-          <w:rFonts w:ascii="Times New Roman" w:hAnsi="Times New Roman" w:cs="Times New Roman"/>
-          <w:sz w:val="32"/>
-          <w:szCs w:val="32"/>
-        </w:rPr>
-      </w:pPr>
-      <w:r>
-        <w:rPr>
-          <w:rFonts w:ascii="Times New Roman" w:hAnsi="Times New Roman" w:cs="Times New Roman"/>
-          <w:sz w:val="32"/>
-          <w:szCs w:val="32"/>
-        </w:rPr>
-        <w:t xml:space="preserve">Verify using </w:t>
-      </w:r>
-      <w:r>
-        <w:rPr>
-          <w:rStyle w:val="HTMLCode"/>
-          <w:rFonts w:ascii="Times New Roman" w:eastAsiaTheme="minorHAnsi" w:hAnsi="Times New Roman" w:cs="Times New Roman"/>
-          <w:sz w:val="32"/>
-          <w:szCs w:val="32"/>
-        </w:rPr>
-        <w:t>git status</w:t>
-      </w:r>
-      <w:r>
-        <w:rPr>
-          <w:rFonts w:ascii="Times New Roman" w:hAnsi="Times New Roman" w:cs="Times New Roman"/>
-          <w:sz w:val="32"/>
-          <w:szCs w:val="32"/>
-        </w:rPr>
-        <w:t>.</w:t>
+        <w:t>Question 11: Git Log &amp; History Analysis</w:t>
+      </w:r>
+    </w:p>
+    <w:p>
+      <w:pPr>
+        <w:numPr>
+          <w:ilvl w:val="0"/>
+          <w:numId w:val="12"/>
+        </w:numPr>
+        <w:spacing w:before="100" w:beforeAutospacing="1" w:after="100" w:afterAutospacing="1"/>
+        <w:rPr>
+          <w:rFonts w:ascii="Times New Roman" w:hAnsi="Times New Roman" w:cs="Times New Roman"/>
+          <w:sz w:val="32"/>
+          <w:szCs w:val="32"/>
+        </w:rPr>
+      </w:pPr>
+      <w:r>
+        <w:rPr>
+          <w:rFonts w:ascii="Times New Roman" w:hAnsi="Times New Roman" w:cs="Times New Roman"/>
+          <w:sz w:val="32"/>
+          <w:szCs w:val="32"/>
+        </w:rPr>
+        <w:t xml:space="preserve">View the commit history in short format. </w:t>
+      </w:r>
+    </w:p>
+    <w:p>
+      <w:pPr>
+        <w:numPr>
+          <w:ilvl w:val="0"/>
+          <w:numId w:val="12"/>
+        </w:numPr>
+        <w:spacing w:before="100" w:beforeAutospacing="1" w:after="100" w:afterAutospacing="1"/>
+        <w:rPr>
+          <w:rFonts w:ascii="Times New Roman" w:hAnsi="Times New Roman" w:cs="Times New Roman"/>
+          <w:sz w:val="32"/>
+          <w:szCs w:val="32"/>
+        </w:rPr>
+      </w:pPr>
+      <w:r>
+        <w:rPr>
+          <w:rFonts w:ascii="Times New Roman" w:hAnsi="Times New Roman" w:cs="Times New Roman"/>
+          <w:sz w:val="32"/>
+          <w:szCs w:val="32"/>
+        </w:rPr>
+        <w:t xml:space="preserve">Display commit history with graph visualization. </w:t>
+      </w:r>
+    </w:p>
+    <w:p>
+      <w:pPr>
+        <w:numPr>
+          <w:ilvl w:val="0"/>
+          <w:numId w:val="12"/>
+        </w:numPr>
+        <w:spacing w:before="100" w:beforeAutospacing="1" w:after="100" w:afterAutospacing="1"/>
+        <w:rPr>
+          <w:rFonts w:ascii="Times New Roman" w:hAnsi="Times New Roman" w:cs="Times New Roman"/>
+          <w:sz w:val="32"/>
+          <w:szCs w:val="32"/>
+        </w:rPr>
+      </w:pPr>
+      <w:r>
+        <w:rPr>
+          <w:rFonts w:ascii="Times New Roman" w:hAnsi="Times New Roman" w:cs="Times New Roman"/>
+          <w:sz w:val="32"/>
+          <w:szCs w:val="32"/>
+        </w:rPr>
+        <w:t xml:space="preserve">Show details of a specific commit. </w:t>
+      </w:r>
+    </w:p>
+    <w:p>
+      <w:pPr>
+        <w:numPr>
+          <w:ilvl w:val="0"/>
+          <w:numId w:val="12"/>
+        </w:numPr>
+        <w:spacing w:before="100" w:beforeAutospacing="1" w:after="100" w:afterAutospacing="1"/>
+        <w:rPr>
+          <w:rFonts w:ascii="Times New Roman" w:hAnsi="Times New Roman" w:cs="Times New Roman"/>
+          <w:sz w:val="32"/>
+          <w:szCs w:val="32"/>
+        </w:rPr>
+      </w:pPr>
+      <w:r>
+        <w:rPr>
+          <w:rFonts w:ascii="Times New Roman" w:hAnsi="Times New Roman" w:cs="Times New Roman"/>
+          <w:sz w:val="32"/>
+          <w:szCs w:val="32"/>
+        </w:rPr>
+        <w:t xml:space="preserve">Filter commits by author name. </w:t>
+      </w:r>
+    </w:p>
+    <w:p>
+      <w:pPr>
+        <w:numPr>
+          <w:ilvl w:val="0"/>
+          <w:numId w:val="12"/>
+        </w:numPr>
+        <w:spacing w:before="100" w:beforeAutospacing="1" w:after="100" w:afterAutospacing="1"/>
+        <w:rPr>
+          <w:rFonts w:ascii="Times New Roman" w:hAnsi="Times New Roman" w:cs="Times New Roman"/>
+          <w:sz w:val="32"/>
+          <w:szCs w:val="32"/>
+        </w:rPr>
+      </w:pPr>
+      <w:r>
+        <w:rPr>
+          <w:rFonts w:ascii="Times New Roman" w:hAnsi="Times New Roman" w:cs="Times New Roman"/>
+          <w:sz w:val="32"/>
+          <w:szCs w:val="32"/>
+        </w:rPr>
+        <w:t>Check changes made in a particular commit.</w:t>
       </w:r>
     </w:p>
     <w:p>
@@ -1713,545 +2312,7 @@
           <w:sz w:val="32"/>
           <w:szCs w:val="32"/>
         </w:rPr>
-        <w:t>Question 8: Tagging Practice</w:t>
-      </w:r>
-    </w:p>
-    <w:p>
-      <w:pPr>
-        <w:numPr>
-          <w:ilvl w:val="0"/>
-          <w:numId w:val="9"/>
-        </w:numPr>
-        <w:spacing w:before="100" w:beforeAutospacing="1" w:after="100" w:afterAutospacing="1"/>
-        <w:rPr>
-          <w:rFonts w:ascii="Times New Roman" w:hAnsi="Times New Roman" w:cs="Times New Roman"/>
-          <w:sz w:val="32"/>
-          <w:szCs w:val="32"/>
-        </w:rPr>
-      </w:pPr>
-      <w:r>
-        <w:rPr>
-          <w:rFonts w:ascii="Times New Roman" w:hAnsi="Times New Roman" w:cs="Times New Roman"/>
-          <w:sz w:val="32"/>
-          <w:szCs w:val="32"/>
-        </w:rPr>
-        <w:t xml:space="preserve">Create a tag for the current commit. </w:t>
-      </w:r>
-    </w:p>
-    <w:p>
-      <w:pPr>
-        <w:numPr>
-          <w:ilvl w:val="0"/>
-          <w:numId w:val="9"/>
-        </w:numPr>
-        <w:spacing w:before="100" w:beforeAutospacing="1" w:after="100" w:afterAutospacing="1"/>
-        <w:rPr>
-          <w:rFonts w:ascii="Times New Roman" w:hAnsi="Times New Roman" w:cs="Times New Roman"/>
-          <w:sz w:val="32"/>
-          <w:szCs w:val="32"/>
-        </w:rPr>
-      </w:pPr>
-      <w:r>
-        <w:rPr>
-          <w:rFonts w:ascii="Times New Roman" w:hAnsi="Times New Roman" w:cs="Times New Roman"/>
-          <w:sz w:val="32"/>
-          <w:szCs w:val="32"/>
-        </w:rPr>
-        <w:t xml:space="preserve">List all available tags in the repository. </w:t>
-      </w:r>
-    </w:p>
-    <w:p>
-      <w:pPr>
-        <w:numPr>
-          <w:ilvl w:val="0"/>
-          <w:numId w:val="9"/>
-        </w:numPr>
-        <w:spacing w:before="100" w:beforeAutospacing="1" w:after="100" w:afterAutospacing="1"/>
-        <w:rPr>
-          <w:rFonts w:ascii="Times New Roman" w:hAnsi="Times New Roman" w:cs="Times New Roman"/>
-          <w:sz w:val="32"/>
-          <w:szCs w:val="32"/>
-        </w:rPr>
-      </w:pPr>
-      <w:r>
-        <w:rPr>
-          <w:rFonts w:ascii="Times New Roman" w:hAnsi="Times New Roman" w:cs="Times New Roman"/>
-          <w:sz w:val="32"/>
-          <w:szCs w:val="32"/>
-        </w:rPr>
-        <w:t xml:space="preserve">View details of a specific tag. </w:t>
-      </w:r>
-    </w:p>
-    <w:p>
-      <w:pPr>
-        <w:numPr>
-          <w:ilvl w:val="0"/>
-          <w:numId w:val="9"/>
-        </w:numPr>
-        <w:spacing w:before="100" w:beforeAutospacing="1" w:after="100" w:afterAutospacing="1"/>
-        <w:rPr>
-          <w:rFonts w:ascii="Times New Roman" w:hAnsi="Times New Roman" w:cs="Times New Roman"/>
-          <w:sz w:val="32"/>
-          <w:szCs w:val="32"/>
-        </w:rPr>
-      </w:pPr>
-      <w:r>
-        <w:rPr>
-          <w:rFonts w:ascii="Times New Roman" w:hAnsi="Times New Roman" w:cs="Times New Roman"/>
-          <w:sz w:val="32"/>
-          <w:szCs w:val="32"/>
-        </w:rPr>
-        <w:t>Push the tag to the remote repository.</w:t>
-      </w:r>
-    </w:p>
-    <w:p>
-      <w:pPr>
-        <w:pStyle w:val="Heading2"/>
-        <w:rPr>
-          <w:rFonts w:ascii="Times New Roman" w:hAnsi="Times New Roman" w:cs="Times New Roman"/>
-          <w:color w:val="000000" w:themeColor="text1"/>
-          <w:sz w:val="32"/>
-          <w:szCs w:val="32"/>
-        </w:rPr>
-      </w:pPr>
-      <w:r>
-        <w:rPr>
-          <w:rStyle w:val="Strong"/>
-          <w:rFonts w:ascii="Times New Roman" w:hAnsi="Times New Roman" w:cs="Times New Roman"/>
-          <w:color w:val="000000" w:themeColor="text1"/>
-          <w:sz w:val="32"/>
-          <w:szCs w:val="32"/>
-        </w:rPr>
-        <w:t>Question 9: Reset Practice</w:t>
-      </w:r>
-    </w:p>
-    <w:p>
-      <w:pPr>
-        <w:numPr>
-          <w:ilvl w:val="0"/>
-          <w:numId w:val="10"/>
-        </w:numPr>
-        <w:spacing w:before="100" w:beforeAutospacing="1" w:after="100" w:afterAutospacing="1"/>
-        <w:rPr>
-          <w:rFonts w:ascii="Times New Roman" w:hAnsi="Times New Roman" w:cs="Times New Roman"/>
-          <w:sz w:val="32"/>
-          <w:szCs w:val="32"/>
-        </w:rPr>
-      </w:pPr>
-      <w:r>
-        <w:rPr>
-          <w:rFonts w:ascii="Times New Roman" w:hAnsi="Times New Roman" w:cs="Times New Roman"/>
-          <w:sz w:val="32"/>
-          <w:szCs w:val="32"/>
-        </w:rPr>
-        <w:t xml:space="preserve">View the commit history. </w:t>
-      </w:r>
-    </w:p>
-    <w:p>
-      <w:pPr>
-        <w:numPr>
-          <w:ilvl w:val="0"/>
-          <w:numId w:val="10"/>
-        </w:numPr>
-        <w:spacing w:before="100" w:beforeAutospacing="1" w:after="100" w:afterAutospacing="1"/>
-        <w:rPr>
-          <w:rFonts w:ascii="Times New Roman" w:hAnsi="Times New Roman" w:cs="Times New Roman"/>
-          <w:sz w:val="32"/>
-          <w:szCs w:val="32"/>
-        </w:rPr>
-      </w:pPr>
-      <w:r>
-        <w:rPr>
-          <w:rFonts w:ascii="Times New Roman" w:hAnsi="Times New Roman" w:cs="Times New Roman"/>
-          <w:sz w:val="32"/>
-          <w:szCs w:val="32"/>
-        </w:rPr>
-        <w:t xml:space="preserve">Undo the last commit but keep changes staged. </w:t>
-      </w:r>
-    </w:p>
-    <w:p>
-      <w:pPr>
-        <w:numPr>
-          <w:ilvl w:val="0"/>
-          <w:numId w:val="10"/>
-        </w:numPr>
-        <w:spacing w:before="100" w:beforeAutospacing="1" w:after="100" w:afterAutospacing="1"/>
-        <w:rPr>
-          <w:rFonts w:ascii="Times New Roman" w:hAnsi="Times New Roman" w:cs="Times New Roman"/>
-          <w:sz w:val="32"/>
-          <w:szCs w:val="32"/>
-        </w:rPr>
-      </w:pPr>
-      <w:r>
-        <w:rPr>
-          <w:rFonts w:ascii="Times New Roman" w:hAnsi="Times New Roman" w:cs="Times New Roman"/>
-          <w:sz w:val="32"/>
-          <w:szCs w:val="32"/>
-        </w:rPr>
-        <w:t xml:space="preserve">Undo another commit and </w:t>
-      </w:r>
-      <w:proofErr w:type="spellStart"/>
-      <w:r>
-        <w:rPr>
-          <w:rFonts w:ascii="Times New Roman" w:hAnsi="Times New Roman" w:cs="Times New Roman"/>
-          <w:sz w:val="32"/>
-          <w:szCs w:val="32"/>
-        </w:rPr>
-        <w:t>unstage</w:t>
-      </w:r>
-      <w:proofErr w:type="spellEnd"/>
-      <w:r>
-        <w:rPr>
-          <w:rFonts w:ascii="Times New Roman" w:hAnsi="Times New Roman" w:cs="Times New Roman"/>
-          <w:sz w:val="32"/>
-          <w:szCs w:val="32"/>
-        </w:rPr>
-        <w:t xml:space="preserve"> the changes. </w:t>
-      </w:r>
-    </w:p>
-    <w:p>
-      <w:pPr>
-        <w:numPr>
-          <w:ilvl w:val="0"/>
-          <w:numId w:val="10"/>
-        </w:numPr>
-        <w:spacing w:before="100" w:beforeAutospacing="1" w:after="100" w:afterAutospacing="1"/>
-        <w:rPr>
-          <w:rFonts w:ascii="Times New Roman" w:hAnsi="Times New Roman" w:cs="Times New Roman"/>
-          <w:sz w:val="32"/>
-          <w:szCs w:val="32"/>
-        </w:rPr>
-      </w:pPr>
-      <w:r>
-        <w:rPr>
-          <w:rFonts w:ascii="Times New Roman" w:hAnsi="Times New Roman" w:cs="Times New Roman"/>
-          <w:sz w:val="32"/>
-          <w:szCs w:val="32"/>
-        </w:rPr>
-        <w:t xml:space="preserve">Completely remove the last commit and its changes. </w:t>
-      </w:r>
-    </w:p>
-    <w:p>
-      <w:pPr>
-        <w:numPr>
-          <w:ilvl w:val="0"/>
-          <w:numId w:val="10"/>
-        </w:numPr>
-        <w:spacing w:before="100" w:beforeAutospacing="1" w:after="100" w:afterAutospacing="1"/>
-        <w:rPr>
-          <w:rFonts w:ascii="Times New Roman" w:hAnsi="Times New Roman" w:cs="Times New Roman"/>
-          <w:sz w:val="32"/>
-          <w:szCs w:val="32"/>
-        </w:rPr>
-      </w:pPr>
-      <w:r>
-        <w:rPr>
-          <w:rFonts w:ascii="Times New Roman" w:hAnsi="Times New Roman" w:cs="Times New Roman"/>
-          <w:sz w:val="32"/>
-          <w:szCs w:val="32"/>
-        </w:rPr>
-        <w:t>Verify the changes using commit history.</w:t>
-      </w:r>
-    </w:p>
-    <w:p>
-      <w:pPr>
-        <w:pStyle w:val="Heading2"/>
-        <w:rPr>
-          <w:rFonts w:ascii="Times New Roman" w:hAnsi="Times New Roman" w:cs="Times New Roman"/>
-          <w:color w:val="000000" w:themeColor="text1"/>
-          <w:sz w:val="32"/>
-          <w:szCs w:val="32"/>
-        </w:rPr>
-      </w:pPr>
-      <w:r>
-        <w:rPr>
-          <w:rStyle w:val="Strong"/>
-          <w:rFonts w:ascii="Times New Roman" w:hAnsi="Times New Roman" w:cs="Times New Roman"/>
-          <w:color w:val="000000" w:themeColor="text1"/>
-          <w:sz w:val="32"/>
-          <w:szCs w:val="32"/>
-        </w:rPr>
         <w:lastRenderedPageBreak/>
-        <w:t>Question 10: Revert Practice</w:t>
-      </w:r>
-    </w:p>
-    <w:p>
-      <w:pPr>
-        <w:numPr>
-          <w:ilvl w:val="0"/>
-          <w:numId w:val="11"/>
-        </w:numPr>
-        <w:spacing w:before="100" w:beforeAutospacing="1" w:after="100" w:afterAutospacing="1"/>
-        <w:rPr>
-          <w:rFonts w:ascii="Times New Roman" w:hAnsi="Times New Roman" w:cs="Times New Roman"/>
-          <w:sz w:val="32"/>
-          <w:szCs w:val="32"/>
-        </w:rPr>
-      </w:pPr>
-      <w:r>
-        <w:rPr>
-          <w:rFonts w:ascii="Times New Roman" w:hAnsi="Times New Roman" w:cs="Times New Roman"/>
-          <w:sz w:val="32"/>
-          <w:szCs w:val="32"/>
-        </w:rPr>
-        <w:t xml:space="preserve">View the commit history. </w:t>
-      </w:r>
-    </w:p>
-    <w:p>
-      <w:pPr>
-        <w:numPr>
-          <w:ilvl w:val="0"/>
-          <w:numId w:val="11"/>
-        </w:numPr>
-        <w:spacing w:before="100" w:beforeAutospacing="1" w:after="100" w:afterAutospacing="1"/>
-        <w:rPr>
-          <w:rFonts w:ascii="Times New Roman" w:hAnsi="Times New Roman" w:cs="Times New Roman"/>
-          <w:sz w:val="32"/>
-          <w:szCs w:val="32"/>
-        </w:rPr>
-      </w:pPr>
-      <w:r>
-        <w:rPr>
-          <w:rFonts w:ascii="Times New Roman" w:hAnsi="Times New Roman" w:cs="Times New Roman"/>
-          <w:sz w:val="32"/>
-          <w:szCs w:val="32"/>
-        </w:rPr>
-        <w:t xml:space="preserve">Select a commit to revert. </w:t>
-      </w:r>
-    </w:p>
-    <w:p>
-      <w:pPr>
-        <w:numPr>
-          <w:ilvl w:val="0"/>
-          <w:numId w:val="11"/>
-        </w:numPr>
-        <w:spacing w:before="100" w:beforeAutospacing="1" w:after="100" w:afterAutospacing="1"/>
-        <w:rPr>
-          <w:rFonts w:ascii="Times New Roman" w:hAnsi="Times New Roman" w:cs="Times New Roman"/>
-          <w:sz w:val="32"/>
-          <w:szCs w:val="32"/>
-        </w:rPr>
-      </w:pPr>
-      <w:r>
-        <w:rPr>
-          <w:rFonts w:ascii="Times New Roman" w:hAnsi="Times New Roman" w:cs="Times New Roman"/>
-          <w:sz w:val="32"/>
-          <w:szCs w:val="32"/>
-        </w:rPr>
-        <w:t xml:space="preserve">Revert the selected commit safely. </w:t>
-      </w:r>
-    </w:p>
-    <w:p>
-      <w:pPr>
-        <w:numPr>
-          <w:ilvl w:val="0"/>
-          <w:numId w:val="11"/>
-        </w:numPr>
-        <w:spacing w:before="100" w:beforeAutospacing="1" w:after="100" w:afterAutospacing="1"/>
-        <w:rPr>
-          <w:rFonts w:ascii="Times New Roman" w:hAnsi="Times New Roman" w:cs="Times New Roman"/>
-          <w:sz w:val="32"/>
-          <w:szCs w:val="32"/>
-        </w:rPr>
-      </w:pPr>
-      <w:r>
-        <w:rPr>
-          <w:rFonts w:ascii="Times New Roman" w:hAnsi="Times New Roman" w:cs="Times New Roman"/>
-          <w:sz w:val="32"/>
-          <w:szCs w:val="32"/>
-        </w:rPr>
-        <w:t xml:space="preserve">Verify that a new commit </w:t>
-      </w:r>
-      <w:proofErr w:type="gramStart"/>
-      <w:r>
-        <w:rPr>
-          <w:rFonts w:ascii="Times New Roman" w:hAnsi="Times New Roman" w:cs="Times New Roman"/>
-          <w:sz w:val="32"/>
-          <w:szCs w:val="32"/>
-        </w:rPr>
-        <w:t>is created</w:t>
-      </w:r>
-      <w:proofErr w:type="gramEnd"/>
-      <w:r>
-        <w:rPr>
-          <w:rFonts w:ascii="Times New Roman" w:hAnsi="Times New Roman" w:cs="Times New Roman"/>
-          <w:sz w:val="32"/>
-          <w:szCs w:val="32"/>
-        </w:rPr>
-        <w:t xml:space="preserve">. </w:t>
-      </w:r>
-    </w:p>
-    <w:p>
-      <w:pPr>
-        <w:numPr>
-          <w:ilvl w:val="0"/>
-          <w:numId w:val="11"/>
-        </w:numPr>
-        <w:spacing w:before="100" w:beforeAutospacing="1" w:after="100" w:afterAutospacing="1"/>
-        <w:rPr>
-          <w:rFonts w:ascii="Times New Roman" w:hAnsi="Times New Roman" w:cs="Times New Roman"/>
-          <w:sz w:val="32"/>
-          <w:szCs w:val="32"/>
-        </w:rPr>
-      </w:pPr>
-      <w:r>
-        <w:rPr>
-          <w:rFonts w:ascii="Times New Roman" w:hAnsi="Times New Roman" w:cs="Times New Roman"/>
-          <w:sz w:val="32"/>
-          <w:szCs w:val="32"/>
-        </w:rPr>
-        <w:t>Check the updated commit history.</w:t>
-      </w:r>
-    </w:p>
-    <w:p>
-      <w:pPr>
-        <w:pStyle w:val="Heading2"/>
-        <w:rPr>
-          <w:rFonts w:ascii="Times New Roman" w:hAnsi="Times New Roman" w:cs="Times New Roman"/>
-          <w:color w:val="000000" w:themeColor="text1"/>
-          <w:sz w:val="32"/>
-          <w:szCs w:val="32"/>
-        </w:rPr>
-      </w:pPr>
-      <w:r>
-        <w:rPr>
-          <w:rStyle w:val="Strong"/>
-          <w:rFonts w:ascii="Times New Roman" w:hAnsi="Times New Roman" w:cs="Times New Roman"/>
-          <w:color w:val="000000" w:themeColor="text1"/>
-          <w:sz w:val="32"/>
-          <w:szCs w:val="32"/>
-        </w:rPr>
-        <w:t>Question 11: Git Log &amp; History Analysis</w:t>
-      </w:r>
-    </w:p>
-    <w:p>
-      <w:pPr>
-        <w:numPr>
-          <w:ilvl w:val="0"/>
-          <w:numId w:val="12"/>
-        </w:numPr>
-        <w:spacing w:before="100" w:beforeAutospacing="1" w:after="100" w:afterAutospacing="1"/>
-        <w:rPr>
-          <w:rFonts w:ascii="Times New Roman" w:hAnsi="Times New Roman" w:cs="Times New Roman"/>
-          <w:sz w:val="32"/>
-          <w:szCs w:val="32"/>
-        </w:rPr>
-      </w:pPr>
-      <w:r>
-        <w:rPr>
-          <w:rFonts w:ascii="Times New Roman" w:hAnsi="Times New Roman" w:cs="Times New Roman"/>
-          <w:sz w:val="32"/>
-          <w:szCs w:val="32"/>
-        </w:rPr>
-        <w:t xml:space="preserve">View the commit history in short format. </w:t>
-      </w:r>
-    </w:p>
-    <w:p>
-      <w:pPr>
-        <w:numPr>
-          <w:ilvl w:val="0"/>
-          <w:numId w:val="12"/>
-        </w:numPr>
-        <w:spacing w:before="100" w:beforeAutospacing="1" w:after="100" w:afterAutospacing="1"/>
-        <w:rPr>
-          <w:rFonts w:ascii="Times New Roman" w:hAnsi="Times New Roman" w:cs="Times New Roman"/>
-          <w:sz w:val="32"/>
-          <w:szCs w:val="32"/>
-        </w:rPr>
-      </w:pPr>
-      <w:r>
-        <w:rPr>
-          <w:rFonts w:ascii="Times New Roman" w:hAnsi="Times New Roman" w:cs="Times New Roman"/>
-          <w:sz w:val="32"/>
-          <w:szCs w:val="32"/>
-        </w:rPr>
-        <w:t xml:space="preserve">Display commit history with graph visualization. </w:t>
-      </w:r>
-    </w:p>
-    <w:p>
-      <w:pPr>
-        <w:numPr>
-          <w:ilvl w:val="0"/>
-          <w:numId w:val="12"/>
-        </w:numPr>
-        <w:spacing w:before="100" w:beforeAutospacing="1" w:after="100" w:afterAutospacing="1"/>
-        <w:rPr>
-          <w:rFonts w:ascii="Times New Roman" w:hAnsi="Times New Roman" w:cs="Times New Roman"/>
-          <w:sz w:val="32"/>
-          <w:szCs w:val="32"/>
-        </w:rPr>
-      </w:pPr>
-      <w:r>
-        <w:rPr>
-          <w:rFonts w:ascii="Times New Roman" w:hAnsi="Times New Roman" w:cs="Times New Roman"/>
-          <w:sz w:val="32"/>
-          <w:szCs w:val="32"/>
-        </w:rPr>
-        <w:t xml:space="preserve">Show details of a specific commit. </w:t>
-      </w:r>
-    </w:p>
-    <w:p>
-      <w:pPr>
-        <w:numPr>
-          <w:ilvl w:val="0"/>
-          <w:numId w:val="12"/>
-        </w:numPr>
-        <w:spacing w:before="100" w:beforeAutospacing="1" w:after="100" w:afterAutospacing="1"/>
-        <w:rPr>
-          <w:rFonts w:ascii="Times New Roman" w:hAnsi="Times New Roman" w:cs="Times New Roman"/>
-          <w:sz w:val="32"/>
-          <w:szCs w:val="32"/>
-        </w:rPr>
-      </w:pPr>
-      <w:r>
-        <w:rPr>
-          <w:rFonts w:ascii="Times New Roman" w:hAnsi="Times New Roman" w:cs="Times New Roman"/>
-          <w:sz w:val="32"/>
-          <w:szCs w:val="32"/>
-        </w:rPr>
-        <w:t xml:space="preserve">Filter commits by author name. </w:t>
-      </w:r>
-    </w:p>
-    <w:p>
-      <w:pPr>
-        <w:numPr>
-          <w:ilvl w:val="0"/>
-          <w:numId w:val="12"/>
-        </w:numPr>
-        <w:spacing w:before="100" w:beforeAutospacing="1" w:after="100" w:afterAutospacing="1"/>
-        <w:rPr>
-          <w:rFonts w:ascii="Times New Roman" w:hAnsi="Times New Roman" w:cs="Times New Roman"/>
-          <w:sz w:val="32"/>
-          <w:szCs w:val="32"/>
-        </w:rPr>
-      </w:pPr>
-      <w:r>
-        <w:rPr>
-          <w:rFonts w:ascii="Times New Roman" w:hAnsi="Times New Roman" w:cs="Times New Roman"/>
-          <w:sz w:val="32"/>
-          <w:szCs w:val="32"/>
-        </w:rPr>
-        <w:t>Check changes made in a particular commit.</w:t>
-      </w:r>
-    </w:p>
-    <w:p>
-      <w:pPr>
-        <w:pStyle w:val="Heading2"/>
-        <w:rPr>
-          <w:rFonts w:ascii="Times New Roman" w:hAnsi="Times New Roman" w:cs="Times New Roman"/>
-          <w:color w:val="000000" w:themeColor="text1"/>
-          <w:sz w:val="32"/>
-          <w:szCs w:val="32"/>
-        </w:rPr>
-      </w:pPr>
-      <w:r>
-        <w:rPr>
-          <w:rStyle w:val="Strong"/>
-          <w:rFonts w:ascii="Times New Roman" w:hAnsi="Times New Roman" w:cs="Times New Roman"/>
-          <w:color w:val="000000" w:themeColor="text1"/>
-          <w:sz w:val="32"/>
-          <w:szCs w:val="32"/>
-        </w:rPr>
         <w:t>Question 12: .</w:t>
       </w:r>
       <w:proofErr w:type="spellStart"/>
